--- a/bonus_labs/Reports/ИУ8-105_Шекунов_л9.docx
+++ b/bonus_labs/Reports/ИУ8-105_Шекунов_л9.docx
@@ -335,25 +335,7 @@
               <w:szCs w:val="28"/>
               <w:u w:val="single"/>
             </w:rPr>
-            <w:t xml:space="preserve">ФАКУЛЬТЕТ   </w:t>
-          </w:r>
-          <w:proofErr w:type="gramStart"/>
-          <w:r>
-            <w:rPr>
-              <w:rFonts w:cs="Times New Roman"/>
-              <w:szCs w:val="28"/>
-              <w:u w:val="single"/>
-            </w:rPr>
-            <w:t xml:space="preserve">   «</w:t>
-          </w:r>
-          <w:proofErr w:type="gramEnd"/>
-          <w:r>
-            <w:rPr>
-              <w:rFonts w:cs="Times New Roman"/>
-              <w:szCs w:val="28"/>
-              <w:u w:val="single"/>
-            </w:rPr>
-            <w:t>Информатика и системы управления» (ИУ)</w:t>
+            <w:t>ФАКУЛЬТЕТ      «Информатика и системы управления» (ИУ)</w:t>
           </w:r>
         </w:p>
         <w:p>
@@ -372,16 +354,7 @@
               <w:szCs w:val="28"/>
               <w:u w:val="single"/>
             </w:rPr>
-            <w:t xml:space="preserve">КАФЕДРА         </w:t>
-          </w:r>
-          <w:proofErr w:type="gramStart"/>
-          <w:r>
-            <w:rPr>
-              <w:rFonts w:cs="Times New Roman"/>
-              <w:szCs w:val="28"/>
-              <w:u w:val="single"/>
-            </w:rPr>
-            <w:t xml:space="preserve">   </w:t>
+            <w:t xml:space="preserve">КАФЕДРА            </w:t>
           </w:r>
           <w:r>
             <w:rPr>
@@ -390,17 +363,7 @@
               <w:szCs w:val="28"/>
               <w:u w:val="single"/>
             </w:rPr>
-            <w:t>«</w:t>
-          </w:r>
-          <w:proofErr w:type="gramEnd"/>
-          <w:r>
-            <w:rPr>
-              <w:rFonts w:cs="Times New Roman"/>
-              <w:iCs/>
-              <w:szCs w:val="28"/>
-              <w:u w:val="single"/>
-            </w:rPr>
-            <w:t>Информационная безопасность» (ИУ8)</w:t>
+            <w:t>«Информационная безопасность» (ИУ8)</w:t>
           </w:r>
         </w:p>
         <w:p>
@@ -531,7 +494,7 @@
               <w:sz w:val="32"/>
               <w:szCs w:val="32"/>
             </w:rPr>
-            <w:t>«Игры на разорение. Нахождение цены игры и оптимальных смешанных стратегий.»</w:t>
+            <w:t>«Игры на разорение. Нахождение цены игры и оптимальных смешанных стратегий»</w:t>
           </w:r>
         </w:p>
         <w:p>
@@ -1181,23 +1144,7 @@
               <w:rFonts w:eastAsia="Times New Roman"/>
               <w:szCs w:val="28"/>
             </w:rPr>
-            <w:t xml:space="preserve">  </w:t>
-          </w:r>
-          <w:proofErr w:type="gramStart"/>
-          <w:r>
-            <w:rPr>
-              <w:rFonts w:eastAsia="Times New Roman"/>
-              <w:szCs w:val="28"/>
-            </w:rPr>
-            <w:t xml:space="preserve">Студент:   </w:t>
-          </w:r>
-          <w:proofErr w:type="gramEnd"/>
-          <w:r>
-            <w:rPr>
-              <w:rFonts w:eastAsia="Times New Roman"/>
-              <w:szCs w:val="28"/>
-            </w:rPr>
-            <w:t xml:space="preserve">                    ИУ8-105                                               Б. Е. Шекунов</w:t>
+            <w:t xml:space="preserve">  Студент:                       ИУ8-105                                               Б. Е. Шекунов</w:t>
           </w:r>
         </w:p>
         <w:p>
@@ -2456,23 +2403,7 @@
           <w:rFonts w:eastAsia="Times New Roman" w:cs="Times New Roman"/>
           <w:szCs w:val="28"/>
         </w:rPr>
-        <w:t xml:space="preserve">Цена игры находится рекурсивно через значения </w:t>
-      </w:r>
-      <w:proofErr w:type="spellStart"/>
-      <w:r>
-        <w:rPr>
-          <w:rFonts w:eastAsia="Times New Roman" w:cs="Times New Roman"/>
-          <w:szCs w:val="28"/>
-        </w:rPr>
-        <w:t>подыгр</w:t>
-      </w:r>
-      <w:proofErr w:type="spellEnd"/>
-      <w:r>
-        <w:rPr>
-          <w:rFonts w:eastAsia="Times New Roman" w:cs="Times New Roman"/>
-          <w:szCs w:val="28"/>
-        </w:rPr>
-        <w:t>.</w:t>
+        <w:t>Цена игры находится рекурсивно через значения подыгр.</w:t>
       </w:r>
     </w:p>
     <w:p>
@@ -5057,25 +4988,7 @@
           <w:bCs/>
           <w:szCs w:val="28"/>
         </w:rPr>
-        <w:t xml:space="preserve">Для построения матрицы очередного хода были вычислены значения </w:t>
-      </w:r>
-      <w:proofErr w:type="spellStart"/>
-      <w:r>
-        <w:rPr>
-          <w:rFonts w:eastAsia="Times New Roman" w:cs="Times New Roman"/>
-          <w:bCs/>
-          <w:szCs w:val="28"/>
-        </w:rPr>
-        <w:t>подыгр</w:t>
-      </w:r>
-      <w:proofErr w:type="spellEnd"/>
-      <w:r>
-        <w:rPr>
-          <w:rFonts w:eastAsia="Times New Roman" w:cs="Times New Roman"/>
-          <w:bCs/>
-          <w:szCs w:val="28"/>
-        </w:rPr>
-        <w:t>:</w:t>
+        <w:t>Для построения матрицы очередного хода были вычислены значения подыгр:</w:t>
       </w:r>
     </w:p>
     <w:p>
@@ -5944,14 +5857,7 @@
               <w:rFonts w:ascii="Cambria Math" w:hAnsi="Cambria Math" w:cs="Times New Roman"/>
               <w:szCs w:val="28"/>
             </w:rPr>
-            <m:t>≈0.666667</m:t>
-          </m:r>
-          <m:r>
-            <w:rPr>
-              <w:rFonts w:ascii="Cambria Math" w:hAnsi="Cambria Math" w:cs="Times New Roman"/>
-              <w:szCs w:val="28"/>
-            </w:rPr>
-            <m:t>.</m:t>
+            <m:t>≈0.666667.</m:t>
           </m:r>
         </m:oMath>
       </m:oMathPara>
@@ -8103,87 +8009,19 @@
           <w:lang w:val="en-US"/>
         </w:rPr>
         <w:br/>
-        <w:t xml:space="preserve">from </w:t>
-      </w:r>
-      <w:proofErr w:type="spellStart"/>
-      <w:r>
-        <w:rPr>
-          <w:rFonts w:ascii="Courier New" w:eastAsia="Times New Roman" w:hAnsi="Courier New"/>
-          <w:color w:val="auto"/>
-          <w:sz w:val="16"/>
-          <w:szCs w:val="16"/>
-          <w:lang w:val="en-US"/>
-        </w:rPr>
-        <w:t>dataclasses</w:t>
-      </w:r>
-      <w:proofErr w:type="spellEnd"/>
-      <w:r>
-        <w:rPr>
-          <w:rFonts w:ascii="Courier New" w:eastAsia="Times New Roman" w:hAnsi="Courier New"/>
-          <w:color w:val="auto"/>
-          <w:sz w:val="16"/>
-          <w:szCs w:val="16"/>
-          <w:lang w:val="en-US"/>
-        </w:rPr>
-        <w:t xml:space="preserve"> import </w:t>
-      </w:r>
-      <w:proofErr w:type="spellStart"/>
-      <w:r>
-        <w:rPr>
-          <w:rFonts w:ascii="Courier New" w:eastAsia="Times New Roman" w:hAnsi="Courier New"/>
-          <w:color w:val="auto"/>
-          <w:sz w:val="16"/>
-          <w:szCs w:val="16"/>
-          <w:lang w:val="en-US"/>
-        </w:rPr>
-        <w:t>dataclass</w:t>
-      </w:r>
-      <w:proofErr w:type="spellEnd"/>
-      <w:r>
-        <w:rPr>
-          <w:rFonts w:ascii="Courier New" w:eastAsia="Times New Roman" w:hAnsi="Courier New"/>
-          <w:color w:val="auto"/>
-          <w:sz w:val="16"/>
-          <w:szCs w:val="16"/>
-          <w:lang w:val="en-US"/>
-        </w:rPr>
-        <w:br/>
-        <w:t xml:space="preserve">from </w:t>
-      </w:r>
-      <w:proofErr w:type="spellStart"/>
-      <w:r>
-        <w:rPr>
-          <w:rFonts w:ascii="Courier New" w:eastAsia="Times New Roman" w:hAnsi="Courier New"/>
-          <w:color w:val="auto"/>
-          <w:sz w:val="16"/>
-          <w:szCs w:val="16"/>
-          <w:lang w:val="en-US"/>
-        </w:rPr>
-        <w:t>functools</w:t>
-      </w:r>
-      <w:proofErr w:type="spellEnd"/>
-      <w:r>
-        <w:rPr>
-          <w:rFonts w:ascii="Courier New" w:eastAsia="Times New Roman" w:hAnsi="Courier New"/>
-          <w:color w:val="auto"/>
-          <w:sz w:val="16"/>
-          <w:szCs w:val="16"/>
-          <w:lang w:val="en-US"/>
-        </w:rPr>
-        <w:t xml:space="preserve"> import </w:t>
-      </w:r>
-      <w:proofErr w:type="spellStart"/>
-      <w:r>
-        <w:rPr>
-          <w:rFonts w:ascii="Courier New" w:eastAsia="Times New Roman" w:hAnsi="Courier New"/>
-          <w:color w:val="auto"/>
-          <w:sz w:val="16"/>
-          <w:szCs w:val="16"/>
-          <w:lang w:val="en-US"/>
-        </w:rPr>
-        <w:t>lru_cache</w:t>
-      </w:r>
-      <w:proofErr w:type="spellEnd"/>
+        <w:t>from dataclasses import dataclass</w:t>
+      </w:r>
+      <w:r>
+        <w:rPr>
+          <w:rFonts w:ascii="Courier New" w:eastAsia="Times New Roman" w:hAnsi="Courier New"/>
+          <w:color w:val="auto"/>
+          <w:sz w:val="16"/>
+          <w:szCs w:val="16"/>
+          <w:lang w:val="en-US"/>
+        </w:rPr>
+        <w:br/>
+        <w:t>from functools import lru_cache</w:t>
+      </w:r>
       <w:r>
         <w:rPr>
           <w:rFonts w:ascii="Courier New" w:eastAsia="Times New Roman" w:hAnsi="Courier New"/>
@@ -8204,29 +8042,7 @@
           <w:lang w:val="en-US"/>
         </w:rPr>
         <w:br/>
-        <w:t xml:space="preserve">from typing import </w:t>
-      </w:r>
-      <w:proofErr w:type="spellStart"/>
-      <w:r>
-        <w:rPr>
-          <w:rFonts w:ascii="Courier New" w:eastAsia="Times New Roman" w:hAnsi="Courier New"/>
-          <w:color w:val="auto"/>
-          <w:sz w:val="16"/>
-          <w:szCs w:val="16"/>
-          <w:lang w:val="en-US"/>
-        </w:rPr>
-        <w:t>Iterable</w:t>
-      </w:r>
-      <w:proofErr w:type="spellEnd"/>
-      <w:r>
-        <w:rPr>
-          <w:rFonts w:ascii="Courier New" w:eastAsia="Times New Roman" w:hAnsi="Courier New"/>
-          <w:color w:val="auto"/>
-          <w:sz w:val="16"/>
-          <w:szCs w:val="16"/>
-          <w:lang w:val="en-US"/>
-        </w:rPr>
-        <w:t>, Sequence</w:t>
+        <w:t>from typing import Iterable, Sequence</w:t>
       </w:r>
       <w:r>
         <w:rPr>
@@ -8258,29 +8074,7 @@
           <w:lang w:val="en-US"/>
         </w:rPr>
         <w:br/>
-        <w:t xml:space="preserve">    if </w:t>
-      </w:r>
-      <w:proofErr w:type="spellStart"/>
-      <w:r>
-        <w:rPr>
-          <w:rFonts w:ascii="Courier New" w:eastAsia="Times New Roman" w:hAnsi="Courier New"/>
-          <w:color w:val="auto"/>
-          <w:sz w:val="16"/>
-          <w:szCs w:val="16"/>
-          <w:lang w:val="en-US"/>
-        </w:rPr>
-        <w:t>isinstance</w:t>
-      </w:r>
-      <w:proofErr w:type="spellEnd"/>
-      <w:r>
-        <w:rPr>
-          <w:rFonts w:ascii="Courier New" w:eastAsia="Times New Roman" w:hAnsi="Courier New"/>
-          <w:color w:val="auto"/>
-          <w:sz w:val="16"/>
-          <w:szCs w:val="16"/>
-          <w:lang w:val="en-US"/>
-        </w:rPr>
-        <w:t>(x, Fraction):</w:t>
+        <w:t xml:space="preserve">    if isinstance(x, Fraction):</w:t>
       </w:r>
       <w:r>
         <w:rPr>
@@ -8302,94 +8096,28 @@
           <w:lang w:val="en-US"/>
         </w:rPr>
         <w:br/>
-        <w:t xml:space="preserve">    return Fraction(x).</w:t>
-      </w:r>
-      <w:proofErr w:type="spellStart"/>
-      <w:r>
-        <w:rPr>
-          <w:rFonts w:ascii="Courier New" w:eastAsia="Times New Roman" w:hAnsi="Courier New"/>
-          <w:color w:val="auto"/>
-          <w:sz w:val="16"/>
-          <w:szCs w:val="16"/>
-          <w:lang w:val="en-US"/>
-        </w:rPr>
-        <w:t>limit_denominator</w:t>
-      </w:r>
-      <w:proofErr w:type="spellEnd"/>
-      <w:r>
-        <w:rPr>
-          <w:rFonts w:ascii="Courier New" w:eastAsia="Times New Roman" w:hAnsi="Courier New"/>
-          <w:color w:val="auto"/>
-          <w:sz w:val="16"/>
-          <w:szCs w:val="16"/>
-          <w:lang w:val="en-US"/>
-        </w:rPr>
-        <w:t>()</w:t>
-      </w:r>
-      <w:r>
-        <w:rPr>
-          <w:rFonts w:ascii="Courier New" w:eastAsia="Times New Roman" w:hAnsi="Courier New"/>
-          <w:color w:val="auto"/>
-          <w:sz w:val="16"/>
-          <w:szCs w:val="16"/>
-          <w:lang w:val="en-US"/>
-        </w:rPr>
-        <w:br/>
-      </w:r>
-      <w:r>
-        <w:rPr>
-          <w:rFonts w:ascii="Courier New" w:eastAsia="Times New Roman" w:hAnsi="Courier New"/>
-          <w:color w:val="auto"/>
-          <w:sz w:val="16"/>
-          <w:szCs w:val="16"/>
-          <w:lang w:val="en-US"/>
-        </w:rPr>
-        <w:br/>
-        <w:t xml:space="preserve">def </w:t>
-      </w:r>
-      <w:proofErr w:type="spellStart"/>
-      <w:r>
-        <w:rPr>
-          <w:rFonts w:ascii="Courier New" w:eastAsia="Times New Roman" w:hAnsi="Courier New"/>
-          <w:color w:val="auto"/>
-          <w:sz w:val="16"/>
-          <w:szCs w:val="16"/>
-          <w:lang w:val="en-US"/>
-        </w:rPr>
-        <w:t>fmt_frac</w:t>
-      </w:r>
-      <w:proofErr w:type="spellEnd"/>
-      <w:r>
-        <w:rPr>
-          <w:rFonts w:ascii="Courier New" w:eastAsia="Times New Roman" w:hAnsi="Courier New"/>
-          <w:color w:val="auto"/>
-          <w:sz w:val="16"/>
-          <w:szCs w:val="16"/>
-          <w:lang w:val="en-US"/>
-        </w:rPr>
-        <w:t xml:space="preserve">(x: Fraction | int | float, </w:t>
-      </w:r>
-      <w:proofErr w:type="spellStart"/>
-      <w:r>
-        <w:rPr>
-          <w:rFonts w:ascii="Courier New" w:eastAsia="Times New Roman" w:hAnsi="Courier New"/>
-          <w:color w:val="auto"/>
-          <w:sz w:val="16"/>
-          <w:szCs w:val="16"/>
-          <w:lang w:val="en-US"/>
-        </w:rPr>
-        <w:t>show_decimal</w:t>
-      </w:r>
-      <w:proofErr w:type="spellEnd"/>
-      <w:r>
-        <w:rPr>
-          <w:rFonts w:ascii="Courier New" w:eastAsia="Times New Roman" w:hAnsi="Courier New"/>
-          <w:color w:val="auto"/>
-          <w:sz w:val="16"/>
-          <w:szCs w:val="16"/>
-          <w:lang w:val="en-US"/>
-        </w:rPr>
-        <w:t>: bool = True, digits: int = 6) -&gt; str:</w:t>
+        <w:t xml:space="preserve">    return Fraction(x).limit_denominator()</w:t>
+      </w:r>
+      <w:r>
+        <w:rPr>
+          <w:rFonts w:ascii="Courier New" w:eastAsia="Times New Roman" w:hAnsi="Courier New"/>
+          <w:color w:val="auto"/>
+          <w:sz w:val="16"/>
+          <w:szCs w:val="16"/>
+          <w:lang w:val="en-US"/>
+        </w:rPr>
+        <w:br/>
+      </w:r>
+      <w:r>
+        <w:rPr>
+          <w:rFonts w:ascii="Courier New" w:eastAsia="Times New Roman" w:hAnsi="Courier New"/>
+          <w:color w:val="auto"/>
+          <w:sz w:val="16"/>
+          <w:szCs w:val="16"/>
+          <w:lang w:val="en-US"/>
+        </w:rPr>
+        <w:br/>
+        <w:t>def fmt_frac(x: Fraction | int | float, show_decimal: bool = True, digits: int = 6) -&gt; str:</w:t>
       </w:r>
       <w:r>
         <w:rPr>
@@ -8411,62 +8139,18 @@
           <w:lang w:val="en-US"/>
         </w:rPr>
         <w:br/>
-        <w:t xml:space="preserve">    if </w:t>
-      </w:r>
-      <w:proofErr w:type="spellStart"/>
-      <w:r>
-        <w:rPr>
-          <w:rFonts w:ascii="Courier New" w:eastAsia="Times New Roman" w:hAnsi="Courier New"/>
-          <w:color w:val="auto"/>
-          <w:sz w:val="16"/>
-          <w:szCs w:val="16"/>
-          <w:lang w:val="en-US"/>
-        </w:rPr>
-        <w:t>value.denominator</w:t>
-      </w:r>
-      <w:proofErr w:type="spellEnd"/>
-      <w:r>
-        <w:rPr>
-          <w:rFonts w:ascii="Courier New" w:eastAsia="Times New Roman" w:hAnsi="Courier New"/>
-          <w:color w:val="auto"/>
-          <w:sz w:val="16"/>
-          <w:szCs w:val="16"/>
-          <w:lang w:val="en-US"/>
-        </w:rPr>
-        <w:t xml:space="preserve"> == 1:</w:t>
-      </w:r>
-      <w:r>
-        <w:rPr>
-          <w:rFonts w:ascii="Courier New" w:eastAsia="Times New Roman" w:hAnsi="Courier New"/>
-          <w:color w:val="auto"/>
-          <w:sz w:val="16"/>
-          <w:szCs w:val="16"/>
-          <w:lang w:val="en-US"/>
-        </w:rPr>
-        <w:br/>
-        <w:t xml:space="preserve">        base = str(</w:t>
-      </w:r>
-      <w:proofErr w:type="spellStart"/>
-      <w:r>
-        <w:rPr>
-          <w:rFonts w:ascii="Courier New" w:eastAsia="Times New Roman" w:hAnsi="Courier New"/>
-          <w:color w:val="auto"/>
-          <w:sz w:val="16"/>
-          <w:szCs w:val="16"/>
-          <w:lang w:val="en-US"/>
-        </w:rPr>
-        <w:t>value.numerator</w:t>
-      </w:r>
-      <w:proofErr w:type="spellEnd"/>
-      <w:r>
-        <w:rPr>
-          <w:rFonts w:ascii="Courier New" w:eastAsia="Times New Roman" w:hAnsi="Courier New"/>
-          <w:color w:val="auto"/>
-          <w:sz w:val="16"/>
-          <w:szCs w:val="16"/>
-          <w:lang w:val="en-US"/>
-        </w:rPr>
-        <w:t>)</w:t>
+        <w:t xml:space="preserve">    if value.denominator == 1:</w:t>
+      </w:r>
+      <w:r>
+        <w:rPr>
+          <w:rFonts w:ascii="Courier New" w:eastAsia="Times New Roman" w:hAnsi="Courier New"/>
+          <w:color w:val="auto"/>
+          <w:sz w:val="16"/>
+          <w:szCs w:val="16"/>
+          <w:lang w:val="en-US"/>
+        </w:rPr>
+        <w:br/>
+        <w:t xml:space="preserve">        base = str(value.numerator)</w:t>
       </w:r>
       <w:r>
         <w:rPr>
@@ -8488,94 +8172,28 @@
           <w:lang w:val="en-US"/>
         </w:rPr>
         <w:br/>
-        <w:t xml:space="preserve">        base = f"{</w:t>
-      </w:r>
-      <w:proofErr w:type="spellStart"/>
-      <w:r>
-        <w:rPr>
-          <w:rFonts w:ascii="Courier New" w:eastAsia="Times New Roman" w:hAnsi="Courier New"/>
-          <w:color w:val="auto"/>
-          <w:sz w:val="16"/>
-          <w:szCs w:val="16"/>
-          <w:lang w:val="en-US"/>
-        </w:rPr>
-        <w:t>value.numerator</w:t>
-      </w:r>
-      <w:proofErr w:type="spellEnd"/>
-      <w:r>
-        <w:rPr>
-          <w:rFonts w:ascii="Courier New" w:eastAsia="Times New Roman" w:hAnsi="Courier New"/>
-          <w:color w:val="auto"/>
-          <w:sz w:val="16"/>
-          <w:szCs w:val="16"/>
-          <w:lang w:val="en-US"/>
-        </w:rPr>
-        <w:t>}/{</w:t>
-      </w:r>
-      <w:proofErr w:type="spellStart"/>
-      <w:r>
-        <w:rPr>
-          <w:rFonts w:ascii="Courier New" w:eastAsia="Times New Roman" w:hAnsi="Courier New"/>
-          <w:color w:val="auto"/>
-          <w:sz w:val="16"/>
-          <w:szCs w:val="16"/>
-          <w:lang w:val="en-US"/>
-        </w:rPr>
-        <w:t>value.denominator</w:t>
-      </w:r>
-      <w:proofErr w:type="spellEnd"/>
-      <w:r>
-        <w:rPr>
-          <w:rFonts w:ascii="Courier New" w:eastAsia="Times New Roman" w:hAnsi="Courier New"/>
-          <w:color w:val="auto"/>
-          <w:sz w:val="16"/>
-          <w:szCs w:val="16"/>
-          <w:lang w:val="en-US"/>
-        </w:rPr>
-        <w:t>}"</w:t>
-      </w:r>
-      <w:r>
-        <w:rPr>
-          <w:rFonts w:ascii="Courier New" w:eastAsia="Times New Roman" w:hAnsi="Courier New"/>
-          <w:color w:val="auto"/>
-          <w:sz w:val="16"/>
-          <w:szCs w:val="16"/>
-          <w:lang w:val="en-US"/>
-        </w:rPr>
-        <w:br/>
-      </w:r>
-      <w:r>
-        <w:rPr>
-          <w:rFonts w:ascii="Courier New" w:eastAsia="Times New Roman" w:hAnsi="Courier New"/>
-          <w:color w:val="auto"/>
-          <w:sz w:val="16"/>
-          <w:szCs w:val="16"/>
-          <w:lang w:val="en-US"/>
-        </w:rPr>
-        <w:br/>
-        <w:t xml:space="preserve">    if not </w:t>
-      </w:r>
-      <w:proofErr w:type="spellStart"/>
-      <w:r>
-        <w:rPr>
-          <w:rFonts w:ascii="Courier New" w:eastAsia="Times New Roman" w:hAnsi="Courier New"/>
-          <w:color w:val="auto"/>
-          <w:sz w:val="16"/>
-          <w:szCs w:val="16"/>
-          <w:lang w:val="en-US"/>
-        </w:rPr>
-        <w:t>show_decimal</w:t>
-      </w:r>
-      <w:proofErr w:type="spellEnd"/>
-      <w:r>
-        <w:rPr>
-          <w:rFonts w:ascii="Courier New" w:eastAsia="Times New Roman" w:hAnsi="Courier New"/>
-          <w:color w:val="auto"/>
-          <w:sz w:val="16"/>
-          <w:szCs w:val="16"/>
-          <w:lang w:val="en-US"/>
-        </w:rPr>
-        <w:t>:</w:t>
+        <w:t xml:space="preserve">        base = f"{value.numerator}/{value.denominator}"</w:t>
+      </w:r>
+      <w:r>
+        <w:rPr>
+          <w:rFonts w:ascii="Courier New" w:eastAsia="Times New Roman" w:hAnsi="Courier New"/>
+          <w:color w:val="auto"/>
+          <w:sz w:val="16"/>
+          <w:szCs w:val="16"/>
+          <w:lang w:val="en-US"/>
+        </w:rPr>
+        <w:br/>
+      </w:r>
+      <w:r>
+        <w:rPr>
+          <w:rFonts w:ascii="Courier New" w:eastAsia="Times New Roman" w:hAnsi="Courier New"/>
+          <w:color w:val="auto"/>
+          <w:sz w:val="16"/>
+          <w:szCs w:val="16"/>
+          <w:lang w:val="en-US"/>
+        </w:rPr>
+        <w:br/>
+        <w:t xml:space="preserve">    if not show_decimal:</w:t>
       </w:r>
       <w:r>
         <w:rPr>
@@ -8640,94 +8258,28 @@
           <w:lang w:val="en-US"/>
         </w:rPr>
         <w:br/>
-        <w:t xml:space="preserve">    return f"{base} ≈ {dec:.{digits}f}".</w:t>
-      </w:r>
-      <w:proofErr w:type="spellStart"/>
-      <w:r>
-        <w:rPr>
-          <w:rFonts w:ascii="Courier New" w:eastAsia="Times New Roman" w:hAnsi="Courier New"/>
-          <w:color w:val="auto"/>
-          <w:sz w:val="16"/>
-          <w:szCs w:val="16"/>
-          <w:lang w:val="en-US"/>
-        </w:rPr>
-        <w:t>rstrip</w:t>
-      </w:r>
-      <w:proofErr w:type="spellEnd"/>
-      <w:r>
-        <w:rPr>
-          <w:rFonts w:ascii="Courier New" w:eastAsia="Times New Roman" w:hAnsi="Courier New"/>
-          <w:color w:val="auto"/>
-          <w:sz w:val="16"/>
-          <w:szCs w:val="16"/>
-          <w:lang w:val="en-US"/>
-        </w:rPr>
-        <w:t>("0").</w:t>
-      </w:r>
-      <w:proofErr w:type="spellStart"/>
-      <w:r>
-        <w:rPr>
-          <w:rFonts w:ascii="Courier New" w:eastAsia="Times New Roman" w:hAnsi="Courier New"/>
-          <w:color w:val="auto"/>
-          <w:sz w:val="16"/>
-          <w:szCs w:val="16"/>
-          <w:lang w:val="en-US"/>
-        </w:rPr>
-        <w:t>rstrip</w:t>
-      </w:r>
-      <w:proofErr w:type="spellEnd"/>
-      <w:r>
-        <w:rPr>
-          <w:rFonts w:ascii="Courier New" w:eastAsia="Times New Roman" w:hAnsi="Courier New"/>
-          <w:color w:val="auto"/>
-          <w:sz w:val="16"/>
-          <w:szCs w:val="16"/>
-          <w:lang w:val="en-US"/>
-        </w:rPr>
-        <w:t>(".")</w:t>
-      </w:r>
-      <w:r>
-        <w:rPr>
-          <w:rFonts w:ascii="Courier New" w:eastAsia="Times New Roman" w:hAnsi="Courier New"/>
-          <w:color w:val="auto"/>
-          <w:sz w:val="16"/>
-          <w:szCs w:val="16"/>
-          <w:lang w:val="en-US"/>
-        </w:rPr>
-        <w:br/>
-      </w:r>
-      <w:r>
-        <w:rPr>
-          <w:rFonts w:ascii="Courier New" w:eastAsia="Times New Roman" w:hAnsi="Courier New"/>
-          <w:color w:val="auto"/>
-          <w:sz w:val="16"/>
-          <w:szCs w:val="16"/>
-          <w:lang w:val="en-US"/>
-        </w:rPr>
-        <w:br/>
-        <w:t xml:space="preserve">def </w:t>
-      </w:r>
-      <w:proofErr w:type="spellStart"/>
-      <w:r>
-        <w:rPr>
-          <w:rFonts w:ascii="Courier New" w:eastAsia="Times New Roman" w:hAnsi="Courier New"/>
-          <w:color w:val="auto"/>
-          <w:sz w:val="16"/>
-          <w:szCs w:val="16"/>
-          <w:lang w:val="en-US"/>
-        </w:rPr>
-        <w:t>fmt_strategy</w:t>
-      </w:r>
-      <w:proofErr w:type="spellEnd"/>
-      <w:r>
-        <w:rPr>
-          <w:rFonts w:ascii="Courier New" w:eastAsia="Times New Roman" w:hAnsi="Courier New"/>
-          <w:color w:val="auto"/>
-          <w:sz w:val="16"/>
-          <w:szCs w:val="16"/>
-          <w:lang w:val="en-US"/>
-        </w:rPr>
-        <w:t>(strategy: tuple[Fraction, Fraction], labels: tuple[str, str]) -&gt; str:</w:t>
+        <w:t xml:space="preserve">    return f"{base} ≈ {dec:.{digits}f}".rstrip("0").rstrip(".")</w:t>
+      </w:r>
+      <w:r>
+        <w:rPr>
+          <w:rFonts w:ascii="Courier New" w:eastAsia="Times New Roman" w:hAnsi="Courier New"/>
+          <w:color w:val="auto"/>
+          <w:sz w:val="16"/>
+          <w:szCs w:val="16"/>
+          <w:lang w:val="en-US"/>
+        </w:rPr>
+        <w:br/>
+      </w:r>
+      <w:r>
+        <w:rPr>
+          <w:rFonts w:ascii="Courier New" w:eastAsia="Times New Roman" w:hAnsi="Courier New"/>
+          <w:color w:val="auto"/>
+          <w:sz w:val="16"/>
+          <w:szCs w:val="16"/>
+          <w:lang w:val="en-US"/>
+        </w:rPr>
+        <w:br/>
+        <w:t>def fmt_strategy(strategy: tuple[Fraction, Fraction], labels: tuple[str, str]) -&gt; str:</w:t>
       </w:r>
       <w:r>
         <w:rPr>
@@ -8749,62 +8301,18 @@
           <w:lang w:val="en-US"/>
         </w:rPr>
         <w:br/>
-        <w:t xml:space="preserve">        f"({labels[0]}: {</w:t>
-      </w:r>
-      <w:proofErr w:type="spellStart"/>
-      <w:r>
-        <w:rPr>
-          <w:rFonts w:ascii="Courier New" w:eastAsia="Times New Roman" w:hAnsi="Courier New"/>
-          <w:color w:val="auto"/>
-          <w:sz w:val="16"/>
-          <w:szCs w:val="16"/>
-          <w:lang w:val="en-US"/>
-        </w:rPr>
-        <w:t>fmt_frac</w:t>
-      </w:r>
-      <w:proofErr w:type="spellEnd"/>
-      <w:r>
-        <w:rPr>
-          <w:rFonts w:ascii="Courier New" w:eastAsia="Times New Roman" w:hAnsi="Courier New"/>
-          <w:color w:val="auto"/>
-          <w:sz w:val="16"/>
-          <w:szCs w:val="16"/>
-          <w:lang w:val="en-US"/>
-        </w:rPr>
-        <w:t>(strategy[0])}; "</w:t>
-      </w:r>
-      <w:r>
-        <w:rPr>
-          <w:rFonts w:ascii="Courier New" w:eastAsia="Times New Roman" w:hAnsi="Courier New"/>
-          <w:color w:val="auto"/>
-          <w:sz w:val="16"/>
-          <w:szCs w:val="16"/>
-          <w:lang w:val="en-US"/>
-        </w:rPr>
-        <w:br/>
-        <w:t xml:space="preserve">        f"{labels[1]}: {</w:t>
-      </w:r>
-      <w:proofErr w:type="spellStart"/>
-      <w:r>
-        <w:rPr>
-          <w:rFonts w:ascii="Courier New" w:eastAsia="Times New Roman" w:hAnsi="Courier New"/>
-          <w:color w:val="auto"/>
-          <w:sz w:val="16"/>
-          <w:szCs w:val="16"/>
-          <w:lang w:val="en-US"/>
-        </w:rPr>
-        <w:t>fmt_frac</w:t>
-      </w:r>
-      <w:proofErr w:type="spellEnd"/>
-      <w:r>
-        <w:rPr>
-          <w:rFonts w:ascii="Courier New" w:eastAsia="Times New Roman" w:hAnsi="Courier New"/>
-          <w:color w:val="auto"/>
-          <w:sz w:val="16"/>
-          <w:szCs w:val="16"/>
-          <w:lang w:val="en-US"/>
-        </w:rPr>
-        <w:t>(strategy[1])})"</w:t>
+        <w:t xml:space="preserve">        f"({labels[0]}: {fmt_frac(strategy[0])}; "</w:t>
+      </w:r>
+      <w:r>
+        <w:rPr>
+          <w:rFonts w:ascii="Courier New" w:eastAsia="Times New Roman" w:hAnsi="Courier New"/>
+          <w:color w:val="auto"/>
+          <w:sz w:val="16"/>
+          <w:szCs w:val="16"/>
+          <w:lang w:val="en-US"/>
+        </w:rPr>
+        <w:br/>
+        <w:t xml:space="preserve">        f"{labels[1]}: {fmt_frac(strategy[1])})"</w:t>
       </w:r>
       <w:r>
         <w:rPr>
@@ -8847,62 +8355,18 @@
           <w:lang w:val="en-US"/>
         </w:rPr>
         <w:br/>
-        <w:t xml:space="preserve">                     </w:t>
-      </w:r>
-      <w:proofErr w:type="spellStart"/>
-      <w:r>
-        <w:rPr>
-          <w:rFonts w:ascii="Courier New" w:eastAsia="Times New Roman" w:hAnsi="Courier New"/>
-          <w:color w:val="auto"/>
-          <w:sz w:val="16"/>
-          <w:szCs w:val="16"/>
-          <w:lang w:val="en-US"/>
-        </w:rPr>
-        <w:t>row_labels</w:t>
-      </w:r>
-      <w:proofErr w:type="spellEnd"/>
-      <w:r>
-        <w:rPr>
-          <w:rFonts w:ascii="Courier New" w:eastAsia="Times New Roman" w:hAnsi="Courier New"/>
-          <w:color w:val="auto"/>
-          <w:sz w:val="16"/>
-          <w:szCs w:val="16"/>
-          <w:lang w:val="en-US"/>
-        </w:rPr>
-        <w:t>: tuple[str, str] = ("1", "2"),</w:t>
-      </w:r>
-      <w:r>
-        <w:rPr>
-          <w:rFonts w:ascii="Courier New" w:eastAsia="Times New Roman" w:hAnsi="Courier New"/>
-          <w:color w:val="auto"/>
-          <w:sz w:val="16"/>
-          <w:szCs w:val="16"/>
-          <w:lang w:val="en-US"/>
-        </w:rPr>
-        <w:br/>
-        <w:t xml:space="preserve">                     </w:t>
-      </w:r>
-      <w:proofErr w:type="spellStart"/>
-      <w:r>
-        <w:rPr>
-          <w:rFonts w:ascii="Courier New" w:eastAsia="Times New Roman" w:hAnsi="Courier New"/>
-          <w:color w:val="auto"/>
-          <w:sz w:val="16"/>
-          <w:szCs w:val="16"/>
-          <w:lang w:val="en-US"/>
-        </w:rPr>
-        <w:t>col_labels</w:t>
-      </w:r>
-      <w:proofErr w:type="spellEnd"/>
-      <w:r>
-        <w:rPr>
-          <w:rFonts w:ascii="Courier New" w:eastAsia="Times New Roman" w:hAnsi="Courier New"/>
-          <w:color w:val="auto"/>
-          <w:sz w:val="16"/>
-          <w:szCs w:val="16"/>
-          <w:lang w:val="en-US"/>
-        </w:rPr>
-        <w:t>: tuple[str, str] = ("1", "2")) -&gt; None:</w:t>
+        <w:t xml:space="preserve">                     row_labels: tuple[str, str] = ("1", "2"),</w:t>
+      </w:r>
+      <w:r>
+        <w:rPr>
+          <w:rFonts w:ascii="Courier New" w:eastAsia="Times New Roman" w:hAnsi="Courier New"/>
+          <w:color w:val="auto"/>
+          <w:sz w:val="16"/>
+          <w:szCs w:val="16"/>
+          <w:lang w:val="en-US"/>
+        </w:rPr>
+        <w:br/>
+        <w:t xml:space="preserve">                     col_labels: tuple[str, str] = ("1", "2")) -&gt; None:</w:t>
       </w:r>
       <w:r>
         <w:rPr>
@@ -8935,29 +8399,7 @@
           <w:lang w:val="en-US"/>
         </w:rPr>
         <w:br/>
-        <w:t xml:space="preserve">    for label, row in zip(</w:t>
-      </w:r>
-      <w:proofErr w:type="spellStart"/>
-      <w:r>
-        <w:rPr>
-          <w:rFonts w:ascii="Courier New" w:eastAsia="Times New Roman" w:hAnsi="Courier New"/>
-          <w:color w:val="auto"/>
-          <w:sz w:val="16"/>
-          <w:szCs w:val="16"/>
-          <w:lang w:val="en-US"/>
-        </w:rPr>
-        <w:t>row_labels</w:t>
-      </w:r>
-      <w:proofErr w:type="spellEnd"/>
-      <w:r>
-        <w:rPr>
-          <w:rFonts w:ascii="Courier New" w:eastAsia="Times New Roman" w:hAnsi="Courier New"/>
-          <w:color w:val="auto"/>
-          <w:sz w:val="16"/>
-          <w:szCs w:val="16"/>
-          <w:lang w:val="en-US"/>
-        </w:rPr>
-        <w:t>, matrix):</w:t>
+        <w:t xml:space="preserve">    for label, row in zip(row_labels, matrix):</w:t>
       </w:r>
       <w:r>
         <w:rPr>
@@ -9033,161 +8475,51 @@
           <w:lang w:val="en-US"/>
         </w:rPr>
         <w:br/>
-        <w:t xml:space="preserve">    </w:t>
-      </w:r>
-      <w:proofErr w:type="spellStart"/>
-      <w:r>
-        <w:rPr>
-          <w:rFonts w:ascii="Courier New" w:eastAsia="Times New Roman" w:hAnsi="Courier New"/>
-          <w:color w:val="auto"/>
-          <w:sz w:val="16"/>
-          <w:szCs w:val="16"/>
-          <w:lang w:val="en-US"/>
-        </w:rPr>
-        <w:t>row_strategy</w:t>
-      </w:r>
-      <w:proofErr w:type="spellEnd"/>
-      <w:r>
-        <w:rPr>
-          <w:rFonts w:ascii="Courier New" w:eastAsia="Times New Roman" w:hAnsi="Courier New"/>
-          <w:color w:val="auto"/>
-          <w:sz w:val="16"/>
-          <w:szCs w:val="16"/>
-          <w:lang w:val="en-US"/>
-        </w:rPr>
-        <w:t>: tuple[Fraction, Fraction]</w:t>
-      </w:r>
-      <w:r>
-        <w:rPr>
-          <w:rFonts w:ascii="Courier New" w:eastAsia="Times New Roman" w:hAnsi="Courier New"/>
-          <w:color w:val="auto"/>
-          <w:sz w:val="16"/>
-          <w:szCs w:val="16"/>
-          <w:lang w:val="en-US"/>
-        </w:rPr>
-        <w:br/>
-        <w:t xml:space="preserve">    </w:t>
-      </w:r>
-      <w:proofErr w:type="spellStart"/>
-      <w:r>
-        <w:rPr>
-          <w:rFonts w:ascii="Courier New" w:eastAsia="Times New Roman" w:hAnsi="Courier New"/>
-          <w:color w:val="auto"/>
-          <w:sz w:val="16"/>
-          <w:szCs w:val="16"/>
-          <w:lang w:val="en-US"/>
-        </w:rPr>
-        <w:t>col_strategy</w:t>
-      </w:r>
-      <w:proofErr w:type="spellEnd"/>
-      <w:r>
-        <w:rPr>
-          <w:rFonts w:ascii="Courier New" w:eastAsia="Times New Roman" w:hAnsi="Courier New"/>
-          <w:color w:val="auto"/>
-          <w:sz w:val="16"/>
-          <w:szCs w:val="16"/>
-          <w:lang w:val="en-US"/>
-        </w:rPr>
-        <w:t>: tuple[Fraction, Fraction]</w:t>
-      </w:r>
-      <w:r>
-        <w:rPr>
-          <w:rFonts w:ascii="Courier New" w:eastAsia="Times New Roman" w:hAnsi="Courier New"/>
-          <w:color w:val="auto"/>
-          <w:sz w:val="16"/>
-          <w:szCs w:val="16"/>
-          <w:lang w:val="en-US"/>
-        </w:rPr>
-        <w:br/>
-        <w:t xml:space="preserve">    </w:t>
-      </w:r>
-      <w:proofErr w:type="spellStart"/>
-      <w:r>
-        <w:rPr>
-          <w:rFonts w:ascii="Courier New" w:eastAsia="Times New Roman" w:hAnsi="Courier New"/>
-          <w:color w:val="auto"/>
-          <w:sz w:val="16"/>
-          <w:szCs w:val="16"/>
-          <w:lang w:val="en-US"/>
-        </w:rPr>
-        <w:t>lower_price</w:t>
-      </w:r>
-      <w:proofErr w:type="spellEnd"/>
-      <w:r>
-        <w:rPr>
-          <w:rFonts w:ascii="Courier New" w:eastAsia="Times New Roman" w:hAnsi="Courier New"/>
-          <w:color w:val="auto"/>
-          <w:sz w:val="16"/>
-          <w:szCs w:val="16"/>
-          <w:lang w:val="en-US"/>
-        </w:rPr>
-        <w:t>: Fraction</w:t>
-      </w:r>
-      <w:r>
-        <w:rPr>
-          <w:rFonts w:ascii="Courier New" w:eastAsia="Times New Roman" w:hAnsi="Courier New"/>
-          <w:color w:val="auto"/>
-          <w:sz w:val="16"/>
-          <w:szCs w:val="16"/>
-          <w:lang w:val="en-US"/>
-        </w:rPr>
-        <w:br/>
-        <w:t xml:space="preserve">    </w:t>
-      </w:r>
-      <w:proofErr w:type="spellStart"/>
-      <w:r>
-        <w:rPr>
-          <w:rFonts w:ascii="Courier New" w:eastAsia="Times New Roman" w:hAnsi="Courier New"/>
-          <w:color w:val="auto"/>
-          <w:sz w:val="16"/>
-          <w:szCs w:val="16"/>
-          <w:lang w:val="en-US"/>
-        </w:rPr>
-        <w:t>upper_price</w:t>
-      </w:r>
-      <w:proofErr w:type="spellEnd"/>
-      <w:r>
-        <w:rPr>
-          <w:rFonts w:ascii="Courier New" w:eastAsia="Times New Roman" w:hAnsi="Courier New"/>
-          <w:color w:val="auto"/>
-          <w:sz w:val="16"/>
-          <w:szCs w:val="16"/>
-          <w:lang w:val="en-US"/>
-        </w:rPr>
-        <w:t>: Fraction</w:t>
-      </w:r>
-      <w:r>
-        <w:rPr>
-          <w:rFonts w:ascii="Courier New" w:eastAsia="Times New Roman" w:hAnsi="Courier New"/>
-          <w:color w:val="auto"/>
-          <w:sz w:val="16"/>
-          <w:szCs w:val="16"/>
-          <w:lang w:val="en-US"/>
-        </w:rPr>
-        <w:br/>
-        <w:t xml:space="preserve">    </w:t>
-      </w:r>
-      <w:proofErr w:type="spellStart"/>
-      <w:r>
-        <w:rPr>
-          <w:rFonts w:ascii="Courier New" w:eastAsia="Times New Roman" w:hAnsi="Courier New"/>
-          <w:color w:val="auto"/>
-          <w:sz w:val="16"/>
-          <w:szCs w:val="16"/>
-          <w:lang w:val="en-US"/>
-        </w:rPr>
-        <w:t>saddle_points</w:t>
-      </w:r>
-      <w:proofErr w:type="spellEnd"/>
-      <w:r>
-        <w:rPr>
-          <w:rFonts w:ascii="Courier New" w:eastAsia="Times New Roman" w:hAnsi="Courier New"/>
-          <w:color w:val="auto"/>
-          <w:sz w:val="16"/>
-          <w:szCs w:val="16"/>
-          <w:lang w:val="en-US"/>
-        </w:rPr>
-        <w:t>: tuple[tuple[int, int], ...]</w:t>
+        <w:t xml:space="preserve">    row_strategy: tuple[Fraction, Fraction]</w:t>
+      </w:r>
+      <w:r>
+        <w:rPr>
+          <w:rFonts w:ascii="Courier New" w:eastAsia="Times New Roman" w:hAnsi="Courier New"/>
+          <w:color w:val="auto"/>
+          <w:sz w:val="16"/>
+          <w:szCs w:val="16"/>
+          <w:lang w:val="en-US"/>
+        </w:rPr>
+        <w:br/>
+        <w:t xml:space="preserve">    col_strategy: tuple[Fraction, Fraction]</w:t>
+      </w:r>
+      <w:r>
+        <w:rPr>
+          <w:rFonts w:ascii="Courier New" w:eastAsia="Times New Roman" w:hAnsi="Courier New"/>
+          <w:color w:val="auto"/>
+          <w:sz w:val="16"/>
+          <w:szCs w:val="16"/>
+          <w:lang w:val="en-US"/>
+        </w:rPr>
+        <w:br/>
+        <w:t xml:space="preserve">    lower_price: Fraction</w:t>
+      </w:r>
+      <w:r>
+        <w:rPr>
+          <w:rFonts w:ascii="Courier New" w:eastAsia="Times New Roman" w:hAnsi="Courier New"/>
+          <w:color w:val="auto"/>
+          <w:sz w:val="16"/>
+          <w:szCs w:val="16"/>
+          <w:lang w:val="en-US"/>
+        </w:rPr>
+        <w:br/>
+        <w:t xml:space="preserve">    upper_price: Fraction</w:t>
+      </w:r>
+      <w:r>
+        <w:rPr>
+          <w:rFonts w:ascii="Courier New" w:eastAsia="Times New Roman" w:hAnsi="Courier New"/>
+          <w:color w:val="auto"/>
+          <w:sz w:val="16"/>
+          <w:szCs w:val="16"/>
+          <w:lang w:val="en-US"/>
+        </w:rPr>
+        <w:br/>
+        <w:t xml:space="preserve">    saddle_points: tuple[tuple[int, int], ...]</w:t>
       </w:r>
       <w:r>
         <w:rPr>
@@ -9219,161 +8551,29 @@
           <w:lang w:val="en-US"/>
         </w:rPr>
         <w:br/>
-        <w:t>def solve_zero_sum_2x2(</w:t>
-      </w:r>
-      <w:proofErr w:type="spellStart"/>
-      <w:r>
-        <w:rPr>
-          <w:rFonts w:ascii="Courier New" w:eastAsia="Times New Roman" w:hAnsi="Courier New"/>
-          <w:color w:val="auto"/>
-          <w:sz w:val="16"/>
-          <w:szCs w:val="16"/>
-          <w:lang w:val="en-US"/>
-        </w:rPr>
-        <w:t>matrix_like</w:t>
-      </w:r>
-      <w:proofErr w:type="spellEnd"/>
-      <w:r>
-        <w:rPr>
-          <w:rFonts w:ascii="Courier New" w:eastAsia="Times New Roman" w:hAnsi="Courier New"/>
-          <w:color w:val="auto"/>
-          <w:sz w:val="16"/>
-          <w:szCs w:val="16"/>
-          <w:lang w:val="en-US"/>
-        </w:rPr>
-        <w:t>: Sequence[Sequence[int | float | Fraction]]) -&gt; Matrix2x2Solution:</w:t>
-      </w:r>
-      <w:r>
-        <w:rPr>
-          <w:rFonts w:ascii="Courier New" w:eastAsia="Times New Roman" w:hAnsi="Courier New"/>
-          <w:color w:val="auto"/>
-          <w:sz w:val="16"/>
-          <w:szCs w:val="16"/>
-          <w:lang w:val="en-US"/>
-        </w:rPr>
-        <w:br/>
-        <w:t xml:space="preserve">    if </w:t>
-      </w:r>
-      <w:proofErr w:type="spellStart"/>
-      <w:r>
-        <w:rPr>
-          <w:rFonts w:ascii="Courier New" w:eastAsia="Times New Roman" w:hAnsi="Courier New"/>
-          <w:color w:val="auto"/>
-          <w:sz w:val="16"/>
-          <w:szCs w:val="16"/>
-          <w:lang w:val="en-US"/>
-        </w:rPr>
-        <w:t>len</w:t>
-      </w:r>
-      <w:proofErr w:type="spellEnd"/>
-      <w:r>
-        <w:rPr>
-          <w:rFonts w:ascii="Courier New" w:eastAsia="Times New Roman" w:hAnsi="Courier New"/>
-          <w:color w:val="auto"/>
-          <w:sz w:val="16"/>
-          <w:szCs w:val="16"/>
-          <w:lang w:val="en-US"/>
-        </w:rPr>
-        <w:t>(</w:t>
-      </w:r>
-      <w:proofErr w:type="spellStart"/>
-      <w:r>
-        <w:rPr>
-          <w:rFonts w:ascii="Courier New" w:eastAsia="Times New Roman" w:hAnsi="Courier New"/>
-          <w:color w:val="auto"/>
-          <w:sz w:val="16"/>
-          <w:szCs w:val="16"/>
-          <w:lang w:val="en-US"/>
-        </w:rPr>
-        <w:t>matrix_like</w:t>
-      </w:r>
-      <w:proofErr w:type="spellEnd"/>
-      <w:r>
-        <w:rPr>
-          <w:rFonts w:ascii="Courier New" w:eastAsia="Times New Roman" w:hAnsi="Courier New"/>
-          <w:color w:val="auto"/>
-          <w:sz w:val="16"/>
-          <w:szCs w:val="16"/>
-          <w:lang w:val="en-US"/>
-        </w:rPr>
-        <w:t>) != 2 or any(</w:t>
-      </w:r>
-      <w:proofErr w:type="spellStart"/>
-      <w:r>
-        <w:rPr>
-          <w:rFonts w:ascii="Courier New" w:eastAsia="Times New Roman" w:hAnsi="Courier New"/>
-          <w:color w:val="auto"/>
-          <w:sz w:val="16"/>
-          <w:szCs w:val="16"/>
-          <w:lang w:val="en-US"/>
-        </w:rPr>
-        <w:t>len</w:t>
-      </w:r>
-      <w:proofErr w:type="spellEnd"/>
-      <w:r>
-        <w:rPr>
-          <w:rFonts w:ascii="Courier New" w:eastAsia="Times New Roman" w:hAnsi="Courier New"/>
-          <w:color w:val="auto"/>
-          <w:sz w:val="16"/>
-          <w:szCs w:val="16"/>
-          <w:lang w:val="en-US"/>
-        </w:rPr>
-        <w:t xml:space="preserve">(row) != 2 for row in </w:t>
-      </w:r>
-      <w:proofErr w:type="spellStart"/>
-      <w:r>
-        <w:rPr>
-          <w:rFonts w:ascii="Courier New" w:eastAsia="Times New Roman" w:hAnsi="Courier New"/>
-          <w:color w:val="auto"/>
-          <w:sz w:val="16"/>
-          <w:szCs w:val="16"/>
-          <w:lang w:val="en-US"/>
-        </w:rPr>
-        <w:t>matrix_like</w:t>
-      </w:r>
-      <w:proofErr w:type="spellEnd"/>
-      <w:r>
-        <w:rPr>
-          <w:rFonts w:ascii="Courier New" w:eastAsia="Times New Roman" w:hAnsi="Courier New"/>
-          <w:color w:val="auto"/>
-          <w:sz w:val="16"/>
-          <w:szCs w:val="16"/>
-          <w:lang w:val="en-US"/>
-        </w:rPr>
-        <w:t>):</w:t>
-      </w:r>
-      <w:r>
-        <w:rPr>
-          <w:rFonts w:ascii="Courier New" w:eastAsia="Times New Roman" w:hAnsi="Courier New"/>
-          <w:color w:val="auto"/>
-          <w:sz w:val="16"/>
-          <w:szCs w:val="16"/>
-          <w:lang w:val="en-US"/>
-        </w:rPr>
-        <w:br/>
-        <w:t xml:space="preserve">        raise </w:t>
-      </w:r>
-      <w:proofErr w:type="spellStart"/>
-      <w:r>
-        <w:rPr>
-          <w:rFonts w:ascii="Courier New" w:eastAsia="Times New Roman" w:hAnsi="Courier New"/>
-          <w:color w:val="auto"/>
-          <w:sz w:val="16"/>
-          <w:szCs w:val="16"/>
-          <w:lang w:val="en-US"/>
-        </w:rPr>
-        <w:t>ValueError</w:t>
-      </w:r>
-      <w:proofErr w:type="spellEnd"/>
-      <w:r>
-        <w:rPr>
-          <w:rFonts w:ascii="Courier New" w:eastAsia="Times New Roman" w:hAnsi="Courier New"/>
-          <w:color w:val="auto"/>
-          <w:sz w:val="16"/>
-          <w:szCs w:val="16"/>
-          <w:lang w:val="en-US"/>
-        </w:rPr>
-        <w:t>("</w:t>
+        <w:t>def solve_zero_sum_2x2(matrix_like: Sequence[Sequence[int | float | Fraction]]) -&gt; Matrix2x2Solution:</w:t>
+      </w:r>
+      <w:r>
+        <w:rPr>
+          <w:rFonts w:ascii="Courier New" w:eastAsia="Times New Roman" w:hAnsi="Courier New"/>
+          <w:color w:val="auto"/>
+          <w:sz w:val="16"/>
+          <w:szCs w:val="16"/>
+          <w:lang w:val="en-US"/>
+        </w:rPr>
+        <w:br/>
+        <w:t xml:space="preserve">    if len(matrix_like) != 2 or any(len(row) != 2 for row in matrix_like):</w:t>
+      </w:r>
+      <w:r>
+        <w:rPr>
+          <w:rFonts w:ascii="Courier New" w:eastAsia="Times New Roman" w:hAnsi="Courier New"/>
+          <w:color w:val="auto"/>
+          <w:sz w:val="16"/>
+          <w:szCs w:val="16"/>
+          <w:lang w:val="en-US"/>
+        </w:rPr>
+        <w:br/>
+        <w:t xml:space="preserve">        raise ValueError("</w:t>
       </w:r>
       <w:r>
         <w:rPr>
@@ -9451,29 +8651,7 @@
           <w:lang w:val="en-US"/>
         </w:rPr>
         <w:br/>
-        <w:t xml:space="preserve">    matrix = tuple(tuple(F(x) for x in row) for row in </w:t>
-      </w:r>
-      <w:proofErr w:type="spellStart"/>
-      <w:r>
-        <w:rPr>
-          <w:rFonts w:ascii="Courier New" w:eastAsia="Times New Roman" w:hAnsi="Courier New"/>
-          <w:color w:val="auto"/>
-          <w:sz w:val="16"/>
-          <w:szCs w:val="16"/>
-          <w:lang w:val="en-US"/>
-        </w:rPr>
-        <w:t>matrix_like</w:t>
-      </w:r>
-      <w:proofErr w:type="spellEnd"/>
-      <w:r>
-        <w:rPr>
-          <w:rFonts w:ascii="Courier New" w:eastAsia="Times New Roman" w:hAnsi="Courier New"/>
-          <w:color w:val="auto"/>
-          <w:sz w:val="16"/>
-          <w:szCs w:val="16"/>
-          <w:lang w:val="en-US"/>
-        </w:rPr>
-        <w:t>)  # type: ignore[assignment]</w:t>
+        <w:t xml:space="preserve">    matrix = tuple(tuple(F(x) for x in row) for row in matrix_like)  # type: ignore[assignment]</w:t>
       </w:r>
       <w:r>
         <w:rPr>
@@ -9516,270 +8694,72 @@
           <w:lang w:val="en-US"/>
         </w:rPr>
         <w:br/>
-        <w:t xml:space="preserve">    </w:t>
-      </w:r>
-      <w:proofErr w:type="spellStart"/>
-      <w:r>
-        <w:rPr>
-          <w:rFonts w:ascii="Courier New" w:eastAsia="Times New Roman" w:hAnsi="Courier New"/>
-          <w:color w:val="auto"/>
-          <w:sz w:val="16"/>
-          <w:szCs w:val="16"/>
-          <w:lang w:val="en-US"/>
-        </w:rPr>
-        <w:t>row_mins</w:t>
-      </w:r>
-      <w:proofErr w:type="spellEnd"/>
-      <w:r>
-        <w:rPr>
-          <w:rFonts w:ascii="Courier New" w:eastAsia="Times New Roman" w:hAnsi="Courier New"/>
-          <w:color w:val="auto"/>
-          <w:sz w:val="16"/>
-          <w:szCs w:val="16"/>
-          <w:lang w:val="en-US"/>
-        </w:rPr>
-        <w:t xml:space="preserve"> = (min(matrix[0]), min(matrix[1]))</w:t>
-      </w:r>
-      <w:r>
-        <w:rPr>
-          <w:rFonts w:ascii="Courier New" w:eastAsia="Times New Roman" w:hAnsi="Courier New"/>
-          <w:color w:val="auto"/>
-          <w:sz w:val="16"/>
-          <w:szCs w:val="16"/>
-          <w:lang w:val="en-US"/>
-        </w:rPr>
-        <w:br/>
-        <w:t xml:space="preserve">    </w:t>
-      </w:r>
-      <w:proofErr w:type="spellStart"/>
-      <w:r>
-        <w:rPr>
-          <w:rFonts w:ascii="Courier New" w:eastAsia="Times New Roman" w:hAnsi="Courier New"/>
-          <w:color w:val="auto"/>
-          <w:sz w:val="16"/>
-          <w:szCs w:val="16"/>
-          <w:lang w:val="en-US"/>
-        </w:rPr>
-        <w:t>lower_price</w:t>
-      </w:r>
-      <w:proofErr w:type="spellEnd"/>
-      <w:r>
-        <w:rPr>
-          <w:rFonts w:ascii="Courier New" w:eastAsia="Times New Roman" w:hAnsi="Courier New"/>
-          <w:color w:val="auto"/>
-          <w:sz w:val="16"/>
-          <w:szCs w:val="16"/>
-          <w:lang w:val="en-US"/>
-        </w:rPr>
-        <w:t xml:space="preserve"> = max(</w:t>
-      </w:r>
-      <w:proofErr w:type="spellStart"/>
-      <w:r>
-        <w:rPr>
-          <w:rFonts w:ascii="Courier New" w:eastAsia="Times New Roman" w:hAnsi="Courier New"/>
-          <w:color w:val="auto"/>
-          <w:sz w:val="16"/>
-          <w:szCs w:val="16"/>
-          <w:lang w:val="en-US"/>
-        </w:rPr>
-        <w:t>row_mins</w:t>
-      </w:r>
-      <w:proofErr w:type="spellEnd"/>
-      <w:r>
-        <w:rPr>
-          <w:rFonts w:ascii="Courier New" w:eastAsia="Times New Roman" w:hAnsi="Courier New"/>
-          <w:color w:val="auto"/>
-          <w:sz w:val="16"/>
-          <w:szCs w:val="16"/>
-          <w:lang w:val="en-US"/>
-        </w:rPr>
-        <w:t>)</w:t>
-      </w:r>
-      <w:r>
-        <w:rPr>
-          <w:rFonts w:ascii="Courier New" w:eastAsia="Times New Roman" w:hAnsi="Courier New"/>
-          <w:color w:val="auto"/>
-          <w:sz w:val="16"/>
-          <w:szCs w:val="16"/>
-          <w:lang w:val="en-US"/>
-        </w:rPr>
-        <w:br/>
-        <w:t xml:space="preserve">    </w:t>
-      </w:r>
-      <w:proofErr w:type="spellStart"/>
-      <w:r>
-        <w:rPr>
-          <w:rFonts w:ascii="Courier New" w:eastAsia="Times New Roman" w:hAnsi="Courier New"/>
-          <w:color w:val="auto"/>
-          <w:sz w:val="16"/>
-          <w:szCs w:val="16"/>
-          <w:lang w:val="en-US"/>
-        </w:rPr>
-        <w:t>col_maxs</w:t>
-      </w:r>
-      <w:proofErr w:type="spellEnd"/>
-      <w:r>
-        <w:rPr>
-          <w:rFonts w:ascii="Courier New" w:eastAsia="Times New Roman" w:hAnsi="Courier New"/>
-          <w:color w:val="auto"/>
-          <w:sz w:val="16"/>
-          <w:szCs w:val="16"/>
-          <w:lang w:val="en-US"/>
-        </w:rPr>
-        <w:t xml:space="preserve"> = (max(matrix[0][0], matrix[1][0]), max(matrix[0][1], matrix[1][1]))</w:t>
-      </w:r>
-      <w:r>
-        <w:rPr>
-          <w:rFonts w:ascii="Courier New" w:eastAsia="Times New Roman" w:hAnsi="Courier New"/>
-          <w:color w:val="auto"/>
-          <w:sz w:val="16"/>
-          <w:szCs w:val="16"/>
-          <w:lang w:val="en-US"/>
-        </w:rPr>
-        <w:br/>
-        <w:t xml:space="preserve">    </w:t>
-      </w:r>
-      <w:proofErr w:type="spellStart"/>
-      <w:r>
-        <w:rPr>
-          <w:rFonts w:ascii="Courier New" w:eastAsia="Times New Roman" w:hAnsi="Courier New"/>
-          <w:color w:val="auto"/>
-          <w:sz w:val="16"/>
-          <w:szCs w:val="16"/>
-          <w:lang w:val="en-US"/>
-        </w:rPr>
-        <w:t>upper_price</w:t>
-      </w:r>
-      <w:proofErr w:type="spellEnd"/>
-      <w:r>
-        <w:rPr>
-          <w:rFonts w:ascii="Courier New" w:eastAsia="Times New Roman" w:hAnsi="Courier New"/>
-          <w:color w:val="auto"/>
-          <w:sz w:val="16"/>
-          <w:szCs w:val="16"/>
-          <w:lang w:val="en-US"/>
-        </w:rPr>
-        <w:t xml:space="preserve"> = min(</w:t>
-      </w:r>
-      <w:proofErr w:type="spellStart"/>
-      <w:r>
-        <w:rPr>
-          <w:rFonts w:ascii="Courier New" w:eastAsia="Times New Roman" w:hAnsi="Courier New"/>
-          <w:color w:val="auto"/>
-          <w:sz w:val="16"/>
-          <w:szCs w:val="16"/>
-          <w:lang w:val="en-US"/>
-        </w:rPr>
-        <w:t>col_maxs</w:t>
-      </w:r>
-      <w:proofErr w:type="spellEnd"/>
-      <w:r>
-        <w:rPr>
-          <w:rFonts w:ascii="Courier New" w:eastAsia="Times New Roman" w:hAnsi="Courier New"/>
-          <w:color w:val="auto"/>
-          <w:sz w:val="16"/>
-          <w:szCs w:val="16"/>
-          <w:lang w:val="en-US"/>
-        </w:rPr>
-        <w:t>)</w:t>
-      </w:r>
-      <w:r>
-        <w:rPr>
-          <w:rFonts w:ascii="Courier New" w:eastAsia="Times New Roman" w:hAnsi="Courier New"/>
-          <w:color w:val="auto"/>
-          <w:sz w:val="16"/>
-          <w:szCs w:val="16"/>
-          <w:lang w:val="en-US"/>
-        </w:rPr>
-        <w:br/>
-      </w:r>
-      <w:r>
-        <w:rPr>
-          <w:rFonts w:ascii="Courier New" w:eastAsia="Times New Roman" w:hAnsi="Courier New"/>
-          <w:color w:val="auto"/>
-          <w:sz w:val="16"/>
-          <w:szCs w:val="16"/>
-          <w:lang w:val="en-US"/>
-        </w:rPr>
-        <w:br/>
-        <w:t xml:space="preserve">    </w:t>
-      </w:r>
-      <w:proofErr w:type="spellStart"/>
-      <w:r>
-        <w:rPr>
-          <w:rFonts w:ascii="Courier New" w:eastAsia="Times New Roman" w:hAnsi="Courier New"/>
-          <w:color w:val="auto"/>
-          <w:sz w:val="16"/>
-          <w:szCs w:val="16"/>
-          <w:lang w:val="en-US"/>
-        </w:rPr>
-        <w:t>saddle_points</w:t>
-      </w:r>
-      <w:proofErr w:type="spellEnd"/>
-      <w:r>
-        <w:rPr>
-          <w:rFonts w:ascii="Courier New" w:eastAsia="Times New Roman" w:hAnsi="Courier New"/>
-          <w:color w:val="auto"/>
-          <w:sz w:val="16"/>
-          <w:szCs w:val="16"/>
-          <w:lang w:val="en-US"/>
-        </w:rPr>
-        <w:t>: list[tuple[int, int]] = []</w:t>
-      </w:r>
-      <w:r>
-        <w:rPr>
-          <w:rFonts w:ascii="Courier New" w:eastAsia="Times New Roman" w:hAnsi="Courier New"/>
-          <w:color w:val="auto"/>
-          <w:sz w:val="16"/>
-          <w:szCs w:val="16"/>
-          <w:lang w:val="en-US"/>
-        </w:rPr>
-        <w:br/>
-        <w:t xml:space="preserve">    if </w:t>
-      </w:r>
-      <w:proofErr w:type="spellStart"/>
-      <w:r>
-        <w:rPr>
-          <w:rFonts w:ascii="Courier New" w:eastAsia="Times New Roman" w:hAnsi="Courier New"/>
-          <w:color w:val="auto"/>
-          <w:sz w:val="16"/>
-          <w:szCs w:val="16"/>
-          <w:lang w:val="en-US"/>
-        </w:rPr>
-        <w:t>lower_price</w:t>
-      </w:r>
-      <w:proofErr w:type="spellEnd"/>
-      <w:r>
-        <w:rPr>
-          <w:rFonts w:ascii="Courier New" w:eastAsia="Times New Roman" w:hAnsi="Courier New"/>
-          <w:color w:val="auto"/>
-          <w:sz w:val="16"/>
-          <w:szCs w:val="16"/>
-          <w:lang w:val="en-US"/>
-        </w:rPr>
-        <w:t xml:space="preserve"> == </w:t>
-      </w:r>
-      <w:proofErr w:type="spellStart"/>
-      <w:r>
-        <w:rPr>
-          <w:rFonts w:ascii="Courier New" w:eastAsia="Times New Roman" w:hAnsi="Courier New"/>
-          <w:color w:val="auto"/>
-          <w:sz w:val="16"/>
-          <w:szCs w:val="16"/>
-          <w:lang w:val="en-US"/>
-        </w:rPr>
-        <w:t>upper_price</w:t>
-      </w:r>
-      <w:proofErr w:type="spellEnd"/>
-      <w:r>
-        <w:rPr>
-          <w:rFonts w:ascii="Courier New" w:eastAsia="Times New Roman" w:hAnsi="Courier New"/>
-          <w:color w:val="auto"/>
-          <w:sz w:val="16"/>
-          <w:szCs w:val="16"/>
-          <w:lang w:val="en-US"/>
-        </w:rPr>
-        <w:t>:</w:t>
+        <w:t xml:space="preserve">    row_mins = (min(matrix[0]), min(matrix[1]))</w:t>
+      </w:r>
+      <w:r>
+        <w:rPr>
+          <w:rFonts w:ascii="Courier New" w:eastAsia="Times New Roman" w:hAnsi="Courier New"/>
+          <w:color w:val="auto"/>
+          <w:sz w:val="16"/>
+          <w:szCs w:val="16"/>
+          <w:lang w:val="en-US"/>
+        </w:rPr>
+        <w:br/>
+        <w:t xml:space="preserve">    lower_price = max(row_mins)</w:t>
+      </w:r>
+      <w:r>
+        <w:rPr>
+          <w:rFonts w:ascii="Courier New" w:eastAsia="Times New Roman" w:hAnsi="Courier New"/>
+          <w:color w:val="auto"/>
+          <w:sz w:val="16"/>
+          <w:szCs w:val="16"/>
+          <w:lang w:val="en-US"/>
+        </w:rPr>
+        <w:br/>
+        <w:t xml:space="preserve">    col_maxs = (max(matrix[0][0], matrix[1][0]), max(matrix[0][1], matrix[1][1]))</w:t>
+      </w:r>
+      <w:r>
+        <w:rPr>
+          <w:rFonts w:ascii="Courier New" w:eastAsia="Times New Roman" w:hAnsi="Courier New"/>
+          <w:color w:val="auto"/>
+          <w:sz w:val="16"/>
+          <w:szCs w:val="16"/>
+          <w:lang w:val="en-US"/>
+        </w:rPr>
+        <w:br/>
+        <w:t xml:space="preserve">    upper_price = min(col_maxs)</w:t>
+      </w:r>
+      <w:r>
+        <w:rPr>
+          <w:rFonts w:ascii="Courier New" w:eastAsia="Times New Roman" w:hAnsi="Courier New"/>
+          <w:color w:val="auto"/>
+          <w:sz w:val="16"/>
+          <w:szCs w:val="16"/>
+          <w:lang w:val="en-US"/>
+        </w:rPr>
+        <w:br/>
+      </w:r>
+      <w:r>
+        <w:rPr>
+          <w:rFonts w:ascii="Courier New" w:eastAsia="Times New Roman" w:hAnsi="Courier New"/>
+          <w:color w:val="auto"/>
+          <w:sz w:val="16"/>
+          <w:szCs w:val="16"/>
+          <w:lang w:val="en-US"/>
+        </w:rPr>
+        <w:br/>
+        <w:t xml:space="preserve">    saddle_points: list[tuple[int, int]] = []</w:t>
+      </w:r>
+      <w:r>
+        <w:rPr>
+          <w:rFonts w:ascii="Courier New" w:eastAsia="Times New Roman" w:hAnsi="Courier New"/>
+          <w:color w:val="auto"/>
+          <w:sz w:val="16"/>
+          <w:szCs w:val="16"/>
+          <w:lang w:val="en-US"/>
+        </w:rPr>
+        <w:br/>
+        <w:t xml:space="preserve">    if lower_price == upper_price:</w:t>
       </w:r>
       <w:r>
         <w:rPr>
@@ -9812,205 +8792,51 @@
           <w:lang w:val="en-US"/>
         </w:rPr>
         <w:br/>
-        <w:t xml:space="preserve">                if matrix[i][j] == </w:t>
-      </w:r>
-      <w:proofErr w:type="spellStart"/>
-      <w:r>
-        <w:rPr>
-          <w:rFonts w:ascii="Courier New" w:eastAsia="Times New Roman" w:hAnsi="Courier New"/>
-          <w:color w:val="auto"/>
-          <w:sz w:val="16"/>
-          <w:szCs w:val="16"/>
-          <w:lang w:val="en-US"/>
-        </w:rPr>
-        <w:t>lower_price</w:t>
-      </w:r>
-      <w:proofErr w:type="spellEnd"/>
-      <w:r>
-        <w:rPr>
-          <w:rFonts w:ascii="Courier New" w:eastAsia="Times New Roman" w:hAnsi="Courier New"/>
-          <w:color w:val="auto"/>
-          <w:sz w:val="16"/>
-          <w:szCs w:val="16"/>
-          <w:lang w:val="en-US"/>
-        </w:rPr>
-        <w:t xml:space="preserve"> and matrix[i][j] == </w:t>
-      </w:r>
-      <w:proofErr w:type="spellStart"/>
-      <w:r>
-        <w:rPr>
-          <w:rFonts w:ascii="Courier New" w:eastAsia="Times New Roman" w:hAnsi="Courier New"/>
-          <w:color w:val="auto"/>
-          <w:sz w:val="16"/>
-          <w:szCs w:val="16"/>
-          <w:lang w:val="en-US"/>
-        </w:rPr>
-        <w:t>row_mins</w:t>
-      </w:r>
-      <w:proofErr w:type="spellEnd"/>
-      <w:r>
-        <w:rPr>
-          <w:rFonts w:ascii="Courier New" w:eastAsia="Times New Roman" w:hAnsi="Courier New"/>
-          <w:color w:val="auto"/>
-          <w:sz w:val="16"/>
-          <w:szCs w:val="16"/>
-          <w:lang w:val="en-US"/>
-        </w:rPr>
-        <w:t xml:space="preserve">[i] and matrix[i][j] == </w:t>
-      </w:r>
-      <w:proofErr w:type="spellStart"/>
-      <w:r>
-        <w:rPr>
-          <w:rFonts w:ascii="Courier New" w:eastAsia="Times New Roman" w:hAnsi="Courier New"/>
-          <w:color w:val="auto"/>
-          <w:sz w:val="16"/>
-          <w:szCs w:val="16"/>
-          <w:lang w:val="en-US"/>
-        </w:rPr>
-        <w:t>col_maxs</w:t>
-      </w:r>
-      <w:proofErr w:type="spellEnd"/>
-      <w:r>
-        <w:rPr>
-          <w:rFonts w:ascii="Courier New" w:eastAsia="Times New Roman" w:hAnsi="Courier New"/>
-          <w:color w:val="auto"/>
-          <w:sz w:val="16"/>
-          <w:szCs w:val="16"/>
-          <w:lang w:val="en-US"/>
-        </w:rPr>
-        <w:t>[j]:</w:t>
-      </w:r>
-      <w:r>
-        <w:rPr>
-          <w:rFonts w:ascii="Courier New" w:eastAsia="Times New Roman" w:hAnsi="Courier New"/>
-          <w:color w:val="auto"/>
-          <w:sz w:val="16"/>
-          <w:szCs w:val="16"/>
-          <w:lang w:val="en-US"/>
-        </w:rPr>
-        <w:br/>
-        <w:t xml:space="preserve">                    </w:t>
-      </w:r>
-      <w:proofErr w:type="spellStart"/>
-      <w:r>
-        <w:rPr>
-          <w:rFonts w:ascii="Courier New" w:eastAsia="Times New Roman" w:hAnsi="Courier New"/>
-          <w:color w:val="auto"/>
-          <w:sz w:val="16"/>
-          <w:szCs w:val="16"/>
-          <w:lang w:val="en-US"/>
-        </w:rPr>
-        <w:t>saddle_points.append</w:t>
-      </w:r>
-      <w:proofErr w:type="spellEnd"/>
-      <w:r>
-        <w:rPr>
-          <w:rFonts w:ascii="Courier New" w:eastAsia="Times New Roman" w:hAnsi="Courier New"/>
-          <w:color w:val="auto"/>
-          <w:sz w:val="16"/>
-          <w:szCs w:val="16"/>
-          <w:lang w:val="en-US"/>
-        </w:rPr>
-        <w:t>((i, j))</w:t>
-      </w:r>
-      <w:r>
-        <w:rPr>
-          <w:rFonts w:ascii="Courier New" w:eastAsia="Times New Roman" w:hAnsi="Courier New"/>
-          <w:color w:val="auto"/>
-          <w:sz w:val="16"/>
-          <w:szCs w:val="16"/>
-          <w:lang w:val="en-US"/>
-        </w:rPr>
-        <w:br/>
-        <w:t xml:space="preserve">        if </w:t>
-      </w:r>
-      <w:proofErr w:type="spellStart"/>
-      <w:r>
-        <w:rPr>
-          <w:rFonts w:ascii="Courier New" w:eastAsia="Times New Roman" w:hAnsi="Courier New"/>
-          <w:color w:val="auto"/>
-          <w:sz w:val="16"/>
-          <w:szCs w:val="16"/>
-          <w:lang w:val="en-US"/>
-        </w:rPr>
-        <w:t>saddle_points</w:t>
-      </w:r>
-      <w:proofErr w:type="spellEnd"/>
-      <w:r>
-        <w:rPr>
-          <w:rFonts w:ascii="Courier New" w:eastAsia="Times New Roman" w:hAnsi="Courier New"/>
-          <w:color w:val="auto"/>
-          <w:sz w:val="16"/>
-          <w:szCs w:val="16"/>
-          <w:lang w:val="en-US"/>
-        </w:rPr>
-        <w:t>:</w:t>
-      </w:r>
-      <w:r>
-        <w:rPr>
-          <w:rFonts w:ascii="Courier New" w:eastAsia="Times New Roman" w:hAnsi="Courier New"/>
-          <w:color w:val="auto"/>
-          <w:sz w:val="16"/>
-          <w:szCs w:val="16"/>
-          <w:lang w:val="en-US"/>
-        </w:rPr>
-        <w:br/>
-        <w:t xml:space="preserve">            i, j = </w:t>
-      </w:r>
-      <w:proofErr w:type="spellStart"/>
-      <w:r>
-        <w:rPr>
-          <w:rFonts w:ascii="Courier New" w:eastAsia="Times New Roman" w:hAnsi="Courier New"/>
-          <w:color w:val="auto"/>
-          <w:sz w:val="16"/>
-          <w:szCs w:val="16"/>
-          <w:lang w:val="en-US"/>
-        </w:rPr>
-        <w:t>saddle_points</w:t>
-      </w:r>
-      <w:proofErr w:type="spellEnd"/>
-      <w:r>
-        <w:rPr>
-          <w:rFonts w:ascii="Courier New" w:eastAsia="Times New Roman" w:hAnsi="Courier New"/>
-          <w:color w:val="auto"/>
-          <w:sz w:val="16"/>
-          <w:szCs w:val="16"/>
-          <w:lang w:val="en-US"/>
-        </w:rPr>
-        <w:t>[0]</w:t>
-      </w:r>
-      <w:r>
-        <w:rPr>
-          <w:rFonts w:ascii="Courier New" w:eastAsia="Times New Roman" w:hAnsi="Courier New"/>
-          <w:color w:val="auto"/>
-          <w:sz w:val="16"/>
-          <w:szCs w:val="16"/>
-          <w:lang w:val="en-US"/>
-        </w:rPr>
-        <w:br/>
-        <w:t xml:space="preserve">            </w:t>
-      </w:r>
-      <w:proofErr w:type="spellStart"/>
-      <w:r>
-        <w:rPr>
-          <w:rFonts w:ascii="Courier New" w:eastAsia="Times New Roman" w:hAnsi="Courier New"/>
-          <w:color w:val="auto"/>
-          <w:sz w:val="16"/>
-          <w:szCs w:val="16"/>
-          <w:lang w:val="en-US"/>
-        </w:rPr>
-        <w:t>row_strategy</w:t>
-      </w:r>
-      <w:proofErr w:type="spellEnd"/>
-      <w:r>
-        <w:rPr>
-          <w:rFonts w:ascii="Courier New" w:eastAsia="Times New Roman" w:hAnsi="Courier New"/>
-          <w:color w:val="auto"/>
-          <w:sz w:val="16"/>
-          <w:szCs w:val="16"/>
-          <w:lang w:val="en-US"/>
-        </w:rPr>
-        <w:t xml:space="preserve"> = (Fraction(1), Fraction(0)) if i == 0 else (Fraction(0), Fraction(1))</w:t>
+        <w:t xml:space="preserve">                if matrix[i][j] == lower_price and matrix[i][j] == row_mins[i] and matrix[i][j] == col_maxs[j]:</w:t>
+      </w:r>
+      <w:r>
+        <w:rPr>
+          <w:rFonts w:ascii="Courier New" w:eastAsia="Times New Roman" w:hAnsi="Courier New"/>
+          <w:color w:val="auto"/>
+          <w:sz w:val="16"/>
+          <w:szCs w:val="16"/>
+          <w:lang w:val="en-US"/>
+        </w:rPr>
+        <w:br/>
+        <w:t xml:space="preserve">                    saddle_points.append((i, j))</w:t>
+      </w:r>
+      <w:r>
+        <w:rPr>
+          <w:rFonts w:ascii="Courier New" w:eastAsia="Times New Roman" w:hAnsi="Courier New"/>
+          <w:color w:val="auto"/>
+          <w:sz w:val="16"/>
+          <w:szCs w:val="16"/>
+          <w:lang w:val="en-US"/>
+        </w:rPr>
+        <w:br/>
+        <w:t xml:space="preserve">        if saddle_points:</w:t>
+      </w:r>
+      <w:r>
+        <w:rPr>
+          <w:rFonts w:ascii="Courier New" w:eastAsia="Times New Roman" w:hAnsi="Courier New"/>
+          <w:color w:val="auto"/>
+          <w:sz w:val="16"/>
+          <w:szCs w:val="16"/>
+          <w:lang w:val="en-US"/>
+        </w:rPr>
+        <w:br/>
+        <w:t xml:space="preserve">            i, j = saddle_points[0]</w:t>
+      </w:r>
+      <w:r>
+        <w:rPr>
+          <w:rFonts w:ascii="Courier New" w:eastAsia="Times New Roman" w:hAnsi="Courier New"/>
+          <w:color w:val="auto"/>
+          <w:sz w:val="16"/>
+          <w:szCs w:val="16"/>
+          <w:lang w:val="en-US"/>
+        </w:rPr>
+        <w:br/>
+        <w:t xml:space="preserve">            row_strategy = (Fraction(1), Fraction(0)) if i == 0 else (Fraction(0), Fraction(1))</w:t>
       </w:r>
       <w:r>
         <w:rPr>
@@ -10031,29 +8857,7 @@
           <w:lang w:val="en-US"/>
         </w:rPr>
         <w:lastRenderedPageBreak/>
-        <w:t xml:space="preserve">            </w:t>
-      </w:r>
-      <w:proofErr w:type="spellStart"/>
-      <w:r>
-        <w:rPr>
-          <w:rFonts w:ascii="Courier New" w:eastAsia="Times New Roman" w:hAnsi="Courier New"/>
-          <w:color w:val="auto"/>
-          <w:sz w:val="16"/>
-          <w:szCs w:val="16"/>
-          <w:lang w:val="en-US"/>
-        </w:rPr>
-        <w:t>col_strategy</w:t>
-      </w:r>
-      <w:proofErr w:type="spellEnd"/>
-      <w:r>
-        <w:rPr>
-          <w:rFonts w:ascii="Courier New" w:eastAsia="Times New Roman" w:hAnsi="Courier New"/>
-          <w:color w:val="auto"/>
-          <w:sz w:val="16"/>
-          <w:szCs w:val="16"/>
-          <w:lang w:val="en-US"/>
-        </w:rPr>
-        <w:t xml:space="preserve"> = (Fraction(1), Fraction(0)) if j == 0 else (Fraction(0), Fraction(1))</w:t>
+        <w:t xml:space="preserve">            col_strategy = (Fraction(1), Fraction(0)) if j == 0 else (Fraction(0), Fraction(1))</w:t>
       </w:r>
       <w:r>
         <w:rPr>
@@ -10086,304 +8890,62 @@
           <w:lang w:val="en-US"/>
         </w:rPr>
         <w:br/>
-        <w:t xml:space="preserve">                value=</w:t>
-      </w:r>
-      <w:proofErr w:type="spellStart"/>
-      <w:r>
-        <w:rPr>
-          <w:rFonts w:ascii="Courier New" w:eastAsia="Times New Roman" w:hAnsi="Courier New"/>
-          <w:color w:val="auto"/>
-          <w:sz w:val="16"/>
-          <w:szCs w:val="16"/>
-          <w:lang w:val="en-US"/>
-        </w:rPr>
-        <w:t>lower_price</w:t>
-      </w:r>
-      <w:proofErr w:type="spellEnd"/>
-      <w:r>
-        <w:rPr>
-          <w:rFonts w:ascii="Courier New" w:eastAsia="Times New Roman" w:hAnsi="Courier New"/>
-          <w:color w:val="auto"/>
-          <w:sz w:val="16"/>
-          <w:szCs w:val="16"/>
-          <w:lang w:val="en-US"/>
-        </w:rPr>
-        <w:t>,</w:t>
-      </w:r>
-      <w:r>
-        <w:rPr>
-          <w:rFonts w:ascii="Courier New" w:eastAsia="Times New Roman" w:hAnsi="Courier New"/>
-          <w:color w:val="auto"/>
-          <w:sz w:val="16"/>
-          <w:szCs w:val="16"/>
-          <w:lang w:val="en-US"/>
-        </w:rPr>
-        <w:br/>
-        <w:t xml:space="preserve">                </w:t>
-      </w:r>
-      <w:proofErr w:type="spellStart"/>
-      <w:r>
-        <w:rPr>
-          <w:rFonts w:ascii="Courier New" w:eastAsia="Times New Roman" w:hAnsi="Courier New"/>
-          <w:color w:val="auto"/>
-          <w:sz w:val="16"/>
-          <w:szCs w:val="16"/>
-          <w:lang w:val="en-US"/>
-        </w:rPr>
-        <w:t>row_strategy</w:t>
-      </w:r>
-      <w:proofErr w:type="spellEnd"/>
-      <w:r>
-        <w:rPr>
-          <w:rFonts w:ascii="Courier New" w:eastAsia="Times New Roman" w:hAnsi="Courier New"/>
-          <w:color w:val="auto"/>
-          <w:sz w:val="16"/>
-          <w:szCs w:val="16"/>
-          <w:lang w:val="en-US"/>
-        </w:rPr>
-        <w:t>=</w:t>
-      </w:r>
-      <w:proofErr w:type="spellStart"/>
-      <w:r>
-        <w:rPr>
-          <w:rFonts w:ascii="Courier New" w:eastAsia="Times New Roman" w:hAnsi="Courier New"/>
-          <w:color w:val="auto"/>
-          <w:sz w:val="16"/>
-          <w:szCs w:val="16"/>
-          <w:lang w:val="en-US"/>
-        </w:rPr>
-        <w:t>row_strategy</w:t>
-      </w:r>
-      <w:proofErr w:type="spellEnd"/>
-      <w:r>
-        <w:rPr>
-          <w:rFonts w:ascii="Courier New" w:eastAsia="Times New Roman" w:hAnsi="Courier New"/>
-          <w:color w:val="auto"/>
-          <w:sz w:val="16"/>
-          <w:szCs w:val="16"/>
-          <w:lang w:val="en-US"/>
-        </w:rPr>
-        <w:t>,</w:t>
-      </w:r>
-      <w:r>
-        <w:rPr>
-          <w:rFonts w:ascii="Courier New" w:eastAsia="Times New Roman" w:hAnsi="Courier New"/>
-          <w:color w:val="auto"/>
-          <w:sz w:val="16"/>
-          <w:szCs w:val="16"/>
-          <w:lang w:val="en-US"/>
-        </w:rPr>
-        <w:br/>
-        <w:t xml:space="preserve">                </w:t>
-      </w:r>
-      <w:proofErr w:type="spellStart"/>
-      <w:r>
-        <w:rPr>
-          <w:rFonts w:ascii="Courier New" w:eastAsia="Times New Roman" w:hAnsi="Courier New"/>
-          <w:color w:val="auto"/>
-          <w:sz w:val="16"/>
-          <w:szCs w:val="16"/>
-          <w:lang w:val="en-US"/>
-        </w:rPr>
-        <w:t>col_strategy</w:t>
-      </w:r>
-      <w:proofErr w:type="spellEnd"/>
-      <w:r>
-        <w:rPr>
-          <w:rFonts w:ascii="Courier New" w:eastAsia="Times New Roman" w:hAnsi="Courier New"/>
-          <w:color w:val="auto"/>
-          <w:sz w:val="16"/>
-          <w:szCs w:val="16"/>
-          <w:lang w:val="en-US"/>
-        </w:rPr>
-        <w:t>=</w:t>
-      </w:r>
-      <w:proofErr w:type="spellStart"/>
-      <w:r>
-        <w:rPr>
-          <w:rFonts w:ascii="Courier New" w:eastAsia="Times New Roman" w:hAnsi="Courier New"/>
-          <w:color w:val="auto"/>
-          <w:sz w:val="16"/>
-          <w:szCs w:val="16"/>
-          <w:lang w:val="en-US"/>
-        </w:rPr>
-        <w:t>col_strategy</w:t>
-      </w:r>
-      <w:proofErr w:type="spellEnd"/>
-      <w:r>
-        <w:rPr>
-          <w:rFonts w:ascii="Courier New" w:eastAsia="Times New Roman" w:hAnsi="Courier New"/>
-          <w:color w:val="auto"/>
-          <w:sz w:val="16"/>
-          <w:szCs w:val="16"/>
-          <w:lang w:val="en-US"/>
-        </w:rPr>
-        <w:t>,</w:t>
-      </w:r>
-      <w:r>
-        <w:rPr>
-          <w:rFonts w:ascii="Courier New" w:eastAsia="Times New Roman" w:hAnsi="Courier New"/>
-          <w:color w:val="auto"/>
-          <w:sz w:val="16"/>
-          <w:szCs w:val="16"/>
-          <w:lang w:val="en-US"/>
-        </w:rPr>
-        <w:br/>
-        <w:t xml:space="preserve">                </w:t>
-      </w:r>
-      <w:proofErr w:type="spellStart"/>
-      <w:r>
-        <w:rPr>
-          <w:rFonts w:ascii="Courier New" w:eastAsia="Times New Roman" w:hAnsi="Courier New"/>
-          <w:color w:val="auto"/>
-          <w:sz w:val="16"/>
-          <w:szCs w:val="16"/>
-          <w:lang w:val="en-US"/>
-        </w:rPr>
-        <w:t>lower_price</w:t>
-      </w:r>
-      <w:proofErr w:type="spellEnd"/>
-      <w:r>
-        <w:rPr>
-          <w:rFonts w:ascii="Courier New" w:eastAsia="Times New Roman" w:hAnsi="Courier New"/>
-          <w:color w:val="auto"/>
-          <w:sz w:val="16"/>
-          <w:szCs w:val="16"/>
-          <w:lang w:val="en-US"/>
-        </w:rPr>
-        <w:t>=</w:t>
-      </w:r>
-      <w:proofErr w:type="spellStart"/>
-      <w:r>
-        <w:rPr>
-          <w:rFonts w:ascii="Courier New" w:eastAsia="Times New Roman" w:hAnsi="Courier New"/>
-          <w:color w:val="auto"/>
-          <w:sz w:val="16"/>
-          <w:szCs w:val="16"/>
-          <w:lang w:val="en-US"/>
-        </w:rPr>
-        <w:t>lower_price</w:t>
-      </w:r>
-      <w:proofErr w:type="spellEnd"/>
-      <w:r>
-        <w:rPr>
-          <w:rFonts w:ascii="Courier New" w:eastAsia="Times New Roman" w:hAnsi="Courier New"/>
-          <w:color w:val="auto"/>
-          <w:sz w:val="16"/>
-          <w:szCs w:val="16"/>
-          <w:lang w:val="en-US"/>
-        </w:rPr>
-        <w:t>,</w:t>
-      </w:r>
-      <w:r>
-        <w:rPr>
-          <w:rFonts w:ascii="Courier New" w:eastAsia="Times New Roman" w:hAnsi="Courier New"/>
-          <w:color w:val="auto"/>
-          <w:sz w:val="16"/>
-          <w:szCs w:val="16"/>
-          <w:lang w:val="en-US"/>
-        </w:rPr>
-        <w:br/>
-        <w:t xml:space="preserve">                </w:t>
-      </w:r>
-      <w:proofErr w:type="spellStart"/>
-      <w:r>
-        <w:rPr>
-          <w:rFonts w:ascii="Courier New" w:eastAsia="Times New Roman" w:hAnsi="Courier New"/>
-          <w:color w:val="auto"/>
-          <w:sz w:val="16"/>
-          <w:szCs w:val="16"/>
-          <w:lang w:val="en-US"/>
-        </w:rPr>
-        <w:t>upper_price</w:t>
-      </w:r>
-      <w:proofErr w:type="spellEnd"/>
-      <w:r>
-        <w:rPr>
-          <w:rFonts w:ascii="Courier New" w:eastAsia="Times New Roman" w:hAnsi="Courier New"/>
-          <w:color w:val="auto"/>
-          <w:sz w:val="16"/>
-          <w:szCs w:val="16"/>
-          <w:lang w:val="en-US"/>
-        </w:rPr>
-        <w:t>=</w:t>
-      </w:r>
-      <w:proofErr w:type="spellStart"/>
-      <w:r>
-        <w:rPr>
-          <w:rFonts w:ascii="Courier New" w:eastAsia="Times New Roman" w:hAnsi="Courier New"/>
-          <w:color w:val="auto"/>
-          <w:sz w:val="16"/>
-          <w:szCs w:val="16"/>
-          <w:lang w:val="en-US"/>
-        </w:rPr>
-        <w:t>upper_price</w:t>
-      </w:r>
-      <w:proofErr w:type="spellEnd"/>
-      <w:r>
-        <w:rPr>
-          <w:rFonts w:ascii="Courier New" w:eastAsia="Times New Roman" w:hAnsi="Courier New"/>
-          <w:color w:val="auto"/>
-          <w:sz w:val="16"/>
-          <w:szCs w:val="16"/>
-          <w:lang w:val="en-US"/>
-        </w:rPr>
-        <w:t>,</w:t>
-      </w:r>
-      <w:r>
-        <w:rPr>
-          <w:rFonts w:ascii="Courier New" w:eastAsia="Times New Roman" w:hAnsi="Courier New"/>
-          <w:color w:val="auto"/>
-          <w:sz w:val="16"/>
-          <w:szCs w:val="16"/>
-          <w:lang w:val="en-US"/>
-        </w:rPr>
-        <w:br/>
-        <w:t xml:space="preserve">                </w:t>
-      </w:r>
-      <w:proofErr w:type="spellStart"/>
-      <w:r>
-        <w:rPr>
-          <w:rFonts w:ascii="Courier New" w:eastAsia="Times New Roman" w:hAnsi="Courier New"/>
-          <w:color w:val="auto"/>
-          <w:sz w:val="16"/>
-          <w:szCs w:val="16"/>
-          <w:lang w:val="en-US"/>
-        </w:rPr>
-        <w:t>saddle_points</w:t>
-      </w:r>
-      <w:proofErr w:type="spellEnd"/>
-      <w:r>
-        <w:rPr>
-          <w:rFonts w:ascii="Courier New" w:eastAsia="Times New Roman" w:hAnsi="Courier New"/>
-          <w:color w:val="auto"/>
-          <w:sz w:val="16"/>
-          <w:szCs w:val="16"/>
-          <w:lang w:val="en-US"/>
-        </w:rPr>
-        <w:t>=tuple(</w:t>
-      </w:r>
-      <w:proofErr w:type="spellStart"/>
-      <w:r>
-        <w:rPr>
-          <w:rFonts w:ascii="Courier New" w:eastAsia="Times New Roman" w:hAnsi="Courier New"/>
-          <w:color w:val="auto"/>
-          <w:sz w:val="16"/>
-          <w:szCs w:val="16"/>
-          <w:lang w:val="en-US"/>
-        </w:rPr>
-        <w:t>saddle_points</w:t>
-      </w:r>
-      <w:proofErr w:type="spellEnd"/>
-      <w:r>
-        <w:rPr>
-          <w:rFonts w:ascii="Courier New" w:eastAsia="Times New Roman" w:hAnsi="Courier New"/>
-          <w:color w:val="auto"/>
-          <w:sz w:val="16"/>
-          <w:szCs w:val="16"/>
-          <w:lang w:val="en-US"/>
-        </w:rPr>
-        <w:t>),</w:t>
+        <w:t xml:space="preserve">                value=lower_price,</w:t>
+      </w:r>
+      <w:r>
+        <w:rPr>
+          <w:rFonts w:ascii="Courier New" w:eastAsia="Times New Roman" w:hAnsi="Courier New"/>
+          <w:color w:val="auto"/>
+          <w:sz w:val="16"/>
+          <w:szCs w:val="16"/>
+          <w:lang w:val="en-US"/>
+        </w:rPr>
+        <w:br/>
+        <w:t xml:space="preserve">                row_strategy=row_strategy,</w:t>
+      </w:r>
+      <w:r>
+        <w:rPr>
+          <w:rFonts w:ascii="Courier New" w:eastAsia="Times New Roman" w:hAnsi="Courier New"/>
+          <w:color w:val="auto"/>
+          <w:sz w:val="16"/>
+          <w:szCs w:val="16"/>
+          <w:lang w:val="en-US"/>
+        </w:rPr>
+        <w:br/>
+        <w:t xml:space="preserve">                col_strategy=col_strategy,</w:t>
+      </w:r>
+      <w:r>
+        <w:rPr>
+          <w:rFonts w:ascii="Courier New" w:eastAsia="Times New Roman" w:hAnsi="Courier New"/>
+          <w:color w:val="auto"/>
+          <w:sz w:val="16"/>
+          <w:szCs w:val="16"/>
+          <w:lang w:val="en-US"/>
+        </w:rPr>
+        <w:br/>
+        <w:t xml:space="preserve">                lower_price=lower_price,</w:t>
+      </w:r>
+      <w:r>
+        <w:rPr>
+          <w:rFonts w:ascii="Courier New" w:eastAsia="Times New Roman" w:hAnsi="Courier New"/>
+          <w:color w:val="auto"/>
+          <w:sz w:val="16"/>
+          <w:szCs w:val="16"/>
+          <w:lang w:val="en-US"/>
+        </w:rPr>
+        <w:br/>
+        <w:t xml:space="preserve">                upper_price=upper_price,</w:t>
+      </w:r>
+      <w:r>
+        <w:rPr>
+          <w:rFonts w:ascii="Courier New" w:eastAsia="Times New Roman" w:hAnsi="Courier New"/>
+          <w:color w:val="auto"/>
+          <w:sz w:val="16"/>
+          <w:szCs w:val="16"/>
+          <w:lang w:val="en-US"/>
+        </w:rPr>
+        <w:br/>
+        <w:t xml:space="preserve">                saddle_points=tuple(saddle_points),</w:t>
       </w:r>
       <w:r>
         <w:rPr>
@@ -10524,29 +9086,7 @@
           <w:lang w:val="en-US"/>
         </w:rPr>
         <w:br/>
-        <w:t xml:space="preserve">        raise </w:t>
-      </w:r>
-      <w:proofErr w:type="spellStart"/>
-      <w:r>
-        <w:rPr>
-          <w:rFonts w:ascii="Courier New" w:eastAsia="Times New Roman" w:hAnsi="Courier New"/>
-          <w:color w:val="auto"/>
-          <w:sz w:val="16"/>
-          <w:szCs w:val="16"/>
-          <w:lang w:val="en-US"/>
-        </w:rPr>
-        <w:t>ValueError</w:t>
-      </w:r>
-      <w:proofErr w:type="spellEnd"/>
-      <w:r>
-        <w:rPr>
-          <w:rFonts w:ascii="Courier New" w:eastAsia="Times New Roman" w:hAnsi="Courier New"/>
-          <w:color w:val="auto"/>
-          <w:sz w:val="16"/>
-          <w:szCs w:val="16"/>
-          <w:lang w:val="en-US"/>
-        </w:rPr>
-        <w:t>(</w:t>
+        <w:t xml:space="preserve">        raise ValueError(</w:t>
       </w:r>
       <w:r>
         <w:rPr>
@@ -10909,160 +9449,50 @@
           <w:lang w:val="en-US"/>
         </w:rPr>
         <w:br/>
-        <w:t xml:space="preserve">    </w:t>
-      </w:r>
-      <w:proofErr w:type="spellStart"/>
-      <w:r>
-        <w:rPr>
-          <w:rFonts w:ascii="Courier New" w:eastAsia="Times New Roman" w:hAnsi="Courier New"/>
-          <w:color w:val="auto"/>
-          <w:sz w:val="16"/>
-          <w:szCs w:val="16"/>
-          <w:lang w:val="en-US"/>
-        </w:rPr>
-        <w:t>row_strategy</w:t>
-      </w:r>
-      <w:proofErr w:type="spellEnd"/>
-      <w:r>
-        <w:rPr>
-          <w:rFonts w:ascii="Courier New" w:eastAsia="Times New Roman" w:hAnsi="Courier New"/>
-          <w:color w:val="auto"/>
-          <w:sz w:val="16"/>
-          <w:szCs w:val="16"/>
-          <w:lang w:val="en-US"/>
-        </w:rPr>
-        <w:t xml:space="preserve"> = (p_row1, 1 - p_row1)</w:t>
-      </w:r>
-      <w:r>
-        <w:rPr>
-          <w:rFonts w:ascii="Courier New" w:eastAsia="Times New Roman" w:hAnsi="Courier New"/>
-          <w:color w:val="auto"/>
-          <w:sz w:val="16"/>
-          <w:szCs w:val="16"/>
-          <w:lang w:val="en-US"/>
-        </w:rPr>
-        <w:br/>
-        <w:t xml:space="preserve">    </w:t>
-      </w:r>
-      <w:proofErr w:type="spellStart"/>
-      <w:r>
-        <w:rPr>
-          <w:rFonts w:ascii="Courier New" w:eastAsia="Times New Roman" w:hAnsi="Courier New"/>
-          <w:color w:val="auto"/>
-          <w:sz w:val="16"/>
-          <w:szCs w:val="16"/>
-          <w:lang w:val="en-US"/>
-        </w:rPr>
-        <w:t>col_strategy</w:t>
-      </w:r>
-      <w:proofErr w:type="spellEnd"/>
-      <w:r>
-        <w:rPr>
-          <w:rFonts w:ascii="Courier New" w:eastAsia="Times New Roman" w:hAnsi="Courier New"/>
-          <w:color w:val="auto"/>
-          <w:sz w:val="16"/>
-          <w:szCs w:val="16"/>
-          <w:lang w:val="en-US"/>
-        </w:rPr>
-        <w:t xml:space="preserve"> = (q_col1, 1 - q_col1)</w:t>
-      </w:r>
-      <w:r>
-        <w:rPr>
-          <w:rFonts w:ascii="Courier New" w:eastAsia="Times New Roman" w:hAnsi="Courier New"/>
-          <w:color w:val="auto"/>
-          <w:sz w:val="16"/>
-          <w:szCs w:val="16"/>
-          <w:lang w:val="en-US"/>
-        </w:rPr>
-        <w:br/>
-      </w:r>
-      <w:r>
-        <w:rPr>
-          <w:rFonts w:ascii="Courier New" w:eastAsia="Times New Roman" w:hAnsi="Courier New"/>
-          <w:color w:val="auto"/>
-          <w:sz w:val="16"/>
-          <w:szCs w:val="16"/>
-          <w:lang w:val="en-US"/>
-        </w:rPr>
-        <w:br/>
-        <w:t xml:space="preserve">    if any(x &lt; 0 or x &gt; 1 for x in </w:t>
-      </w:r>
-      <w:proofErr w:type="spellStart"/>
-      <w:r>
-        <w:rPr>
-          <w:rFonts w:ascii="Courier New" w:eastAsia="Times New Roman" w:hAnsi="Courier New"/>
-          <w:color w:val="auto"/>
-          <w:sz w:val="16"/>
-          <w:szCs w:val="16"/>
-          <w:lang w:val="en-US"/>
-        </w:rPr>
-        <w:t>row_strategy</w:t>
-      </w:r>
-      <w:proofErr w:type="spellEnd"/>
-      <w:r>
-        <w:rPr>
-          <w:rFonts w:ascii="Courier New" w:eastAsia="Times New Roman" w:hAnsi="Courier New"/>
-          <w:color w:val="auto"/>
-          <w:sz w:val="16"/>
-          <w:szCs w:val="16"/>
-          <w:lang w:val="en-US"/>
-        </w:rPr>
-        <w:t xml:space="preserve"> + </w:t>
-      </w:r>
-      <w:proofErr w:type="spellStart"/>
-      <w:r>
-        <w:rPr>
-          <w:rFonts w:ascii="Courier New" w:eastAsia="Times New Roman" w:hAnsi="Courier New"/>
-          <w:color w:val="auto"/>
-          <w:sz w:val="16"/>
-          <w:szCs w:val="16"/>
-          <w:lang w:val="en-US"/>
-        </w:rPr>
-        <w:t>col_strategy</w:t>
-      </w:r>
-      <w:proofErr w:type="spellEnd"/>
-      <w:r>
-        <w:rPr>
-          <w:rFonts w:ascii="Courier New" w:eastAsia="Times New Roman" w:hAnsi="Courier New"/>
-          <w:color w:val="auto"/>
-          <w:sz w:val="16"/>
-          <w:szCs w:val="16"/>
-          <w:lang w:val="en-US"/>
-        </w:rPr>
-        <w:t>):</w:t>
-      </w:r>
-      <w:r>
-        <w:rPr>
-          <w:rFonts w:ascii="Courier New" w:eastAsia="Times New Roman" w:hAnsi="Courier New"/>
-          <w:color w:val="auto"/>
-          <w:sz w:val="16"/>
-          <w:szCs w:val="16"/>
-          <w:lang w:val="en-US"/>
-        </w:rPr>
-        <w:br/>
-        <w:t xml:space="preserve">        raise </w:t>
-      </w:r>
-      <w:proofErr w:type="spellStart"/>
-      <w:r>
-        <w:rPr>
-          <w:rFonts w:ascii="Courier New" w:eastAsia="Times New Roman" w:hAnsi="Courier New"/>
-          <w:color w:val="auto"/>
-          <w:sz w:val="16"/>
-          <w:szCs w:val="16"/>
-          <w:lang w:val="en-US"/>
-        </w:rPr>
-        <w:t>ValueError</w:t>
-      </w:r>
-      <w:proofErr w:type="spellEnd"/>
-      <w:r>
-        <w:rPr>
-          <w:rFonts w:ascii="Courier New" w:eastAsia="Times New Roman" w:hAnsi="Courier New"/>
-          <w:color w:val="auto"/>
-          <w:sz w:val="16"/>
-          <w:szCs w:val="16"/>
-          <w:lang w:val="en-US"/>
-        </w:rPr>
-        <w:t>(</w:t>
+        <w:t xml:space="preserve">    row_strategy = (p_row1, 1 - p_row1)</w:t>
+      </w:r>
+      <w:r>
+        <w:rPr>
+          <w:rFonts w:ascii="Courier New" w:eastAsia="Times New Roman" w:hAnsi="Courier New"/>
+          <w:color w:val="auto"/>
+          <w:sz w:val="16"/>
+          <w:szCs w:val="16"/>
+          <w:lang w:val="en-US"/>
+        </w:rPr>
+        <w:br/>
+        <w:t xml:space="preserve">    col_strategy = (q_col1, 1 - q_col1)</w:t>
+      </w:r>
+      <w:r>
+        <w:rPr>
+          <w:rFonts w:ascii="Courier New" w:eastAsia="Times New Roman" w:hAnsi="Courier New"/>
+          <w:color w:val="auto"/>
+          <w:sz w:val="16"/>
+          <w:szCs w:val="16"/>
+          <w:lang w:val="en-US"/>
+        </w:rPr>
+        <w:br/>
+      </w:r>
+      <w:r>
+        <w:rPr>
+          <w:rFonts w:ascii="Courier New" w:eastAsia="Times New Roman" w:hAnsi="Courier New"/>
+          <w:color w:val="auto"/>
+          <w:sz w:val="16"/>
+          <w:szCs w:val="16"/>
+          <w:lang w:val="en-US"/>
+        </w:rPr>
+        <w:br/>
+        <w:t xml:space="preserve">    if any(x &lt; 0 or x &gt; 1 for x in row_strategy + col_strategy):</w:t>
+      </w:r>
+      <w:r>
+        <w:rPr>
+          <w:rFonts w:ascii="Courier New" w:eastAsia="Times New Roman" w:hAnsi="Courier New"/>
+          <w:color w:val="auto"/>
+          <w:sz w:val="16"/>
+          <w:szCs w:val="16"/>
+          <w:lang w:val="en-US"/>
+        </w:rPr>
+        <w:br/>
+        <w:t xml:space="preserve">        raise ValueError(</w:t>
       </w:r>
       <w:r>
         <w:rPr>
@@ -11358,249 +9788,51 @@
           <w:lang w:val="en-US"/>
         </w:rPr>
         <w:br/>
-        <w:t xml:space="preserve">        </w:t>
-      </w:r>
-      <w:proofErr w:type="spellStart"/>
-      <w:r>
-        <w:rPr>
-          <w:rFonts w:ascii="Courier New" w:eastAsia="Times New Roman" w:hAnsi="Courier New"/>
-          <w:color w:val="auto"/>
-          <w:sz w:val="16"/>
-          <w:szCs w:val="16"/>
-          <w:lang w:val="en-US"/>
-        </w:rPr>
-        <w:t>row_strategy</w:t>
-      </w:r>
-      <w:proofErr w:type="spellEnd"/>
-      <w:r>
-        <w:rPr>
-          <w:rFonts w:ascii="Courier New" w:eastAsia="Times New Roman" w:hAnsi="Courier New"/>
-          <w:color w:val="auto"/>
-          <w:sz w:val="16"/>
-          <w:szCs w:val="16"/>
-          <w:lang w:val="en-US"/>
-        </w:rPr>
-        <w:t>=</w:t>
-      </w:r>
-      <w:proofErr w:type="spellStart"/>
-      <w:r>
-        <w:rPr>
-          <w:rFonts w:ascii="Courier New" w:eastAsia="Times New Roman" w:hAnsi="Courier New"/>
-          <w:color w:val="auto"/>
-          <w:sz w:val="16"/>
-          <w:szCs w:val="16"/>
-          <w:lang w:val="en-US"/>
-        </w:rPr>
-        <w:t>row_strategy</w:t>
-      </w:r>
-      <w:proofErr w:type="spellEnd"/>
-      <w:r>
-        <w:rPr>
-          <w:rFonts w:ascii="Courier New" w:eastAsia="Times New Roman" w:hAnsi="Courier New"/>
-          <w:color w:val="auto"/>
-          <w:sz w:val="16"/>
-          <w:szCs w:val="16"/>
-          <w:lang w:val="en-US"/>
-        </w:rPr>
-        <w:t>,</w:t>
-      </w:r>
-      <w:r>
-        <w:rPr>
-          <w:rFonts w:ascii="Courier New" w:eastAsia="Times New Roman" w:hAnsi="Courier New"/>
-          <w:color w:val="auto"/>
-          <w:sz w:val="16"/>
-          <w:szCs w:val="16"/>
-          <w:lang w:val="en-US"/>
-        </w:rPr>
-        <w:br/>
-        <w:t xml:space="preserve">        </w:t>
-      </w:r>
-      <w:proofErr w:type="spellStart"/>
-      <w:r>
-        <w:rPr>
-          <w:rFonts w:ascii="Courier New" w:eastAsia="Times New Roman" w:hAnsi="Courier New"/>
-          <w:color w:val="auto"/>
-          <w:sz w:val="16"/>
-          <w:szCs w:val="16"/>
-          <w:lang w:val="en-US"/>
-        </w:rPr>
-        <w:t>col_strategy</w:t>
-      </w:r>
-      <w:proofErr w:type="spellEnd"/>
-      <w:r>
-        <w:rPr>
-          <w:rFonts w:ascii="Courier New" w:eastAsia="Times New Roman" w:hAnsi="Courier New"/>
-          <w:color w:val="auto"/>
-          <w:sz w:val="16"/>
-          <w:szCs w:val="16"/>
-          <w:lang w:val="en-US"/>
-        </w:rPr>
-        <w:t>=</w:t>
-      </w:r>
-      <w:proofErr w:type="spellStart"/>
-      <w:r>
-        <w:rPr>
-          <w:rFonts w:ascii="Courier New" w:eastAsia="Times New Roman" w:hAnsi="Courier New"/>
-          <w:color w:val="auto"/>
-          <w:sz w:val="16"/>
-          <w:szCs w:val="16"/>
-          <w:lang w:val="en-US"/>
-        </w:rPr>
-        <w:t>col_strategy</w:t>
-      </w:r>
-      <w:proofErr w:type="spellEnd"/>
-      <w:r>
-        <w:rPr>
-          <w:rFonts w:ascii="Courier New" w:eastAsia="Times New Roman" w:hAnsi="Courier New"/>
-          <w:color w:val="auto"/>
-          <w:sz w:val="16"/>
-          <w:szCs w:val="16"/>
-          <w:lang w:val="en-US"/>
-        </w:rPr>
-        <w:t>,</w:t>
-      </w:r>
-      <w:r>
-        <w:rPr>
-          <w:rFonts w:ascii="Courier New" w:eastAsia="Times New Roman" w:hAnsi="Courier New"/>
-          <w:color w:val="auto"/>
-          <w:sz w:val="16"/>
-          <w:szCs w:val="16"/>
-          <w:lang w:val="en-US"/>
-        </w:rPr>
-        <w:br/>
-        <w:t xml:space="preserve">        </w:t>
-      </w:r>
-      <w:proofErr w:type="spellStart"/>
-      <w:r>
-        <w:rPr>
-          <w:rFonts w:ascii="Courier New" w:eastAsia="Times New Roman" w:hAnsi="Courier New"/>
-          <w:color w:val="auto"/>
-          <w:sz w:val="16"/>
-          <w:szCs w:val="16"/>
-          <w:lang w:val="en-US"/>
-        </w:rPr>
-        <w:t>lower_price</w:t>
-      </w:r>
-      <w:proofErr w:type="spellEnd"/>
-      <w:r>
-        <w:rPr>
-          <w:rFonts w:ascii="Courier New" w:eastAsia="Times New Roman" w:hAnsi="Courier New"/>
-          <w:color w:val="auto"/>
-          <w:sz w:val="16"/>
-          <w:szCs w:val="16"/>
-          <w:lang w:val="en-US"/>
-        </w:rPr>
-        <w:t>=</w:t>
-      </w:r>
-      <w:proofErr w:type="spellStart"/>
-      <w:r>
-        <w:rPr>
-          <w:rFonts w:ascii="Courier New" w:eastAsia="Times New Roman" w:hAnsi="Courier New"/>
-          <w:color w:val="auto"/>
-          <w:sz w:val="16"/>
-          <w:szCs w:val="16"/>
-          <w:lang w:val="en-US"/>
-        </w:rPr>
-        <w:t>lower_price</w:t>
-      </w:r>
-      <w:proofErr w:type="spellEnd"/>
-      <w:r>
-        <w:rPr>
-          <w:rFonts w:ascii="Courier New" w:eastAsia="Times New Roman" w:hAnsi="Courier New"/>
-          <w:color w:val="auto"/>
-          <w:sz w:val="16"/>
-          <w:szCs w:val="16"/>
-          <w:lang w:val="en-US"/>
-        </w:rPr>
-        <w:t>,</w:t>
-      </w:r>
-      <w:r>
-        <w:rPr>
-          <w:rFonts w:ascii="Courier New" w:eastAsia="Times New Roman" w:hAnsi="Courier New"/>
-          <w:color w:val="auto"/>
-          <w:sz w:val="16"/>
-          <w:szCs w:val="16"/>
-          <w:lang w:val="en-US"/>
-        </w:rPr>
-        <w:br/>
-        <w:t xml:space="preserve">        </w:t>
-      </w:r>
-      <w:proofErr w:type="spellStart"/>
-      <w:r>
-        <w:rPr>
-          <w:rFonts w:ascii="Courier New" w:eastAsia="Times New Roman" w:hAnsi="Courier New"/>
-          <w:color w:val="auto"/>
-          <w:sz w:val="16"/>
-          <w:szCs w:val="16"/>
-          <w:lang w:val="en-US"/>
-        </w:rPr>
-        <w:t>upper_price</w:t>
-      </w:r>
-      <w:proofErr w:type="spellEnd"/>
-      <w:r>
-        <w:rPr>
-          <w:rFonts w:ascii="Courier New" w:eastAsia="Times New Roman" w:hAnsi="Courier New"/>
-          <w:color w:val="auto"/>
-          <w:sz w:val="16"/>
-          <w:szCs w:val="16"/>
-          <w:lang w:val="en-US"/>
-        </w:rPr>
-        <w:t>=</w:t>
-      </w:r>
-      <w:proofErr w:type="spellStart"/>
-      <w:r>
-        <w:rPr>
-          <w:rFonts w:ascii="Courier New" w:eastAsia="Times New Roman" w:hAnsi="Courier New"/>
-          <w:color w:val="auto"/>
-          <w:sz w:val="16"/>
-          <w:szCs w:val="16"/>
-          <w:lang w:val="en-US"/>
-        </w:rPr>
-        <w:t>upper_price</w:t>
-      </w:r>
-      <w:proofErr w:type="spellEnd"/>
-      <w:r>
-        <w:rPr>
-          <w:rFonts w:ascii="Courier New" w:eastAsia="Times New Roman" w:hAnsi="Courier New"/>
-          <w:color w:val="auto"/>
-          <w:sz w:val="16"/>
-          <w:szCs w:val="16"/>
-          <w:lang w:val="en-US"/>
-        </w:rPr>
-        <w:t>,</w:t>
-      </w:r>
-      <w:r>
-        <w:rPr>
-          <w:rFonts w:ascii="Courier New" w:eastAsia="Times New Roman" w:hAnsi="Courier New"/>
-          <w:color w:val="auto"/>
-          <w:sz w:val="16"/>
-          <w:szCs w:val="16"/>
-          <w:lang w:val="en-US"/>
-        </w:rPr>
-        <w:br/>
-        <w:t xml:space="preserve">        </w:t>
-      </w:r>
-      <w:proofErr w:type="spellStart"/>
-      <w:r>
-        <w:rPr>
-          <w:rFonts w:ascii="Courier New" w:eastAsia="Times New Roman" w:hAnsi="Courier New"/>
-          <w:color w:val="auto"/>
-          <w:sz w:val="16"/>
-          <w:szCs w:val="16"/>
-          <w:lang w:val="en-US"/>
-        </w:rPr>
-        <w:t>saddle_points</w:t>
-      </w:r>
-      <w:proofErr w:type="spellEnd"/>
-      <w:r>
-        <w:rPr>
-          <w:rFonts w:ascii="Courier New" w:eastAsia="Times New Roman" w:hAnsi="Courier New"/>
-          <w:color w:val="auto"/>
-          <w:sz w:val="16"/>
-          <w:szCs w:val="16"/>
-          <w:lang w:val="en-US"/>
-        </w:rPr>
-        <w:t>=tuple(),</w:t>
+        <w:t xml:space="preserve">        row_strategy=row_strategy,</w:t>
+      </w:r>
+      <w:r>
+        <w:rPr>
+          <w:rFonts w:ascii="Courier New" w:eastAsia="Times New Roman" w:hAnsi="Courier New"/>
+          <w:color w:val="auto"/>
+          <w:sz w:val="16"/>
+          <w:szCs w:val="16"/>
+          <w:lang w:val="en-US"/>
+        </w:rPr>
+        <w:br/>
+        <w:t xml:space="preserve">        col_strategy=col_strategy,</w:t>
+      </w:r>
+      <w:r>
+        <w:rPr>
+          <w:rFonts w:ascii="Courier New" w:eastAsia="Times New Roman" w:hAnsi="Courier New"/>
+          <w:color w:val="auto"/>
+          <w:sz w:val="16"/>
+          <w:szCs w:val="16"/>
+          <w:lang w:val="en-US"/>
+        </w:rPr>
+        <w:br/>
+        <w:t xml:space="preserve">        lower_price=lower_price,</w:t>
+      </w:r>
+      <w:r>
+        <w:rPr>
+          <w:rFonts w:ascii="Courier New" w:eastAsia="Times New Roman" w:hAnsi="Courier New"/>
+          <w:color w:val="auto"/>
+          <w:sz w:val="16"/>
+          <w:szCs w:val="16"/>
+          <w:lang w:val="en-US"/>
+        </w:rPr>
+        <w:br/>
+        <w:t xml:space="preserve">        upper_price=upper_price,</w:t>
+      </w:r>
+      <w:r>
+        <w:rPr>
+          <w:rFonts w:ascii="Courier New" w:eastAsia="Times New Roman" w:hAnsi="Courier New"/>
+          <w:color w:val="auto"/>
+          <w:sz w:val="16"/>
+          <w:szCs w:val="16"/>
+          <w:lang w:val="en-US"/>
+        </w:rPr>
+        <w:br/>
+        <w:t xml:space="preserve">        saddle_points=tuple(),</w:t>
       </w:r>
       <w:r>
         <w:rPr>
@@ -11681,29 +9913,7 @@
           <w:lang w:val="en-US"/>
         </w:rPr>
         <w:br/>
-        <w:t xml:space="preserve">def </w:t>
-      </w:r>
-      <w:proofErr w:type="spellStart"/>
-      <w:r>
-        <w:rPr>
-          <w:rFonts w:ascii="Courier New" w:eastAsia="Times New Roman" w:hAnsi="Courier New"/>
-          <w:color w:val="auto"/>
-          <w:sz w:val="16"/>
-          <w:szCs w:val="16"/>
-          <w:lang w:val="en-US"/>
-        </w:rPr>
-        <w:t>print_matrix_solution</w:t>
-      </w:r>
-      <w:proofErr w:type="spellEnd"/>
-      <w:r>
-        <w:rPr>
-          <w:rFonts w:ascii="Courier New" w:eastAsia="Times New Roman" w:hAnsi="Courier New"/>
-          <w:color w:val="auto"/>
-          <w:sz w:val="16"/>
-          <w:szCs w:val="16"/>
-          <w:lang w:val="en-US"/>
-        </w:rPr>
-        <w:t>(</w:t>
+        <w:t>def print_matrix_solution(</w:t>
       </w:r>
       <w:r>
         <w:rPr>
@@ -11736,29 +9946,7 @@
           <w:lang w:val="en-US"/>
         </w:rPr>
         <w:br/>
-        <w:t xml:space="preserve">        </w:t>
-      </w:r>
-      <w:proofErr w:type="spellStart"/>
-      <w:r>
-        <w:rPr>
-          <w:rFonts w:ascii="Courier New" w:eastAsia="Times New Roman" w:hAnsi="Courier New"/>
-          <w:color w:val="auto"/>
-          <w:sz w:val="16"/>
-          <w:szCs w:val="16"/>
-          <w:lang w:val="en-US"/>
-        </w:rPr>
-        <w:t>row_labels</w:t>
-      </w:r>
-      <w:proofErr w:type="spellEnd"/>
-      <w:r>
-        <w:rPr>
-          <w:rFonts w:ascii="Courier New" w:eastAsia="Times New Roman" w:hAnsi="Courier New"/>
-          <w:color w:val="auto"/>
-          <w:sz w:val="16"/>
-          <w:szCs w:val="16"/>
-          <w:lang w:val="en-US"/>
-        </w:rPr>
-        <w:t>: tuple[str, str] = ("</w:t>
+        <w:t xml:space="preserve">        row_labels: tuple[str, str] = ("</w:t>
       </w:r>
       <w:r>
         <w:rPr>
@@ -11807,29 +9995,7 @@
           <w:lang w:val="en-US"/>
         </w:rPr>
         <w:br/>
-        <w:t xml:space="preserve">        </w:t>
-      </w:r>
-      <w:proofErr w:type="spellStart"/>
-      <w:r>
-        <w:rPr>
-          <w:rFonts w:ascii="Courier New" w:eastAsia="Times New Roman" w:hAnsi="Courier New"/>
-          <w:color w:val="auto"/>
-          <w:sz w:val="16"/>
-          <w:szCs w:val="16"/>
-          <w:lang w:val="en-US"/>
-        </w:rPr>
-        <w:t>col_labels</w:t>
-      </w:r>
-      <w:proofErr w:type="spellEnd"/>
-      <w:r>
-        <w:rPr>
-          <w:rFonts w:ascii="Courier New" w:eastAsia="Times New Roman" w:hAnsi="Courier New"/>
-          <w:color w:val="auto"/>
-          <w:sz w:val="16"/>
-          <w:szCs w:val="16"/>
-          <w:lang w:val="en-US"/>
-        </w:rPr>
-        <w:t>: tuple[str, str] = ("</w:t>
+        <w:t xml:space="preserve">        col_labels: tuple[str, str] = ("</w:t>
       </w:r>
       <w:r>
         <w:rPr>
@@ -11900,95 +10066,7 @@
           <w:lang w:val="en-US"/>
         </w:rPr>
         <w:br/>
-        <w:t xml:space="preserve">    print_matrix_2x2(matrix, </w:t>
-      </w:r>
-      <w:proofErr w:type="spellStart"/>
-      <w:r>
-        <w:rPr>
-          <w:rFonts w:ascii="Courier New" w:eastAsia="Times New Roman" w:hAnsi="Courier New"/>
-          <w:color w:val="auto"/>
-          <w:sz w:val="16"/>
-          <w:szCs w:val="16"/>
-          <w:lang w:val="en-US"/>
-        </w:rPr>
-        <w:t>row_labels</w:t>
-      </w:r>
-      <w:proofErr w:type="spellEnd"/>
-      <w:r>
-        <w:rPr>
-          <w:rFonts w:ascii="Courier New" w:eastAsia="Times New Roman" w:hAnsi="Courier New"/>
-          <w:color w:val="auto"/>
-          <w:sz w:val="16"/>
-          <w:szCs w:val="16"/>
-          <w:lang w:val="en-US"/>
-        </w:rPr>
-        <w:t>=</w:t>
-      </w:r>
-      <w:proofErr w:type="spellStart"/>
-      <w:r>
-        <w:rPr>
-          <w:rFonts w:ascii="Courier New" w:eastAsia="Times New Roman" w:hAnsi="Courier New"/>
-          <w:color w:val="auto"/>
-          <w:sz w:val="16"/>
-          <w:szCs w:val="16"/>
-          <w:lang w:val="en-US"/>
-        </w:rPr>
-        <w:t>row_labels</w:t>
-      </w:r>
-      <w:proofErr w:type="spellEnd"/>
-      <w:r>
-        <w:rPr>
-          <w:rFonts w:ascii="Courier New" w:eastAsia="Times New Roman" w:hAnsi="Courier New"/>
-          <w:color w:val="auto"/>
-          <w:sz w:val="16"/>
-          <w:szCs w:val="16"/>
-          <w:lang w:val="en-US"/>
-        </w:rPr>
-        <w:t xml:space="preserve">, </w:t>
-      </w:r>
-      <w:proofErr w:type="spellStart"/>
-      <w:r>
-        <w:rPr>
-          <w:rFonts w:ascii="Courier New" w:eastAsia="Times New Roman" w:hAnsi="Courier New"/>
-          <w:color w:val="auto"/>
-          <w:sz w:val="16"/>
-          <w:szCs w:val="16"/>
-          <w:lang w:val="en-US"/>
-        </w:rPr>
-        <w:t>col_labels</w:t>
-      </w:r>
-      <w:proofErr w:type="spellEnd"/>
-      <w:r>
-        <w:rPr>
-          <w:rFonts w:ascii="Courier New" w:eastAsia="Times New Roman" w:hAnsi="Courier New"/>
-          <w:color w:val="auto"/>
-          <w:sz w:val="16"/>
-          <w:szCs w:val="16"/>
-          <w:lang w:val="en-US"/>
-        </w:rPr>
-        <w:t>=</w:t>
-      </w:r>
-      <w:proofErr w:type="spellStart"/>
-      <w:r>
-        <w:rPr>
-          <w:rFonts w:ascii="Courier New" w:eastAsia="Times New Roman" w:hAnsi="Courier New"/>
-          <w:color w:val="auto"/>
-          <w:sz w:val="16"/>
-          <w:szCs w:val="16"/>
-          <w:lang w:val="en-US"/>
-        </w:rPr>
-        <w:t>col_labels</w:t>
-      </w:r>
-      <w:proofErr w:type="spellEnd"/>
-      <w:r>
-        <w:rPr>
-          <w:rFonts w:ascii="Courier New" w:eastAsia="Times New Roman" w:hAnsi="Courier New"/>
-          <w:color w:val="auto"/>
-          <w:sz w:val="16"/>
-          <w:szCs w:val="16"/>
-          <w:lang w:val="en-US"/>
-        </w:rPr>
-        <w:t>)</w:t>
+        <w:t xml:space="preserve">    print_matrix_2x2(matrix, row_labels=row_labels, col_labels=col_labels)</w:t>
       </w:r>
       <w:r>
         <w:rPr>
@@ -12048,29 +10126,7 @@
           <w:szCs w:val="16"/>
           <w:lang w:val="en-US"/>
         </w:rPr>
-        <w:t>: {</w:t>
-      </w:r>
-      <w:proofErr w:type="spellStart"/>
-      <w:r>
-        <w:rPr>
-          <w:rFonts w:ascii="Courier New" w:eastAsia="Times New Roman" w:hAnsi="Courier New"/>
-          <w:color w:val="auto"/>
-          <w:sz w:val="16"/>
-          <w:szCs w:val="16"/>
-          <w:lang w:val="en-US"/>
-        </w:rPr>
-        <w:t>solution.method</w:t>
-      </w:r>
-      <w:proofErr w:type="spellEnd"/>
-      <w:r>
-        <w:rPr>
-          <w:rFonts w:ascii="Courier New" w:eastAsia="Times New Roman" w:hAnsi="Courier New"/>
-          <w:color w:val="auto"/>
-          <w:sz w:val="16"/>
-          <w:szCs w:val="16"/>
-          <w:lang w:val="en-US"/>
-        </w:rPr>
-        <w:t>}")</w:t>
+        <w:t>: {solution.method}")</w:t>
       </w:r>
       <w:r>
         <w:rPr>
@@ -12138,51 +10194,7 @@
           <w:szCs w:val="16"/>
           <w:lang w:val="en-US"/>
         </w:rPr>
-        <w:t>: {</w:t>
-      </w:r>
-      <w:proofErr w:type="spellStart"/>
-      <w:r>
-        <w:rPr>
-          <w:rFonts w:ascii="Courier New" w:eastAsia="Times New Roman" w:hAnsi="Courier New"/>
-          <w:color w:val="auto"/>
-          <w:sz w:val="16"/>
-          <w:szCs w:val="16"/>
-          <w:lang w:val="en-US"/>
-        </w:rPr>
-        <w:t>fmt_frac</w:t>
-      </w:r>
-      <w:proofErr w:type="spellEnd"/>
-      <w:r>
-        <w:rPr>
-          <w:rFonts w:ascii="Courier New" w:eastAsia="Times New Roman" w:hAnsi="Courier New"/>
-          <w:color w:val="auto"/>
-          <w:sz w:val="16"/>
-          <w:szCs w:val="16"/>
-          <w:lang w:val="en-US"/>
-        </w:rPr>
-        <w:t>(</w:t>
-      </w:r>
-      <w:proofErr w:type="spellStart"/>
-      <w:r>
-        <w:rPr>
-          <w:rFonts w:ascii="Courier New" w:eastAsia="Times New Roman" w:hAnsi="Courier New"/>
-          <w:color w:val="auto"/>
-          <w:sz w:val="16"/>
-          <w:szCs w:val="16"/>
-          <w:lang w:val="en-US"/>
-        </w:rPr>
-        <w:t>solution.lower_price</w:t>
-      </w:r>
-      <w:proofErr w:type="spellEnd"/>
-      <w:r>
-        <w:rPr>
-          <w:rFonts w:ascii="Courier New" w:eastAsia="Times New Roman" w:hAnsi="Courier New"/>
-          <w:color w:val="auto"/>
-          <w:sz w:val="16"/>
-          <w:szCs w:val="16"/>
-          <w:lang w:val="en-US"/>
-        </w:rPr>
-        <w:t>)}")</w:t>
+        <w:t>: {fmt_frac(solution.lower_price)}")</w:t>
       </w:r>
       <w:r>
         <w:rPr>
@@ -12250,51 +10262,7 @@
           <w:szCs w:val="16"/>
           <w:lang w:val="en-US"/>
         </w:rPr>
-        <w:t>: {</w:t>
-      </w:r>
-      <w:proofErr w:type="spellStart"/>
-      <w:r>
-        <w:rPr>
-          <w:rFonts w:ascii="Courier New" w:eastAsia="Times New Roman" w:hAnsi="Courier New"/>
-          <w:color w:val="auto"/>
-          <w:sz w:val="16"/>
-          <w:szCs w:val="16"/>
-          <w:lang w:val="en-US"/>
-        </w:rPr>
-        <w:t>fmt_frac</w:t>
-      </w:r>
-      <w:proofErr w:type="spellEnd"/>
-      <w:r>
-        <w:rPr>
-          <w:rFonts w:ascii="Courier New" w:eastAsia="Times New Roman" w:hAnsi="Courier New"/>
-          <w:color w:val="auto"/>
-          <w:sz w:val="16"/>
-          <w:szCs w:val="16"/>
-          <w:lang w:val="en-US"/>
-        </w:rPr>
-        <w:t>(</w:t>
-      </w:r>
-      <w:proofErr w:type="spellStart"/>
-      <w:r>
-        <w:rPr>
-          <w:rFonts w:ascii="Courier New" w:eastAsia="Times New Roman" w:hAnsi="Courier New"/>
-          <w:color w:val="auto"/>
-          <w:sz w:val="16"/>
-          <w:szCs w:val="16"/>
-          <w:lang w:val="en-US"/>
-        </w:rPr>
-        <w:t>solution.upper_price</w:t>
-      </w:r>
-      <w:proofErr w:type="spellEnd"/>
-      <w:r>
-        <w:rPr>
-          <w:rFonts w:ascii="Courier New" w:eastAsia="Times New Roman" w:hAnsi="Courier New"/>
-          <w:color w:val="auto"/>
-          <w:sz w:val="16"/>
-          <w:szCs w:val="16"/>
-          <w:lang w:val="en-US"/>
-        </w:rPr>
-        <w:t>)}")</w:t>
+        <w:t>: {fmt_frac(solution.upper_price)}")</w:t>
       </w:r>
       <w:r>
         <w:rPr>
@@ -12343,51 +10311,7 @@
           <w:szCs w:val="16"/>
           <w:lang w:val="en-US"/>
         </w:rPr>
-        <w:t>: {</w:t>
-      </w:r>
-      <w:proofErr w:type="spellStart"/>
-      <w:r>
-        <w:rPr>
-          <w:rFonts w:ascii="Courier New" w:eastAsia="Times New Roman" w:hAnsi="Courier New"/>
-          <w:color w:val="auto"/>
-          <w:sz w:val="16"/>
-          <w:szCs w:val="16"/>
-          <w:lang w:val="en-US"/>
-        </w:rPr>
-        <w:t>fmt_frac</w:t>
-      </w:r>
-      <w:proofErr w:type="spellEnd"/>
-      <w:r>
-        <w:rPr>
-          <w:rFonts w:ascii="Courier New" w:eastAsia="Times New Roman" w:hAnsi="Courier New"/>
-          <w:color w:val="auto"/>
-          <w:sz w:val="16"/>
-          <w:szCs w:val="16"/>
-          <w:lang w:val="en-US"/>
-        </w:rPr>
-        <w:t>(</w:t>
-      </w:r>
-      <w:proofErr w:type="spellStart"/>
-      <w:r>
-        <w:rPr>
-          <w:rFonts w:ascii="Courier New" w:eastAsia="Times New Roman" w:hAnsi="Courier New"/>
-          <w:color w:val="auto"/>
-          <w:sz w:val="16"/>
-          <w:szCs w:val="16"/>
-          <w:lang w:val="en-US"/>
-        </w:rPr>
-        <w:t>solution.value</w:t>
-      </w:r>
-      <w:proofErr w:type="spellEnd"/>
-      <w:r>
-        <w:rPr>
-          <w:rFonts w:ascii="Courier New" w:eastAsia="Times New Roman" w:hAnsi="Courier New"/>
-          <w:color w:val="auto"/>
-          <w:sz w:val="16"/>
-          <w:szCs w:val="16"/>
-          <w:lang w:val="en-US"/>
-        </w:rPr>
-        <w:t>)}")</w:t>
+        <w:t>: {fmt_frac(solution.value)}")</w:t>
       </w:r>
       <w:r>
         <w:rPr>
@@ -12474,73 +10398,7 @@
           <w:szCs w:val="16"/>
           <w:lang w:val="en-US"/>
         </w:rPr>
-        <w:t>: {</w:t>
-      </w:r>
-      <w:proofErr w:type="spellStart"/>
-      <w:r>
-        <w:rPr>
-          <w:rFonts w:ascii="Courier New" w:eastAsia="Times New Roman" w:hAnsi="Courier New"/>
-          <w:color w:val="auto"/>
-          <w:sz w:val="16"/>
-          <w:szCs w:val="16"/>
-          <w:lang w:val="en-US"/>
-        </w:rPr>
-        <w:t>fmt_strategy</w:t>
-      </w:r>
-      <w:proofErr w:type="spellEnd"/>
-      <w:r>
-        <w:rPr>
-          <w:rFonts w:ascii="Courier New" w:eastAsia="Times New Roman" w:hAnsi="Courier New"/>
-          <w:color w:val="auto"/>
-          <w:sz w:val="16"/>
-          <w:szCs w:val="16"/>
-          <w:lang w:val="en-US"/>
-        </w:rPr>
-        <w:t>(</w:t>
-      </w:r>
-      <w:proofErr w:type="spellStart"/>
-      <w:r>
-        <w:rPr>
-          <w:rFonts w:ascii="Courier New" w:eastAsia="Times New Roman" w:hAnsi="Courier New"/>
-          <w:color w:val="auto"/>
-          <w:sz w:val="16"/>
-          <w:szCs w:val="16"/>
-          <w:lang w:val="en-US"/>
-        </w:rPr>
-        <w:t>solution.row_strategy</w:t>
-      </w:r>
-      <w:proofErr w:type="spellEnd"/>
-      <w:r>
-        <w:rPr>
-          <w:rFonts w:ascii="Courier New" w:eastAsia="Times New Roman" w:hAnsi="Courier New"/>
-          <w:color w:val="auto"/>
-          <w:sz w:val="16"/>
-          <w:szCs w:val="16"/>
-          <w:lang w:val="en-US"/>
-        </w:rPr>
-        <w:t xml:space="preserve">, </w:t>
-      </w:r>
-      <w:proofErr w:type="spellStart"/>
-      <w:r>
-        <w:rPr>
-          <w:rFonts w:ascii="Courier New" w:eastAsia="Times New Roman" w:hAnsi="Courier New"/>
-          <w:color w:val="auto"/>
-          <w:sz w:val="16"/>
-          <w:szCs w:val="16"/>
-          <w:lang w:val="en-US"/>
-        </w:rPr>
-        <w:t>row_labels</w:t>
-      </w:r>
-      <w:proofErr w:type="spellEnd"/>
-      <w:r>
-        <w:rPr>
-          <w:rFonts w:ascii="Courier New" w:eastAsia="Times New Roman" w:hAnsi="Courier New"/>
-          <w:color w:val="auto"/>
-          <w:sz w:val="16"/>
-          <w:szCs w:val="16"/>
-          <w:lang w:val="en-US"/>
-        </w:rPr>
-        <w:t>)}")</w:t>
+        <w:t>: {fmt_strategy(solution.row_strategy, row_labels)}")</w:t>
       </w:r>
       <w:r>
         <w:rPr>
@@ -12627,139 +10485,29 @@
           <w:szCs w:val="16"/>
           <w:lang w:val="en-US"/>
         </w:rPr>
-        <w:t>: {</w:t>
-      </w:r>
-      <w:proofErr w:type="spellStart"/>
-      <w:r>
-        <w:rPr>
-          <w:rFonts w:ascii="Courier New" w:eastAsia="Times New Roman" w:hAnsi="Courier New"/>
-          <w:color w:val="auto"/>
-          <w:sz w:val="16"/>
-          <w:szCs w:val="16"/>
-          <w:lang w:val="en-US"/>
-        </w:rPr>
-        <w:t>fmt_strategy</w:t>
-      </w:r>
-      <w:proofErr w:type="spellEnd"/>
-      <w:r>
-        <w:rPr>
-          <w:rFonts w:ascii="Courier New" w:eastAsia="Times New Roman" w:hAnsi="Courier New"/>
-          <w:color w:val="auto"/>
-          <w:sz w:val="16"/>
-          <w:szCs w:val="16"/>
-          <w:lang w:val="en-US"/>
-        </w:rPr>
-        <w:t>(</w:t>
-      </w:r>
-      <w:proofErr w:type="spellStart"/>
-      <w:r>
-        <w:rPr>
-          <w:rFonts w:ascii="Courier New" w:eastAsia="Times New Roman" w:hAnsi="Courier New"/>
-          <w:color w:val="auto"/>
-          <w:sz w:val="16"/>
-          <w:szCs w:val="16"/>
-          <w:lang w:val="en-US"/>
-        </w:rPr>
-        <w:t>solution.col_strategy</w:t>
-      </w:r>
-      <w:proofErr w:type="spellEnd"/>
-      <w:r>
-        <w:rPr>
-          <w:rFonts w:ascii="Courier New" w:eastAsia="Times New Roman" w:hAnsi="Courier New"/>
-          <w:color w:val="auto"/>
-          <w:sz w:val="16"/>
-          <w:szCs w:val="16"/>
-          <w:lang w:val="en-US"/>
-        </w:rPr>
-        <w:t xml:space="preserve">, </w:t>
-      </w:r>
-      <w:proofErr w:type="spellStart"/>
-      <w:r>
-        <w:rPr>
-          <w:rFonts w:ascii="Courier New" w:eastAsia="Times New Roman" w:hAnsi="Courier New"/>
-          <w:color w:val="auto"/>
-          <w:sz w:val="16"/>
-          <w:szCs w:val="16"/>
-          <w:lang w:val="en-US"/>
-        </w:rPr>
-        <w:t>col_labels</w:t>
-      </w:r>
-      <w:proofErr w:type="spellEnd"/>
-      <w:r>
-        <w:rPr>
-          <w:rFonts w:ascii="Courier New" w:eastAsia="Times New Roman" w:hAnsi="Courier New"/>
-          <w:color w:val="auto"/>
-          <w:sz w:val="16"/>
-          <w:szCs w:val="16"/>
-          <w:lang w:val="en-US"/>
-        </w:rPr>
-        <w:t>)}")</w:t>
-      </w:r>
-      <w:r>
-        <w:rPr>
-          <w:rFonts w:ascii="Courier New" w:eastAsia="Times New Roman" w:hAnsi="Courier New"/>
-          <w:color w:val="auto"/>
-          <w:sz w:val="16"/>
-          <w:szCs w:val="16"/>
-          <w:lang w:val="en-US"/>
-        </w:rPr>
-        <w:br/>
-        <w:t xml:space="preserve">    if </w:t>
-      </w:r>
-      <w:proofErr w:type="spellStart"/>
-      <w:r>
-        <w:rPr>
-          <w:rFonts w:ascii="Courier New" w:eastAsia="Times New Roman" w:hAnsi="Courier New"/>
-          <w:color w:val="auto"/>
-          <w:sz w:val="16"/>
-          <w:szCs w:val="16"/>
-          <w:lang w:val="en-US"/>
-        </w:rPr>
-        <w:t>solution.saddle_points</w:t>
-      </w:r>
-      <w:proofErr w:type="spellEnd"/>
-      <w:r>
-        <w:rPr>
-          <w:rFonts w:ascii="Courier New" w:eastAsia="Times New Roman" w:hAnsi="Courier New"/>
-          <w:color w:val="auto"/>
-          <w:sz w:val="16"/>
-          <w:szCs w:val="16"/>
-          <w:lang w:val="en-US"/>
-        </w:rPr>
-        <w:t>:</w:t>
-      </w:r>
-      <w:r>
-        <w:rPr>
-          <w:rFonts w:ascii="Courier New" w:eastAsia="Times New Roman" w:hAnsi="Courier New"/>
-          <w:color w:val="auto"/>
-          <w:sz w:val="16"/>
-          <w:szCs w:val="16"/>
-          <w:lang w:val="en-US"/>
-        </w:rPr>
-        <w:br/>
-        <w:t xml:space="preserve">        points = ", ".join(f"({i + 1}, {j + 1})" for i, j in </w:t>
-      </w:r>
-      <w:proofErr w:type="spellStart"/>
-      <w:r>
-        <w:rPr>
-          <w:rFonts w:ascii="Courier New" w:eastAsia="Times New Roman" w:hAnsi="Courier New"/>
-          <w:color w:val="auto"/>
-          <w:sz w:val="16"/>
-          <w:szCs w:val="16"/>
-          <w:lang w:val="en-US"/>
-        </w:rPr>
-        <w:t>solution.saddle_points</w:t>
-      </w:r>
-      <w:proofErr w:type="spellEnd"/>
-      <w:r>
-        <w:rPr>
-          <w:rFonts w:ascii="Courier New" w:eastAsia="Times New Roman" w:hAnsi="Courier New"/>
-          <w:color w:val="auto"/>
-          <w:sz w:val="16"/>
-          <w:szCs w:val="16"/>
-          <w:lang w:val="en-US"/>
-        </w:rPr>
-        <w:t>)</w:t>
+        <w:t>: {fmt_strategy(solution.col_strategy, col_labels)}")</w:t>
+      </w:r>
+      <w:r>
+        <w:rPr>
+          <w:rFonts w:ascii="Courier New" w:eastAsia="Times New Roman" w:hAnsi="Courier New"/>
+          <w:color w:val="auto"/>
+          <w:sz w:val="16"/>
+          <w:szCs w:val="16"/>
+          <w:lang w:val="en-US"/>
+        </w:rPr>
+        <w:br/>
+        <w:t xml:space="preserve">    if solution.saddle_points:</w:t>
+      </w:r>
+      <w:r>
+        <w:rPr>
+          <w:rFonts w:ascii="Courier New" w:eastAsia="Times New Roman" w:hAnsi="Courier New"/>
+          <w:color w:val="auto"/>
+          <w:sz w:val="16"/>
+          <w:szCs w:val="16"/>
+          <w:lang w:val="en-US"/>
+        </w:rPr>
+        <w:br/>
+        <w:t xml:space="preserve">        points = ", ".join(f"({i + 1}, {j + 1})" for i, j in solution.saddle_points)</w:t>
       </w:r>
       <w:r>
         <w:rPr>
@@ -12840,29 +10588,7 @@
           <w:lang w:val="en-US"/>
         </w:rPr>
         <w:br/>
-        <w:t xml:space="preserve">def </w:t>
-      </w:r>
-      <w:proofErr w:type="spellStart"/>
-      <w:r>
-        <w:rPr>
-          <w:rFonts w:ascii="Courier New" w:eastAsia="Times New Roman" w:hAnsi="Courier New"/>
-          <w:color w:val="auto"/>
-          <w:sz w:val="16"/>
-          <w:szCs w:val="16"/>
-          <w:lang w:val="en-US"/>
-        </w:rPr>
-        <w:t>inspection_value_recursive</w:t>
-      </w:r>
-      <w:proofErr w:type="spellEnd"/>
-      <w:r>
-        <w:rPr>
-          <w:rFonts w:ascii="Courier New" w:eastAsia="Times New Roman" w:hAnsi="Courier New"/>
-          <w:color w:val="auto"/>
-          <w:sz w:val="16"/>
-          <w:szCs w:val="16"/>
-          <w:lang w:val="en-US"/>
-        </w:rPr>
-        <w:t>(N: int) -&gt; Fraction:</w:t>
+        <w:t>def inspection_value_recursive(N: int) -&gt; Fraction:</w:t>
       </w:r>
       <w:r>
         <w:rPr>
@@ -12884,29 +10610,7 @@
           <w:lang w:val="en-US"/>
         </w:rPr>
         <w:br/>
-        <w:t xml:space="preserve">        raise </w:t>
-      </w:r>
-      <w:proofErr w:type="spellStart"/>
-      <w:r>
-        <w:rPr>
-          <w:rFonts w:ascii="Courier New" w:eastAsia="Times New Roman" w:hAnsi="Courier New"/>
-          <w:color w:val="auto"/>
-          <w:sz w:val="16"/>
-          <w:szCs w:val="16"/>
-          <w:lang w:val="en-US"/>
-        </w:rPr>
-        <w:t>ValueError</w:t>
-      </w:r>
-      <w:proofErr w:type="spellEnd"/>
-      <w:r>
-        <w:rPr>
-          <w:rFonts w:ascii="Courier New" w:eastAsia="Times New Roman" w:hAnsi="Courier New"/>
-          <w:color w:val="auto"/>
-          <w:sz w:val="16"/>
-          <w:szCs w:val="16"/>
-          <w:lang w:val="en-US"/>
-        </w:rPr>
-        <w:t xml:space="preserve">("N </w:t>
+        <w:t xml:space="preserve">        raise ValueError("N </w:t>
       </w:r>
       <w:r>
         <w:rPr>
@@ -13047,29 +10751,7 @@
           <w:lang w:val="en-US"/>
         </w:rPr>
         <w:br/>
-        <w:t xml:space="preserve">def </w:t>
-      </w:r>
-      <w:proofErr w:type="spellStart"/>
-      <w:r>
-        <w:rPr>
-          <w:rFonts w:ascii="Courier New" w:eastAsia="Times New Roman" w:hAnsi="Courier New"/>
-          <w:color w:val="auto"/>
-          <w:sz w:val="16"/>
-          <w:szCs w:val="16"/>
-          <w:lang w:val="en-US"/>
-        </w:rPr>
-        <w:t>inspection_value_closed</w:t>
-      </w:r>
-      <w:proofErr w:type="spellEnd"/>
-      <w:r>
-        <w:rPr>
-          <w:rFonts w:ascii="Courier New" w:eastAsia="Times New Roman" w:hAnsi="Courier New"/>
-          <w:color w:val="auto"/>
-          <w:sz w:val="16"/>
-          <w:szCs w:val="16"/>
-          <w:lang w:val="en-US"/>
-        </w:rPr>
-        <w:t>(N: int) -&gt; Fraction:</w:t>
+        <w:t>def inspection_value_closed(N: int) -&gt; Fraction:</w:t>
       </w:r>
       <w:r>
         <w:rPr>
@@ -13091,29 +10773,7 @@
           <w:lang w:val="en-US"/>
         </w:rPr>
         <w:br/>
-        <w:t xml:space="preserve">        raise </w:t>
-      </w:r>
-      <w:proofErr w:type="spellStart"/>
-      <w:r>
-        <w:rPr>
-          <w:rFonts w:ascii="Courier New" w:eastAsia="Times New Roman" w:hAnsi="Courier New"/>
-          <w:color w:val="auto"/>
-          <w:sz w:val="16"/>
-          <w:szCs w:val="16"/>
-          <w:lang w:val="en-US"/>
-        </w:rPr>
-        <w:t>ValueError</w:t>
-      </w:r>
-      <w:proofErr w:type="spellEnd"/>
-      <w:r>
-        <w:rPr>
-          <w:rFonts w:ascii="Courier New" w:eastAsia="Times New Roman" w:hAnsi="Courier New"/>
-          <w:color w:val="auto"/>
-          <w:sz w:val="16"/>
-          <w:szCs w:val="16"/>
-          <w:lang w:val="en-US"/>
-        </w:rPr>
-        <w:t xml:space="preserve">("N </w:t>
+        <w:t xml:space="preserve">        raise ValueError("N </w:t>
       </w:r>
       <w:r>
         <w:rPr>
@@ -13241,29 +10901,7 @@
           <w:lang w:val="en-US"/>
         </w:rPr>
         <w:lastRenderedPageBreak/>
-        <w:t xml:space="preserve">def </w:t>
-      </w:r>
-      <w:proofErr w:type="spellStart"/>
-      <w:r>
-        <w:rPr>
-          <w:rFonts w:ascii="Courier New" w:eastAsia="Times New Roman" w:hAnsi="Courier New"/>
-          <w:color w:val="auto"/>
-          <w:sz w:val="16"/>
-          <w:szCs w:val="16"/>
-          <w:lang w:val="en-US"/>
-        </w:rPr>
-        <w:t>inspection_matrix</w:t>
-      </w:r>
-      <w:proofErr w:type="spellEnd"/>
-      <w:r>
-        <w:rPr>
-          <w:rFonts w:ascii="Courier New" w:eastAsia="Times New Roman" w:hAnsi="Courier New"/>
-          <w:color w:val="auto"/>
-          <w:sz w:val="16"/>
-          <w:szCs w:val="16"/>
-          <w:lang w:val="en-US"/>
-        </w:rPr>
-        <w:t>(N: int) -&gt; tuple[tuple[Fraction, Fraction], tuple[Fraction, Fraction]]:</w:t>
+        <w:t>def inspection_matrix(N: int) -&gt; tuple[tuple[Fraction, Fraction], tuple[Fraction, Fraction]]:</w:t>
       </w:r>
       <w:r>
         <w:rPr>
@@ -13285,29 +10923,7 @@
           <w:lang w:val="en-US"/>
         </w:rPr>
         <w:br/>
-        <w:t xml:space="preserve">        raise </w:t>
-      </w:r>
-      <w:proofErr w:type="spellStart"/>
-      <w:r>
-        <w:rPr>
-          <w:rFonts w:ascii="Courier New" w:eastAsia="Times New Roman" w:hAnsi="Courier New"/>
-          <w:color w:val="auto"/>
-          <w:sz w:val="16"/>
-          <w:szCs w:val="16"/>
-          <w:lang w:val="en-US"/>
-        </w:rPr>
-        <w:t>ValueError</w:t>
-      </w:r>
-      <w:proofErr w:type="spellEnd"/>
-      <w:r>
-        <w:rPr>
-          <w:rFonts w:ascii="Courier New" w:eastAsia="Times New Roman" w:hAnsi="Courier New"/>
-          <w:color w:val="auto"/>
-          <w:sz w:val="16"/>
-          <w:szCs w:val="16"/>
-          <w:lang w:val="en-US"/>
-        </w:rPr>
-        <w:t>("</w:t>
+        <w:t xml:space="preserve">        raise ValueError("</w:t>
       </w:r>
       <w:r>
         <w:rPr>
@@ -13432,29 +11048,7 @@
           <w:lang w:val="en-US"/>
         </w:rPr>
         <w:br/>
-        <w:t xml:space="preserve">    previous = </w:t>
-      </w:r>
-      <w:proofErr w:type="spellStart"/>
-      <w:r>
-        <w:rPr>
-          <w:rFonts w:ascii="Courier New" w:eastAsia="Times New Roman" w:hAnsi="Courier New"/>
-          <w:color w:val="auto"/>
-          <w:sz w:val="16"/>
-          <w:szCs w:val="16"/>
-          <w:lang w:val="en-US"/>
-        </w:rPr>
-        <w:t>inspection_value_recursive</w:t>
-      </w:r>
-      <w:proofErr w:type="spellEnd"/>
-      <w:r>
-        <w:rPr>
-          <w:rFonts w:ascii="Courier New" w:eastAsia="Times New Roman" w:hAnsi="Courier New"/>
-          <w:color w:val="auto"/>
-          <w:sz w:val="16"/>
-          <w:szCs w:val="16"/>
-          <w:lang w:val="en-US"/>
-        </w:rPr>
-        <w:t>(N - 1)</w:t>
+        <w:t xml:space="preserve">    previous = inspection_value_recursive(N - 1)</w:t>
       </w:r>
       <w:r>
         <w:rPr>
@@ -13486,29 +11080,7 @@
           <w:lang w:val="en-US"/>
         </w:rPr>
         <w:br/>
-        <w:t xml:space="preserve">def </w:t>
-      </w:r>
-      <w:proofErr w:type="spellStart"/>
-      <w:r>
-        <w:rPr>
-          <w:rFonts w:ascii="Courier New" w:eastAsia="Times New Roman" w:hAnsi="Courier New"/>
-          <w:color w:val="auto"/>
-          <w:sz w:val="16"/>
-          <w:szCs w:val="16"/>
-          <w:lang w:val="en-US"/>
-        </w:rPr>
-        <w:t>inspection_matrix_closed</w:t>
-      </w:r>
-      <w:proofErr w:type="spellEnd"/>
-      <w:r>
-        <w:rPr>
-          <w:rFonts w:ascii="Courier New" w:eastAsia="Times New Roman" w:hAnsi="Courier New"/>
-          <w:color w:val="auto"/>
-          <w:sz w:val="16"/>
-          <w:szCs w:val="16"/>
-          <w:lang w:val="en-US"/>
-        </w:rPr>
-        <w:t>(N: int) -&gt; tuple[tuple[Fraction, Fraction], tuple[Fraction, Fraction]]:</w:t>
+        <w:t>def inspection_matrix_closed(N: int) -&gt; tuple[tuple[Fraction, Fraction], tuple[Fraction, Fraction]]:</w:t>
       </w:r>
       <w:r>
         <w:rPr>
@@ -13530,29 +11102,7 @@
           <w:lang w:val="en-US"/>
         </w:rPr>
         <w:br/>
-        <w:t xml:space="preserve">        raise </w:t>
-      </w:r>
-      <w:proofErr w:type="spellStart"/>
-      <w:r>
-        <w:rPr>
-          <w:rFonts w:ascii="Courier New" w:eastAsia="Times New Roman" w:hAnsi="Courier New"/>
-          <w:color w:val="auto"/>
-          <w:sz w:val="16"/>
-          <w:szCs w:val="16"/>
-          <w:lang w:val="en-US"/>
-        </w:rPr>
-        <w:t>ValueError</w:t>
-      </w:r>
-      <w:proofErr w:type="spellEnd"/>
-      <w:r>
-        <w:rPr>
-          <w:rFonts w:ascii="Courier New" w:eastAsia="Times New Roman" w:hAnsi="Courier New"/>
-          <w:color w:val="auto"/>
-          <w:sz w:val="16"/>
-          <w:szCs w:val="16"/>
-          <w:lang w:val="en-US"/>
-        </w:rPr>
-        <w:t>("</w:t>
+        <w:t xml:space="preserve">        raise ValueError("</w:t>
       </w:r>
       <w:r>
         <w:rPr>
@@ -13698,29 +11248,7 @@
           <w:lang w:val="en-US"/>
         </w:rPr>
         <w:br/>
-        <w:t xml:space="preserve">def </w:t>
-      </w:r>
-      <w:proofErr w:type="spellStart"/>
-      <w:r>
-        <w:rPr>
-          <w:rFonts w:ascii="Courier New" w:eastAsia="Times New Roman" w:hAnsi="Courier New"/>
-          <w:color w:val="auto"/>
-          <w:sz w:val="16"/>
-          <w:szCs w:val="16"/>
-          <w:lang w:val="en-US"/>
-        </w:rPr>
-        <w:t>inspection_optimal_strategy</w:t>
-      </w:r>
-      <w:proofErr w:type="spellEnd"/>
-      <w:r>
-        <w:rPr>
-          <w:rFonts w:ascii="Courier New" w:eastAsia="Times New Roman" w:hAnsi="Courier New"/>
-          <w:color w:val="auto"/>
-          <w:sz w:val="16"/>
-          <w:szCs w:val="16"/>
-          <w:lang w:val="en-US"/>
-        </w:rPr>
-        <w:t>(N: int) -&gt; tuple[Fraction, Fraction]:</w:t>
+        <w:t>def inspection_optimal_strategy(N: int) -&gt; tuple[Fraction, Fraction]:</w:t>
       </w:r>
       <w:r>
         <w:rPr>
@@ -13742,29 +11270,7 @@
           <w:lang w:val="en-US"/>
         </w:rPr>
         <w:br/>
-        <w:t xml:space="preserve">        raise </w:t>
-      </w:r>
-      <w:proofErr w:type="spellStart"/>
-      <w:r>
-        <w:rPr>
-          <w:rFonts w:ascii="Courier New" w:eastAsia="Times New Roman" w:hAnsi="Courier New"/>
-          <w:color w:val="auto"/>
-          <w:sz w:val="16"/>
-          <w:szCs w:val="16"/>
-          <w:lang w:val="en-US"/>
-        </w:rPr>
-        <w:t>ValueError</w:t>
-      </w:r>
-      <w:proofErr w:type="spellEnd"/>
-      <w:r>
-        <w:rPr>
-          <w:rFonts w:ascii="Courier New" w:eastAsia="Times New Roman" w:hAnsi="Courier New"/>
-          <w:color w:val="auto"/>
-          <w:sz w:val="16"/>
-          <w:szCs w:val="16"/>
-          <w:lang w:val="en-US"/>
-        </w:rPr>
-        <w:t>("</w:t>
+        <w:t xml:space="preserve">        raise ValueError("</w:t>
       </w:r>
       <w:r>
         <w:rPr>
@@ -13948,51 +11454,7 @@
           <w:lang w:val="en-US"/>
         </w:rPr>
         <w:br/>
-        <w:t xml:space="preserve">def </w:t>
-      </w:r>
-      <w:proofErr w:type="spellStart"/>
-      <w:r>
-        <w:rPr>
-          <w:rFonts w:ascii="Courier New" w:eastAsia="Times New Roman" w:hAnsi="Courier New"/>
-          <w:color w:val="auto"/>
-          <w:sz w:val="16"/>
-          <w:szCs w:val="16"/>
-          <w:lang w:val="en-US"/>
-        </w:rPr>
-        <w:t>print_inspection_lecture_check</w:t>
-      </w:r>
-      <w:proofErr w:type="spellEnd"/>
-      <w:r>
-        <w:rPr>
-          <w:rFonts w:ascii="Courier New" w:eastAsia="Times New Roman" w:hAnsi="Courier New"/>
-          <w:color w:val="auto"/>
-          <w:sz w:val="16"/>
-          <w:szCs w:val="16"/>
-          <w:lang w:val="en-US"/>
-        </w:rPr>
-        <w:t>(</w:t>
-      </w:r>
-      <w:proofErr w:type="spellStart"/>
-      <w:r>
-        <w:rPr>
-          <w:rFonts w:ascii="Courier New" w:eastAsia="Times New Roman" w:hAnsi="Courier New"/>
-          <w:color w:val="auto"/>
-          <w:sz w:val="16"/>
-          <w:szCs w:val="16"/>
-          <w:lang w:val="en-US"/>
-        </w:rPr>
-        <w:t>max_N</w:t>
-      </w:r>
-      <w:proofErr w:type="spellEnd"/>
-      <w:r>
-        <w:rPr>
-          <w:rFonts w:ascii="Courier New" w:eastAsia="Times New Roman" w:hAnsi="Courier New"/>
-          <w:color w:val="auto"/>
-          <w:sz w:val="16"/>
-          <w:szCs w:val="16"/>
-          <w:lang w:val="en-US"/>
-        </w:rPr>
-        <w:t>: int = 8) -&gt; None:</w:t>
+        <w:t>def print_inspection_lecture_check(max_N: int = 8) -&gt; None:</w:t>
       </w:r>
       <w:r>
         <w:rPr>
@@ -14112,29 +11574,7 @@
           <w:szCs w:val="16"/>
           <w:lang w:val="en-US"/>
         </w:rPr>
-        <w:t xml:space="preserve">: v_1 = 0,  </w:t>
-      </w:r>
-      <w:proofErr w:type="spellStart"/>
-      <w:r>
-        <w:rPr>
-          <w:rFonts w:ascii="Courier New" w:eastAsia="Times New Roman" w:hAnsi="Courier New"/>
-          <w:color w:val="auto"/>
-          <w:sz w:val="16"/>
-          <w:szCs w:val="16"/>
-          <w:lang w:val="en-US"/>
-        </w:rPr>
-        <w:t>v_N</w:t>
-      </w:r>
-      <w:proofErr w:type="spellEnd"/>
-      <w:r>
-        <w:rPr>
-          <w:rFonts w:ascii="Courier New" w:eastAsia="Times New Roman" w:hAnsi="Courier New"/>
-          <w:color w:val="auto"/>
-          <w:sz w:val="16"/>
-          <w:szCs w:val="16"/>
-          <w:lang w:val="en-US"/>
-        </w:rPr>
-        <w:t xml:space="preserve"> = (v_{N-1}+1)/(-v_{N-1}+3)")</w:t>
+        <w:t>: v_1 = 0,  v_N = (v_{N-1}+1)/(-v_{N-1}+3)")</w:t>
       </w:r>
       <w:r>
         <w:rPr>
@@ -14183,29 +11623,653 @@
           <w:szCs w:val="16"/>
           <w:lang w:val="en-US"/>
         </w:rPr>
+        <w:t>: v_N = (N-1)/(N+1)")</w:t>
+      </w:r>
+      <w:r>
+        <w:rPr>
+          <w:rFonts w:ascii="Courier New" w:eastAsia="Times New Roman" w:hAnsi="Courier New"/>
+          <w:color w:val="auto"/>
+          <w:sz w:val="16"/>
+          <w:szCs w:val="16"/>
+          <w:lang w:val="en-US"/>
+        </w:rPr>
+        <w:br/>
+        <w:t xml:space="preserve">    print("</w:t>
+      </w:r>
+      <w:r>
+        <w:rPr>
+          <w:rFonts w:ascii="Courier New" w:eastAsia="Times New Roman" w:hAnsi="Courier New"/>
+          <w:color w:val="auto"/>
+          <w:sz w:val="16"/>
+          <w:szCs w:val="16"/>
+        </w:rPr>
+        <w:t>Оптимальные</w:t>
+      </w:r>
+      <w:r>
+        <w:rPr>
+          <w:rFonts w:ascii="Courier New" w:eastAsia="Times New Roman" w:hAnsi="Courier New"/>
+          <w:color w:val="auto"/>
+          <w:sz w:val="16"/>
+          <w:szCs w:val="16"/>
+          <w:lang w:val="en-US"/>
+        </w:rPr>
+        <w:t xml:space="preserve"> </w:t>
+      </w:r>
+      <w:r>
+        <w:rPr>
+          <w:rFonts w:ascii="Courier New" w:eastAsia="Times New Roman" w:hAnsi="Courier New"/>
+          <w:color w:val="auto"/>
+          <w:sz w:val="16"/>
+          <w:szCs w:val="16"/>
+        </w:rPr>
+        <w:t>стратегии</w:t>
+      </w:r>
+      <w:r>
+        <w:rPr>
+          <w:rFonts w:ascii="Courier New" w:eastAsia="Times New Roman" w:hAnsi="Courier New"/>
+          <w:color w:val="auto"/>
+          <w:sz w:val="16"/>
+          <w:szCs w:val="16"/>
+          <w:lang w:val="en-US"/>
+        </w:rPr>
+        <w:t xml:space="preserve"> </w:t>
+      </w:r>
+      <w:r>
+        <w:rPr>
+          <w:rFonts w:ascii="Courier New" w:eastAsia="Times New Roman" w:hAnsi="Courier New"/>
+          <w:color w:val="auto"/>
+          <w:sz w:val="16"/>
+          <w:szCs w:val="16"/>
+        </w:rPr>
+        <w:t>при</w:t>
+      </w:r>
+      <w:r>
+        <w:rPr>
+          <w:rFonts w:ascii="Courier New" w:eastAsia="Times New Roman" w:hAnsi="Courier New"/>
+          <w:color w:val="auto"/>
+          <w:sz w:val="16"/>
+          <w:szCs w:val="16"/>
+          <w:lang w:val="en-US"/>
+        </w:rPr>
+        <w:t xml:space="preserve"> N&gt;=2: x^(N)=y^(N)=(1/(N+1), N/(N+1))")</w:t>
+      </w:r>
+      <w:r>
+        <w:rPr>
+          <w:rFonts w:ascii="Courier New" w:eastAsia="Times New Roman" w:hAnsi="Courier New"/>
+          <w:color w:val="auto"/>
+          <w:sz w:val="16"/>
+          <w:szCs w:val="16"/>
+          <w:lang w:val="en-US"/>
+        </w:rPr>
+        <w:br/>
+      </w:r>
+      <w:r>
+        <w:rPr>
+          <w:rFonts w:ascii="Courier New" w:eastAsia="Times New Roman" w:hAnsi="Courier New"/>
+          <w:color w:val="auto"/>
+          <w:sz w:val="16"/>
+          <w:szCs w:val="16"/>
+          <w:lang w:val="en-US"/>
+        </w:rPr>
+        <w:br/>
+        <w:t xml:space="preserve">    print("\n</w:t>
+      </w:r>
+      <w:r>
+        <w:rPr>
+          <w:rFonts w:ascii="Courier New" w:eastAsia="Times New Roman" w:hAnsi="Courier New"/>
+          <w:color w:val="auto"/>
+          <w:sz w:val="16"/>
+          <w:szCs w:val="16"/>
+        </w:rPr>
+        <w:t>Проверочная</w:t>
+      </w:r>
+      <w:r>
+        <w:rPr>
+          <w:rFonts w:ascii="Courier New" w:eastAsia="Times New Roman" w:hAnsi="Courier New"/>
+          <w:color w:val="auto"/>
+          <w:sz w:val="16"/>
+          <w:szCs w:val="16"/>
+          <w:lang w:val="en-US"/>
+        </w:rPr>
+        <w:t xml:space="preserve"> </w:t>
+      </w:r>
+      <w:r>
+        <w:rPr>
+          <w:rFonts w:ascii="Courier New" w:eastAsia="Times New Roman" w:hAnsi="Courier New"/>
+          <w:color w:val="auto"/>
+          <w:sz w:val="16"/>
+          <w:szCs w:val="16"/>
+        </w:rPr>
+        <w:t>таблица</w:t>
+      </w:r>
+      <w:r>
+        <w:rPr>
+          <w:rFonts w:ascii="Courier New" w:eastAsia="Times New Roman" w:hAnsi="Courier New"/>
+          <w:color w:val="auto"/>
+          <w:sz w:val="16"/>
+          <w:szCs w:val="16"/>
+          <w:lang w:val="en-US"/>
+        </w:rPr>
+        <w:t>:")</w:t>
+      </w:r>
+      <w:r>
+        <w:rPr>
+          <w:rFonts w:ascii="Courier New" w:eastAsia="Times New Roman" w:hAnsi="Courier New"/>
+          <w:color w:val="auto"/>
+          <w:sz w:val="16"/>
+          <w:szCs w:val="16"/>
+          <w:lang w:val="en-US"/>
+        </w:rPr>
+        <w:br/>
+        <w:t xml:space="preserve">    print(f"{'N':&gt;3} {'v_N </w:t>
+      </w:r>
+      <w:r>
+        <w:rPr>
+          <w:rFonts w:ascii="Courier New" w:eastAsia="Times New Roman" w:hAnsi="Courier New"/>
+          <w:color w:val="auto"/>
+          <w:sz w:val="16"/>
+          <w:szCs w:val="16"/>
+        </w:rPr>
+        <w:t>рекурсивно</w:t>
+      </w:r>
+      <w:r>
+        <w:rPr>
+          <w:rFonts w:ascii="Courier New" w:eastAsia="Times New Roman" w:hAnsi="Courier New"/>
+          <w:color w:val="auto"/>
+          <w:sz w:val="16"/>
+          <w:szCs w:val="16"/>
+          <w:lang w:val="en-US"/>
+        </w:rPr>
+        <w:t xml:space="preserve">':&gt;22} {'v_N </w:t>
+      </w:r>
+      <w:r>
+        <w:rPr>
+          <w:rFonts w:ascii="Courier New" w:eastAsia="Times New Roman" w:hAnsi="Courier New"/>
+          <w:color w:val="auto"/>
+          <w:sz w:val="16"/>
+          <w:szCs w:val="16"/>
+        </w:rPr>
+        <w:t>формула</w:t>
+      </w:r>
+      <w:r>
+        <w:rPr>
+          <w:rFonts w:ascii="Courier New" w:eastAsia="Times New Roman" w:hAnsi="Courier New"/>
+          <w:color w:val="auto"/>
+          <w:sz w:val="16"/>
+          <w:szCs w:val="16"/>
+          <w:lang w:val="en-US"/>
+        </w:rPr>
+        <w:t>':&gt;22} {'</w:t>
+      </w:r>
+      <w:r>
+        <w:rPr>
+          <w:rFonts w:ascii="Courier New" w:eastAsia="Times New Roman" w:hAnsi="Courier New"/>
+          <w:color w:val="auto"/>
+          <w:sz w:val="16"/>
+          <w:szCs w:val="16"/>
+        </w:rPr>
+        <w:t>цена</w:t>
+      </w:r>
+      <w:r>
+        <w:rPr>
+          <w:rFonts w:ascii="Courier New" w:eastAsia="Times New Roman" w:hAnsi="Courier New"/>
+          <w:color w:val="auto"/>
+          <w:sz w:val="16"/>
+          <w:szCs w:val="16"/>
+          <w:lang w:val="en-US"/>
+        </w:rPr>
+        <w:t xml:space="preserve"> </w:t>
+      </w:r>
+      <w:r>
+        <w:rPr>
+          <w:rFonts w:ascii="Courier New" w:eastAsia="Times New Roman" w:hAnsi="Courier New"/>
+          <w:color w:val="auto"/>
+          <w:sz w:val="16"/>
+          <w:szCs w:val="16"/>
+        </w:rPr>
+        <w:t>матрицы</w:t>
+      </w:r>
+      <w:r>
+        <w:rPr>
+          <w:rFonts w:ascii="Courier New" w:eastAsia="Times New Roman" w:hAnsi="Courier New"/>
+          <w:color w:val="auto"/>
+          <w:sz w:val="16"/>
+          <w:szCs w:val="16"/>
+          <w:lang w:val="en-US"/>
+        </w:rPr>
+        <w:t xml:space="preserve"> </w:t>
+      </w:r>
+      <w:r>
+        <w:rPr>
+          <w:rFonts w:ascii="Courier New" w:eastAsia="Times New Roman" w:hAnsi="Courier New"/>
+          <w:color w:val="auto"/>
+          <w:sz w:val="16"/>
+          <w:szCs w:val="16"/>
+        </w:rPr>
+        <w:t>Γ</w:t>
+      </w:r>
+      <w:r>
+        <w:rPr>
+          <w:rFonts w:ascii="Courier New" w:eastAsia="Times New Roman" w:hAnsi="Courier New"/>
+          <w:color w:val="auto"/>
+          <w:sz w:val="16"/>
+          <w:szCs w:val="16"/>
+          <w:lang w:val="en-US"/>
+        </w:rPr>
+        <w:t>_N':&gt;22} {'x=y':&gt;32}")</w:t>
+      </w:r>
+      <w:r>
+        <w:rPr>
+          <w:rFonts w:ascii="Courier New" w:eastAsia="Times New Roman" w:hAnsi="Courier New"/>
+          <w:color w:val="auto"/>
+          <w:sz w:val="16"/>
+          <w:szCs w:val="16"/>
+          <w:lang w:val="en-US"/>
+        </w:rPr>
+        <w:br/>
+        <w:t xml:space="preserve">    for N in range(1, max_N + 1):</w:t>
+      </w:r>
+      <w:r>
+        <w:rPr>
+          <w:rFonts w:ascii="Courier New" w:eastAsia="Times New Roman" w:hAnsi="Courier New"/>
+          <w:color w:val="auto"/>
+          <w:sz w:val="16"/>
+          <w:szCs w:val="16"/>
+          <w:lang w:val="en-US"/>
+        </w:rPr>
+        <w:br/>
+        <w:t xml:space="preserve">        v_rec = inspection_value_recursive(N)</w:t>
+      </w:r>
+      <w:r>
+        <w:rPr>
+          <w:rFonts w:ascii="Courier New" w:eastAsia="Times New Roman" w:hAnsi="Courier New"/>
+          <w:color w:val="auto"/>
+          <w:sz w:val="16"/>
+          <w:szCs w:val="16"/>
+          <w:lang w:val="en-US"/>
+        </w:rPr>
+        <w:br/>
+        <w:t xml:space="preserve">        v_closed = inspection_value_closed(N)</w:t>
+      </w:r>
+      <w:r>
+        <w:rPr>
+          <w:rFonts w:ascii="Courier New" w:eastAsia="Times New Roman" w:hAnsi="Courier New"/>
+          <w:color w:val="auto"/>
+          <w:sz w:val="16"/>
+          <w:szCs w:val="16"/>
+          <w:lang w:val="en-US"/>
+        </w:rPr>
+        <w:br/>
+        <w:t xml:space="preserve">        if N == 1:</w:t>
+      </w:r>
+      <w:r>
+        <w:rPr>
+          <w:rFonts w:ascii="Courier New" w:eastAsia="Times New Roman" w:hAnsi="Courier New"/>
+          <w:color w:val="auto"/>
+          <w:sz w:val="16"/>
+          <w:szCs w:val="16"/>
+          <w:lang w:val="en-US"/>
+        </w:rPr>
+        <w:br/>
+        <w:t xml:space="preserve">            matrix_value = "</w:t>
+      </w:r>
+      <w:r>
+        <w:rPr>
+          <w:rFonts w:ascii="Courier New" w:eastAsia="Times New Roman" w:hAnsi="Courier New"/>
+          <w:color w:val="auto"/>
+          <w:sz w:val="16"/>
+          <w:szCs w:val="16"/>
+          <w:lang w:val="en-US"/>
+        </w:rPr>
+        <w:t>–</w:t>
+      </w:r>
+      <w:r>
+        <w:rPr>
+          <w:rFonts w:ascii="Courier New" w:eastAsia="Times New Roman" w:hAnsi="Courier New"/>
+          <w:color w:val="auto"/>
+          <w:sz w:val="16"/>
+          <w:szCs w:val="16"/>
+          <w:lang w:val="en-US"/>
+        </w:rPr>
+        <w:t>"</w:t>
+      </w:r>
+      <w:r>
+        <w:rPr>
+          <w:rFonts w:ascii="Courier New" w:eastAsia="Times New Roman" w:hAnsi="Courier New"/>
+          <w:color w:val="auto"/>
+          <w:sz w:val="16"/>
+          <w:szCs w:val="16"/>
+          <w:lang w:val="en-US"/>
+        </w:rPr>
+        <w:br/>
+        <w:t xml:space="preserve">            strategy = "</w:t>
+      </w:r>
+      <w:r>
+        <w:rPr>
+          <w:rFonts w:ascii="Courier New" w:eastAsia="Times New Roman" w:hAnsi="Courier New"/>
+          <w:color w:val="auto"/>
+          <w:sz w:val="16"/>
+          <w:szCs w:val="16"/>
+          <w:lang w:val="en-US"/>
+        </w:rPr>
+        <w:t>–</w:t>
+      </w:r>
+      <w:r>
+        <w:rPr>
+          <w:rFonts w:ascii="Courier New" w:eastAsia="Times New Roman" w:hAnsi="Courier New"/>
+          <w:color w:val="auto"/>
+          <w:sz w:val="16"/>
+          <w:szCs w:val="16"/>
+          <w:lang w:val="en-US"/>
+        </w:rPr>
+        <w:t>"</w:t>
+      </w:r>
+      <w:r>
+        <w:rPr>
+          <w:rFonts w:ascii="Courier New" w:eastAsia="Times New Roman" w:hAnsi="Courier New"/>
+          <w:color w:val="auto"/>
+          <w:sz w:val="16"/>
+          <w:szCs w:val="16"/>
+          <w:lang w:val="en-US"/>
+        </w:rPr>
+        <w:br/>
+        <w:t xml:space="preserve">        else:</w:t>
+      </w:r>
+      <w:r>
+        <w:rPr>
+          <w:rFonts w:ascii="Courier New" w:eastAsia="Times New Roman" w:hAnsi="Courier New"/>
+          <w:color w:val="auto"/>
+          <w:sz w:val="16"/>
+          <w:szCs w:val="16"/>
+          <w:lang w:val="en-US"/>
+        </w:rPr>
+        <w:br/>
+        <w:t xml:space="preserve">            sol = solve_zero_sum_2x2(inspection_matrix(N))</w:t>
+      </w:r>
+      <w:r>
+        <w:rPr>
+          <w:rFonts w:ascii="Courier New" w:eastAsia="Times New Roman" w:hAnsi="Courier New"/>
+          <w:color w:val="auto"/>
+          <w:sz w:val="16"/>
+          <w:szCs w:val="16"/>
+          <w:lang w:val="en-US"/>
+        </w:rPr>
+        <w:br/>
+        <w:t xml:space="preserve">            matrix_value = fmt_frac(sol.value)</w:t>
+      </w:r>
+      <w:r>
+        <w:rPr>
+          <w:rFonts w:ascii="Courier New" w:eastAsia="Times New Roman" w:hAnsi="Courier New"/>
+          <w:color w:val="auto"/>
+          <w:sz w:val="16"/>
+          <w:szCs w:val="16"/>
+          <w:lang w:val="en-US"/>
+        </w:rPr>
+        <w:br/>
+        <w:t xml:space="preserve">            strategy = f"({fmt_frac(sol.row_strategy[0], False)}, {fmt_frac(sol.row_strategy[1], False)})"</w:t>
+      </w:r>
+      <w:r>
+        <w:rPr>
+          <w:rFonts w:ascii="Courier New" w:eastAsia="Times New Roman" w:hAnsi="Courier New"/>
+          <w:color w:val="auto"/>
+          <w:sz w:val="16"/>
+          <w:szCs w:val="16"/>
+          <w:lang w:val="en-US"/>
+        </w:rPr>
+        <w:br/>
+        <w:t xml:space="preserve">        print(</w:t>
+      </w:r>
+      <w:r>
+        <w:rPr>
+          <w:rFonts w:ascii="Courier New" w:eastAsia="Times New Roman" w:hAnsi="Courier New"/>
+          <w:color w:val="auto"/>
+          <w:sz w:val="16"/>
+          <w:szCs w:val="16"/>
+          <w:lang w:val="en-US"/>
+        </w:rPr>
+        <w:br/>
+        <w:t xml:space="preserve">            f"{N:&gt;3} {fmt_frac(v_rec):&gt;22} {fmt_frac(v_closed):&gt;22} "</w:t>
+      </w:r>
+      <w:r>
+        <w:rPr>
+          <w:rFonts w:ascii="Courier New" w:eastAsia="Times New Roman" w:hAnsi="Courier New"/>
+          <w:color w:val="auto"/>
+          <w:sz w:val="16"/>
+          <w:szCs w:val="16"/>
+          <w:lang w:val="en-US"/>
+        </w:rPr>
+        <w:br/>
+        <w:t xml:space="preserve">            f"{matrix_value:&gt;22} {strategy:&gt;32}"</w:t>
+      </w:r>
+      <w:r>
+        <w:rPr>
+          <w:rFonts w:ascii="Courier New" w:eastAsia="Times New Roman" w:hAnsi="Courier New"/>
+          <w:color w:val="auto"/>
+          <w:sz w:val="16"/>
+          <w:szCs w:val="16"/>
+          <w:lang w:val="en-US"/>
+        </w:rPr>
+        <w:br/>
+        <w:t xml:space="preserve">        )</w:t>
+      </w:r>
+      <w:r>
+        <w:rPr>
+          <w:rFonts w:ascii="Courier New" w:eastAsia="Times New Roman" w:hAnsi="Courier New"/>
+          <w:color w:val="auto"/>
+          <w:sz w:val="16"/>
+          <w:szCs w:val="16"/>
+          <w:lang w:val="en-US"/>
+        </w:rPr>
+        <w:br/>
+      </w:r>
+      <w:r>
+        <w:rPr>
+          <w:rFonts w:ascii="Courier New" w:eastAsia="Times New Roman" w:hAnsi="Courier New"/>
+          <w:color w:val="auto"/>
+          <w:sz w:val="16"/>
+          <w:szCs w:val="16"/>
+          <w:lang w:val="en-US"/>
+        </w:rPr>
+        <w:br/>
+        <w:t>def print_inspection_individual_variant(N: int) -&gt; None:</w:t>
+      </w:r>
+      <w:r>
+        <w:rPr>
+          <w:rFonts w:ascii="Courier New" w:eastAsia="Times New Roman" w:hAnsi="Courier New"/>
+          <w:color w:val="auto"/>
+          <w:sz w:val="16"/>
+          <w:szCs w:val="16"/>
+          <w:lang w:val="en-US"/>
+        </w:rPr>
+        <w:br/>
+        <w:t xml:space="preserve">    print("\n" + "=" * 96)</w:t>
+      </w:r>
+      <w:r>
+        <w:rPr>
+          <w:rFonts w:ascii="Courier New" w:eastAsia="Times New Roman" w:hAnsi="Courier New"/>
+          <w:color w:val="auto"/>
+          <w:sz w:val="16"/>
+          <w:szCs w:val="16"/>
+          <w:lang w:val="en-US"/>
+        </w:rPr>
+        <w:br/>
+        <w:t xml:space="preserve">    print(f"</w:t>
+      </w:r>
+      <w:r>
+        <w:rPr>
+          <w:rFonts w:ascii="Courier New" w:eastAsia="Times New Roman" w:hAnsi="Courier New"/>
+          <w:color w:val="auto"/>
+          <w:sz w:val="16"/>
+          <w:szCs w:val="16"/>
+        </w:rPr>
+        <w:t>Индивидуальный</w:t>
+      </w:r>
+      <w:r>
+        <w:rPr>
+          <w:rFonts w:ascii="Courier New" w:eastAsia="Times New Roman" w:hAnsi="Courier New"/>
+          <w:color w:val="auto"/>
+          <w:sz w:val="16"/>
+          <w:szCs w:val="16"/>
+          <w:lang w:val="en-US"/>
+        </w:rPr>
+        <w:t xml:space="preserve"> </w:t>
+      </w:r>
+      <w:r>
+        <w:rPr>
+          <w:rFonts w:ascii="Courier New" w:eastAsia="Times New Roman" w:hAnsi="Courier New"/>
+          <w:color w:val="auto"/>
+          <w:sz w:val="16"/>
+          <w:szCs w:val="16"/>
+        </w:rPr>
+        <w:t>вариант</w:t>
+      </w:r>
+      <w:r>
+        <w:rPr>
+          <w:rFonts w:ascii="Courier New" w:eastAsia="Times New Roman" w:hAnsi="Courier New"/>
+          <w:color w:val="auto"/>
+          <w:sz w:val="16"/>
+          <w:szCs w:val="16"/>
+          <w:lang w:val="en-US"/>
+        </w:rPr>
         <w:t xml:space="preserve">: </w:t>
       </w:r>
-      <w:proofErr w:type="spellStart"/>
-      <w:r>
-        <w:rPr>
-          <w:rFonts w:ascii="Courier New" w:eastAsia="Times New Roman" w:hAnsi="Courier New"/>
-          <w:color w:val="auto"/>
-          <w:sz w:val="16"/>
-          <w:szCs w:val="16"/>
-          <w:lang w:val="en-US"/>
-        </w:rPr>
-        <w:t>v_N</w:t>
-      </w:r>
-      <w:proofErr w:type="spellEnd"/>
-      <w:r>
-        <w:rPr>
-          <w:rFonts w:ascii="Courier New" w:eastAsia="Times New Roman" w:hAnsi="Courier New"/>
-          <w:color w:val="auto"/>
-          <w:sz w:val="16"/>
-          <w:szCs w:val="16"/>
-          <w:lang w:val="en-US"/>
-        </w:rPr>
-        <w:t xml:space="preserve"> = (N-1)/(N+1)")</w:t>
+      <w:r>
+        <w:rPr>
+          <w:rFonts w:ascii="Courier New" w:eastAsia="Times New Roman" w:hAnsi="Courier New"/>
+          <w:color w:val="auto"/>
+          <w:sz w:val="16"/>
+          <w:szCs w:val="16"/>
+        </w:rPr>
+        <w:t>инспектирование</w:t>
+      </w:r>
+      <w:r>
+        <w:rPr>
+          <w:rFonts w:ascii="Courier New" w:eastAsia="Times New Roman" w:hAnsi="Courier New"/>
+          <w:color w:val="auto"/>
+          <w:sz w:val="16"/>
+          <w:szCs w:val="16"/>
+          <w:lang w:val="en-US"/>
+        </w:rPr>
+        <w:t>, N = {N}")</w:t>
+      </w:r>
+      <w:r>
+        <w:rPr>
+          <w:rFonts w:ascii="Courier New" w:eastAsia="Times New Roman" w:hAnsi="Courier New"/>
+          <w:color w:val="auto"/>
+          <w:sz w:val="16"/>
+          <w:szCs w:val="16"/>
+          <w:lang w:val="en-US"/>
+        </w:rPr>
+        <w:br/>
+        <w:t xml:space="preserve">    print("=" * 96)</w:t>
+      </w:r>
+      <w:r>
+        <w:rPr>
+          <w:rFonts w:ascii="Courier New" w:eastAsia="Times New Roman" w:hAnsi="Courier New"/>
+          <w:color w:val="auto"/>
+          <w:sz w:val="16"/>
+          <w:szCs w:val="16"/>
+          <w:lang w:val="en-US"/>
+        </w:rPr>
+        <w:br/>
+        <w:t xml:space="preserve">    if N &lt; 2:</w:t>
+      </w:r>
+      <w:r>
+        <w:rPr>
+          <w:rFonts w:ascii="Courier New" w:eastAsia="Times New Roman" w:hAnsi="Courier New"/>
+          <w:color w:val="auto"/>
+          <w:sz w:val="16"/>
+          <w:szCs w:val="16"/>
+          <w:lang w:val="en-US"/>
+        </w:rPr>
+        <w:br/>
+        <w:t xml:space="preserve">        raise ValueError("</w:t>
+      </w:r>
+      <w:r>
+        <w:rPr>
+          <w:rFonts w:ascii="Courier New" w:eastAsia="Times New Roman" w:hAnsi="Courier New"/>
+          <w:color w:val="auto"/>
+          <w:sz w:val="16"/>
+          <w:szCs w:val="16"/>
+        </w:rPr>
+        <w:t>Для</w:t>
+      </w:r>
+      <w:r>
+        <w:rPr>
+          <w:rFonts w:ascii="Courier New" w:eastAsia="Times New Roman" w:hAnsi="Courier New"/>
+          <w:color w:val="auto"/>
+          <w:sz w:val="16"/>
+          <w:szCs w:val="16"/>
+          <w:lang w:val="en-US"/>
+        </w:rPr>
+        <w:t xml:space="preserve"> </w:t>
+      </w:r>
+      <w:r>
+        <w:rPr>
+          <w:rFonts w:ascii="Courier New" w:eastAsia="Times New Roman" w:hAnsi="Courier New"/>
+          <w:color w:val="auto"/>
+          <w:sz w:val="16"/>
+          <w:szCs w:val="16"/>
+        </w:rPr>
+        <w:t>индивидуального</w:t>
+      </w:r>
+      <w:r>
+        <w:rPr>
+          <w:rFonts w:ascii="Courier New" w:eastAsia="Times New Roman" w:hAnsi="Courier New"/>
+          <w:color w:val="auto"/>
+          <w:sz w:val="16"/>
+          <w:szCs w:val="16"/>
+          <w:lang w:val="en-US"/>
+        </w:rPr>
+        <w:t xml:space="preserve"> </w:t>
+      </w:r>
+      <w:r>
+        <w:rPr>
+          <w:rFonts w:ascii="Courier New" w:eastAsia="Times New Roman" w:hAnsi="Courier New"/>
+          <w:color w:val="auto"/>
+          <w:sz w:val="16"/>
+          <w:szCs w:val="16"/>
+        </w:rPr>
+        <w:t>варианта</w:t>
+      </w:r>
+      <w:r>
+        <w:rPr>
+          <w:rFonts w:ascii="Courier New" w:eastAsia="Times New Roman" w:hAnsi="Courier New"/>
+          <w:color w:val="auto"/>
+          <w:sz w:val="16"/>
+          <w:szCs w:val="16"/>
+          <w:lang w:val="en-US"/>
+        </w:rPr>
+        <w:t xml:space="preserve"> </w:t>
+      </w:r>
+      <w:r>
+        <w:rPr>
+          <w:rFonts w:ascii="Courier New" w:eastAsia="Times New Roman" w:hAnsi="Courier New"/>
+          <w:color w:val="auto"/>
+          <w:sz w:val="16"/>
+          <w:szCs w:val="16"/>
+        </w:rPr>
+        <w:t>используйте</w:t>
+      </w:r>
+      <w:r>
+        <w:rPr>
+          <w:rFonts w:ascii="Courier New" w:eastAsia="Times New Roman" w:hAnsi="Courier New"/>
+          <w:color w:val="auto"/>
+          <w:sz w:val="16"/>
+          <w:szCs w:val="16"/>
+          <w:lang w:val="en-US"/>
+        </w:rPr>
+        <w:t xml:space="preserve"> N &gt;= 2")</w:t>
+      </w:r>
+      <w:r>
+        <w:rPr>
+          <w:rFonts w:ascii="Courier New" w:eastAsia="Times New Roman" w:hAnsi="Courier New"/>
+          <w:color w:val="auto"/>
+          <w:sz w:val="16"/>
+          <w:szCs w:val="16"/>
+          <w:lang w:val="en-US"/>
+        </w:rPr>
+        <w:br/>
       </w:r>
       <w:r>
         <w:rPr>
@@ -14225,7 +12289,7 @@
           <w:sz w:val="16"/>
           <w:szCs w:val="16"/>
         </w:rPr>
-        <w:t>Оптимальные</w:t>
+        <w:t>Последовательный</w:t>
       </w:r>
       <w:r>
         <w:rPr>
@@ -14244,7 +12308,7 @@
           <w:sz w:val="16"/>
           <w:szCs w:val="16"/>
         </w:rPr>
-        <w:t>стратегии</w:t>
+        <w:t>расчет</w:t>
       </w:r>
       <w:r>
         <w:rPr>
@@ -14263,17 +12327,189 @@
           <w:sz w:val="16"/>
           <w:szCs w:val="16"/>
         </w:rPr>
-        <w:t>при</w:t>
-      </w:r>
-      <w:r>
-        <w:rPr>
-          <w:rFonts w:ascii="Courier New" w:eastAsia="Times New Roman" w:hAnsi="Courier New"/>
-          <w:color w:val="auto"/>
-          <w:sz w:val="16"/>
-          <w:szCs w:val="16"/>
-          <w:lang w:val="en-US"/>
-        </w:rPr>
-        <w:t xml:space="preserve"> N&gt;=2: x^(N)=y^(N)=(1/(N+1), N/(N+1))")</w:t>
+        <w:t>по</w:t>
+      </w:r>
+      <w:r>
+        <w:rPr>
+          <w:rFonts w:ascii="Courier New" w:eastAsia="Times New Roman" w:hAnsi="Courier New"/>
+          <w:color w:val="auto"/>
+          <w:sz w:val="16"/>
+          <w:szCs w:val="16"/>
+          <w:lang w:val="en-US"/>
+        </w:rPr>
+        <w:t xml:space="preserve"> </w:t>
+      </w:r>
+      <w:r>
+        <w:rPr>
+          <w:rFonts w:ascii="Courier New" w:eastAsia="Times New Roman" w:hAnsi="Courier New"/>
+          <w:color w:val="auto"/>
+          <w:sz w:val="16"/>
+          <w:szCs w:val="16"/>
+        </w:rPr>
+        <w:t>рекурсии</w:t>
+      </w:r>
+      <w:r>
+        <w:rPr>
+          <w:rFonts w:ascii="Courier New" w:eastAsia="Times New Roman" w:hAnsi="Courier New"/>
+          <w:color w:val="auto"/>
+          <w:sz w:val="16"/>
+          <w:szCs w:val="16"/>
+          <w:lang w:val="en-US"/>
+        </w:rPr>
+        <w:t>:")</w:t>
+      </w:r>
+      <w:r>
+        <w:rPr>
+          <w:rFonts w:ascii="Courier New" w:eastAsia="Times New Roman" w:hAnsi="Courier New"/>
+          <w:color w:val="auto"/>
+          <w:sz w:val="16"/>
+          <w:szCs w:val="16"/>
+          <w:lang w:val="en-US"/>
+        </w:rPr>
+        <w:br/>
+        <w:t xml:space="preserve">    previous = Fraction(0)</w:t>
+      </w:r>
+      <w:r>
+        <w:rPr>
+          <w:rFonts w:ascii="Courier New" w:eastAsia="Times New Roman" w:hAnsi="Courier New"/>
+          <w:color w:val="auto"/>
+          <w:sz w:val="16"/>
+          <w:szCs w:val="16"/>
+          <w:lang w:val="en-US"/>
+        </w:rPr>
+        <w:br/>
+        <w:t xml:space="preserve">    print(f"  v_1 = {fmt_frac(previous)}")</w:t>
+      </w:r>
+      <w:r>
+        <w:rPr>
+          <w:rFonts w:ascii="Courier New" w:eastAsia="Times New Roman" w:hAnsi="Courier New"/>
+          <w:color w:val="auto"/>
+          <w:sz w:val="16"/>
+          <w:szCs w:val="16"/>
+          <w:lang w:val="en-US"/>
+        </w:rPr>
+        <w:br/>
+        <w:t xml:space="preserve">    for k in range(2, N + 1):</w:t>
+      </w:r>
+      <w:r>
+        <w:rPr>
+          <w:rFonts w:ascii="Courier New" w:eastAsia="Times New Roman" w:hAnsi="Courier New"/>
+          <w:color w:val="auto"/>
+          <w:sz w:val="16"/>
+          <w:szCs w:val="16"/>
+          <w:lang w:val="en-US"/>
+        </w:rPr>
+        <w:br/>
+        <w:t xml:space="preserve">        current = (previous + 1) / (-previous + 3)</w:t>
+      </w:r>
+      <w:r>
+        <w:rPr>
+          <w:rFonts w:ascii="Courier New" w:eastAsia="Times New Roman" w:hAnsi="Courier New"/>
+          <w:color w:val="auto"/>
+          <w:sz w:val="16"/>
+          <w:szCs w:val="16"/>
+          <w:lang w:val="en-US"/>
+        </w:rPr>
+        <w:br/>
+        <w:t xml:space="preserve">        print(</w:t>
+      </w:r>
+      <w:r>
+        <w:rPr>
+          <w:rFonts w:ascii="Courier New" w:eastAsia="Times New Roman" w:hAnsi="Courier New"/>
+          <w:color w:val="auto"/>
+          <w:sz w:val="16"/>
+          <w:szCs w:val="16"/>
+          <w:lang w:val="en-US"/>
+        </w:rPr>
+        <w:br/>
+        <w:t xml:space="preserve">            f"  v_{k} = (v_{k - 1}+1)/(-v_{k - 1}+3) = "</w:t>
+      </w:r>
+      <w:r>
+        <w:rPr>
+          <w:rFonts w:ascii="Courier New" w:eastAsia="Times New Roman" w:hAnsi="Courier New"/>
+          <w:color w:val="auto"/>
+          <w:sz w:val="16"/>
+          <w:szCs w:val="16"/>
+          <w:lang w:val="en-US"/>
+        </w:rPr>
+        <w:br/>
+        <w:t xml:space="preserve">            f"({fmt_frac(previous, False)}+1)/(-{fmt_frac(previous, False)}+3) = {fmt_frac(current)}"</w:t>
+      </w:r>
+      <w:r>
+        <w:rPr>
+          <w:rFonts w:ascii="Courier New" w:eastAsia="Times New Roman" w:hAnsi="Courier New"/>
+          <w:color w:val="auto"/>
+          <w:sz w:val="16"/>
+          <w:szCs w:val="16"/>
+          <w:lang w:val="en-US"/>
+        </w:rPr>
+        <w:br/>
+        <w:t xml:space="preserve">        )</w:t>
+      </w:r>
+      <w:r>
+        <w:rPr>
+          <w:rFonts w:ascii="Courier New" w:eastAsia="Times New Roman" w:hAnsi="Courier New"/>
+          <w:color w:val="auto"/>
+          <w:sz w:val="16"/>
+          <w:szCs w:val="16"/>
+          <w:lang w:val="en-US"/>
+        </w:rPr>
+        <w:br/>
+        <w:t xml:space="preserve">        previous = current</w:t>
+      </w:r>
+      <w:r>
+        <w:rPr>
+          <w:rFonts w:ascii="Courier New" w:eastAsia="Times New Roman" w:hAnsi="Courier New"/>
+          <w:color w:val="auto"/>
+          <w:sz w:val="16"/>
+          <w:szCs w:val="16"/>
+          <w:lang w:val="en-US"/>
+        </w:rPr>
+        <w:br/>
+      </w:r>
+      <w:r>
+        <w:rPr>
+          <w:rFonts w:ascii="Courier New" w:eastAsia="Times New Roman" w:hAnsi="Courier New"/>
+          <w:color w:val="auto"/>
+          <w:sz w:val="16"/>
+          <w:szCs w:val="16"/>
+          <w:lang w:val="en-US"/>
+        </w:rPr>
+        <w:br/>
+        <w:t xml:space="preserve">    v_rec = inspection_value_recursive(N)</w:t>
+      </w:r>
+      <w:r>
+        <w:rPr>
+          <w:rFonts w:ascii="Courier New" w:eastAsia="Times New Roman" w:hAnsi="Courier New"/>
+          <w:color w:val="auto"/>
+          <w:sz w:val="16"/>
+          <w:szCs w:val="16"/>
+          <w:lang w:val="en-US"/>
+        </w:rPr>
+        <w:br/>
+        <w:t xml:space="preserve">    v_closed = inspection_value_closed(N)</w:t>
+      </w:r>
+      <w:r>
+        <w:rPr>
+          <w:rFonts w:ascii="Courier New" w:eastAsia="Times New Roman" w:hAnsi="Courier New"/>
+          <w:color w:val="auto"/>
+          <w:sz w:val="16"/>
+          <w:szCs w:val="16"/>
+          <w:lang w:val="en-US"/>
+        </w:rPr>
+        <w:br/>
+        <w:t xml:space="preserve">    x = inspection_optimal_strategy(N)</w:t>
+      </w:r>
+      <w:r>
+        <w:rPr>
+          <w:rFonts w:ascii="Courier New" w:eastAsia="Times New Roman" w:hAnsi="Courier New"/>
+          <w:color w:val="auto"/>
+          <w:sz w:val="16"/>
+          <w:szCs w:val="16"/>
+          <w:lang w:val="en-US"/>
+        </w:rPr>
+        <w:br/>
+        <w:t xml:space="preserve">    y = inspection_optimal_strategy(N)</w:t>
       </w:r>
       <w:r>
         <w:rPr>
@@ -14303,7 +12539,7 @@
           <w:sz w:val="16"/>
           <w:szCs w:val="16"/>
         </w:rPr>
-        <w:t>Проверочная</w:t>
+        <w:t>Проверка</w:t>
       </w:r>
       <w:r>
         <w:rPr>
@@ -14322,7 +12558,45 @@
           <w:sz w:val="16"/>
           <w:szCs w:val="16"/>
         </w:rPr>
-        <w:t>таблица</w:t>
+        <w:t>по</w:t>
+      </w:r>
+      <w:r>
+        <w:rPr>
+          <w:rFonts w:ascii="Courier New" w:eastAsia="Times New Roman" w:hAnsi="Courier New"/>
+          <w:color w:val="auto"/>
+          <w:sz w:val="16"/>
+          <w:szCs w:val="16"/>
+          <w:lang w:val="en-US"/>
+        </w:rPr>
+        <w:t xml:space="preserve"> </w:t>
+      </w:r>
+      <w:r>
+        <w:rPr>
+          <w:rFonts w:ascii="Courier New" w:eastAsia="Times New Roman" w:hAnsi="Courier New"/>
+          <w:color w:val="auto"/>
+          <w:sz w:val="16"/>
+          <w:szCs w:val="16"/>
+        </w:rPr>
+        <w:t>замкнутой</w:t>
+      </w:r>
+      <w:r>
+        <w:rPr>
+          <w:rFonts w:ascii="Courier New" w:eastAsia="Times New Roman" w:hAnsi="Courier New"/>
+          <w:color w:val="auto"/>
+          <w:sz w:val="16"/>
+          <w:szCs w:val="16"/>
+          <w:lang w:val="en-US"/>
+        </w:rPr>
+        <w:t xml:space="preserve"> </w:t>
+      </w:r>
+      <w:r>
+        <w:rPr>
+          <w:rFonts w:ascii="Courier New" w:eastAsia="Times New Roman" w:hAnsi="Courier New"/>
+          <w:color w:val="auto"/>
+          <w:sz w:val="16"/>
+          <w:szCs w:val="16"/>
+        </w:rPr>
+        <w:t>формуле</w:t>
       </w:r>
       <w:r>
         <w:rPr>
@@ -14343,20 +12617,28 @@
           <w:lang w:val="en-US"/>
         </w:rPr>
         <w:br/>
-        <w:t xml:space="preserve">    print(f"{'N':&gt;3} {'</w:t>
-      </w:r>
-      <w:proofErr w:type="spellStart"/>
-      <w:r>
-        <w:rPr>
-          <w:rFonts w:ascii="Courier New" w:eastAsia="Times New Roman" w:hAnsi="Courier New"/>
-          <w:color w:val="auto"/>
-          <w:sz w:val="16"/>
-          <w:szCs w:val="16"/>
-          <w:lang w:val="en-US"/>
-        </w:rPr>
-        <w:t>v_N</w:t>
-      </w:r>
-      <w:proofErr w:type="spellEnd"/>
+        <w:t xml:space="preserve">    print(f"  v_{N} = (N-1)/(N+1) = {N - 1}/{N + 1} = {fmt_frac(v_closed)}")</w:t>
+      </w:r>
+      <w:r>
+        <w:rPr>
+          <w:rFonts w:ascii="Courier New" w:eastAsia="Times New Roman" w:hAnsi="Courier New"/>
+          <w:color w:val="auto"/>
+          <w:sz w:val="16"/>
+          <w:szCs w:val="16"/>
+          <w:lang w:val="en-US"/>
+        </w:rPr>
+        <w:br/>
+        <w:t xml:space="preserve">    print(f"  </w:t>
+      </w:r>
+      <w:r>
+        <w:rPr>
+          <w:rFonts w:ascii="Courier New" w:eastAsia="Times New Roman" w:hAnsi="Courier New"/>
+          <w:color w:val="auto"/>
+          <w:sz w:val="16"/>
+          <w:szCs w:val="16"/>
+        </w:rPr>
+        <w:t>Значение</w:t>
+      </w:r>
       <w:r>
         <w:rPr>
           <w:rFonts w:ascii="Courier New" w:eastAsia="Times New Roman" w:hAnsi="Courier New"/>
@@ -14374,30 +12656,8 @@
           <w:sz w:val="16"/>
           <w:szCs w:val="16"/>
         </w:rPr>
-        <w:t>рекурсивно</w:t>
-      </w:r>
-      <w:r>
-        <w:rPr>
-          <w:rFonts w:ascii="Courier New" w:eastAsia="Times New Roman" w:hAnsi="Courier New"/>
-          <w:color w:val="auto"/>
-          <w:sz w:val="16"/>
-          <w:szCs w:val="16"/>
-          <w:lang w:val="en-US"/>
-        </w:rPr>
-        <w:t>':&gt;22} {'</w:t>
-      </w:r>
-      <w:proofErr w:type="spellStart"/>
-      <w:r>
-        <w:rPr>
-          <w:rFonts w:ascii="Courier New" w:eastAsia="Times New Roman" w:hAnsi="Courier New"/>
-          <w:color w:val="auto"/>
-          <w:sz w:val="16"/>
-          <w:szCs w:val="16"/>
-          <w:lang w:val="en-US"/>
-        </w:rPr>
-        <w:t>v_N</w:t>
-      </w:r>
-      <w:proofErr w:type="spellEnd"/>
+        <w:t>по</w:t>
+      </w:r>
       <w:r>
         <w:rPr>
           <w:rFonts w:ascii="Courier New" w:eastAsia="Times New Roman" w:hAnsi="Courier New"/>
@@ -14415,26 +12675,37 @@
           <w:sz w:val="16"/>
           <w:szCs w:val="16"/>
         </w:rPr>
-        <w:t>формула</w:t>
-      </w:r>
-      <w:r>
-        <w:rPr>
-          <w:rFonts w:ascii="Courier New" w:eastAsia="Times New Roman" w:hAnsi="Courier New"/>
-          <w:color w:val="auto"/>
-          <w:sz w:val="16"/>
-          <w:szCs w:val="16"/>
-          <w:lang w:val="en-US"/>
-        </w:rPr>
-        <w:t>':&gt;22} {'</w:t>
-      </w:r>
-      <w:r>
-        <w:rPr>
-          <w:rFonts w:ascii="Courier New" w:eastAsia="Times New Roman" w:hAnsi="Courier New"/>
-          <w:color w:val="auto"/>
-          <w:sz w:val="16"/>
-          <w:szCs w:val="16"/>
-        </w:rPr>
-        <w:t>цена</w:t>
+        <w:t>рекурсии</w:t>
+      </w:r>
+      <w:r>
+        <w:rPr>
+          <w:rFonts w:ascii="Courier New" w:eastAsia="Times New Roman" w:hAnsi="Courier New"/>
+          <w:color w:val="auto"/>
+          <w:sz w:val="16"/>
+          <w:szCs w:val="16"/>
+          <w:lang w:val="en-US"/>
+        </w:rPr>
+        <w:t>: {fmt_frac(v_rec)}")</w:t>
+      </w:r>
+      <w:r>
+        <w:rPr>
+          <w:rFonts w:ascii="Courier New" w:eastAsia="Times New Roman" w:hAnsi="Courier New"/>
+          <w:color w:val="auto"/>
+          <w:sz w:val="16"/>
+          <w:szCs w:val="16"/>
+          <w:lang w:val="en-US"/>
+        </w:rPr>
+        <w:br/>
+        <w:t xml:space="preserve">    print(f"  </w:t>
+      </w:r>
+      <w:r>
+        <w:rPr>
+          <w:rFonts w:ascii="Courier New" w:eastAsia="Times New Roman" w:hAnsi="Courier New"/>
+          <w:color w:val="auto"/>
+          <w:sz w:val="16"/>
+          <w:szCs w:val="16"/>
+        </w:rPr>
+        <w:t>Совпадение</w:t>
       </w:r>
       <w:r>
         <w:rPr>
@@ -14453,7 +12724,7 @@
           <w:sz w:val="16"/>
           <w:szCs w:val="16"/>
         </w:rPr>
-        <w:t>матрицы</w:t>
+        <w:t>рекурсии</w:t>
       </w:r>
       <w:r>
         <w:rPr>
@@ -14472,6 +12743,163 @@
           <w:sz w:val="16"/>
           <w:szCs w:val="16"/>
         </w:rPr>
+        <w:t>и</w:t>
+      </w:r>
+      <w:r>
+        <w:rPr>
+          <w:rFonts w:ascii="Courier New" w:eastAsia="Times New Roman" w:hAnsi="Courier New"/>
+          <w:color w:val="auto"/>
+          <w:sz w:val="16"/>
+          <w:szCs w:val="16"/>
+          <w:lang w:val="en-US"/>
+        </w:rPr>
+        <w:t xml:space="preserve"> </w:t>
+      </w:r>
+      <w:r>
+        <w:rPr>
+          <w:rFonts w:ascii="Courier New" w:eastAsia="Times New Roman" w:hAnsi="Courier New"/>
+          <w:color w:val="auto"/>
+          <w:sz w:val="16"/>
+          <w:szCs w:val="16"/>
+        </w:rPr>
+        <w:t>формулы</w:t>
+      </w:r>
+      <w:r>
+        <w:rPr>
+          <w:rFonts w:ascii="Courier New" w:eastAsia="Times New Roman" w:hAnsi="Courier New"/>
+          <w:color w:val="auto"/>
+          <w:sz w:val="16"/>
+          <w:szCs w:val="16"/>
+          <w:lang w:val="en-US"/>
+        </w:rPr>
+        <w:t>: {'</w:t>
+      </w:r>
+      <w:r>
+        <w:rPr>
+          <w:rFonts w:ascii="Courier New" w:eastAsia="Times New Roman" w:hAnsi="Courier New"/>
+          <w:color w:val="auto"/>
+          <w:sz w:val="16"/>
+          <w:szCs w:val="16"/>
+        </w:rPr>
+        <w:t>да</w:t>
+      </w:r>
+      <w:r>
+        <w:rPr>
+          <w:rFonts w:ascii="Courier New" w:eastAsia="Times New Roman" w:hAnsi="Courier New"/>
+          <w:color w:val="auto"/>
+          <w:sz w:val="16"/>
+          <w:szCs w:val="16"/>
+          <w:lang w:val="en-US"/>
+        </w:rPr>
+        <w:t>' if v_rec == v_closed else '</w:t>
+      </w:r>
+      <w:r>
+        <w:rPr>
+          <w:rFonts w:ascii="Courier New" w:eastAsia="Times New Roman" w:hAnsi="Courier New"/>
+          <w:color w:val="auto"/>
+          <w:sz w:val="16"/>
+          <w:szCs w:val="16"/>
+        </w:rPr>
+        <w:t>нет</w:t>
+      </w:r>
+      <w:r>
+        <w:rPr>
+          <w:rFonts w:ascii="Courier New" w:eastAsia="Times New Roman" w:hAnsi="Courier New"/>
+          <w:color w:val="auto"/>
+          <w:sz w:val="16"/>
+          <w:szCs w:val="16"/>
+          <w:lang w:val="en-US"/>
+        </w:rPr>
+        <w:t>'}")</w:t>
+      </w:r>
+      <w:r>
+        <w:rPr>
+          <w:rFonts w:ascii="Courier New" w:eastAsia="Times New Roman" w:hAnsi="Courier New"/>
+          <w:color w:val="auto"/>
+          <w:sz w:val="16"/>
+          <w:szCs w:val="16"/>
+          <w:lang w:val="en-US"/>
+        </w:rPr>
+        <w:br/>
+      </w:r>
+      <w:r>
+        <w:rPr>
+          <w:rFonts w:ascii="Courier New" w:eastAsia="Times New Roman" w:hAnsi="Courier New"/>
+          <w:color w:val="auto"/>
+          <w:sz w:val="16"/>
+          <w:szCs w:val="16"/>
+          <w:lang w:val="en-US"/>
+        </w:rPr>
+        <w:br/>
+        <w:t xml:space="preserve">    matrix = inspection_matrix(N)</w:t>
+      </w:r>
+      <w:r>
+        <w:rPr>
+          <w:rFonts w:ascii="Courier New" w:eastAsia="Times New Roman" w:hAnsi="Courier New"/>
+          <w:color w:val="auto"/>
+          <w:sz w:val="16"/>
+          <w:szCs w:val="16"/>
+          <w:lang w:val="en-US"/>
+        </w:rPr>
+        <w:br/>
+        <w:t xml:space="preserve">    print_matrix_solution(</w:t>
+      </w:r>
+      <w:r>
+        <w:rPr>
+          <w:rFonts w:ascii="Courier New" w:eastAsia="Times New Roman" w:hAnsi="Courier New"/>
+          <w:color w:val="auto"/>
+          <w:sz w:val="16"/>
+          <w:szCs w:val="16"/>
+          <w:lang w:val="en-US"/>
+        </w:rPr>
+        <w:br/>
+        <w:t xml:space="preserve">        title=f"</w:t>
+      </w:r>
+      <w:r>
+        <w:rPr>
+          <w:rFonts w:ascii="Courier New" w:eastAsia="Times New Roman" w:hAnsi="Courier New"/>
+          <w:color w:val="auto"/>
+          <w:sz w:val="16"/>
+          <w:szCs w:val="16"/>
+        </w:rPr>
+        <w:t>Эффективная</w:t>
+      </w:r>
+      <w:r>
+        <w:rPr>
+          <w:rFonts w:ascii="Courier New" w:eastAsia="Times New Roman" w:hAnsi="Courier New"/>
+          <w:color w:val="auto"/>
+          <w:sz w:val="16"/>
+          <w:szCs w:val="16"/>
+          <w:lang w:val="en-US"/>
+        </w:rPr>
+        <w:t xml:space="preserve"> </w:t>
+      </w:r>
+      <w:r>
+        <w:rPr>
+          <w:rFonts w:ascii="Courier New" w:eastAsia="Times New Roman" w:hAnsi="Courier New"/>
+          <w:color w:val="auto"/>
+          <w:sz w:val="16"/>
+          <w:szCs w:val="16"/>
+        </w:rPr>
+        <w:t>матрица</w:t>
+      </w:r>
+      <w:r>
+        <w:rPr>
+          <w:rFonts w:ascii="Courier New" w:eastAsia="Times New Roman" w:hAnsi="Courier New"/>
+          <w:color w:val="auto"/>
+          <w:sz w:val="16"/>
+          <w:szCs w:val="16"/>
+          <w:lang w:val="en-US"/>
+        </w:rPr>
+        <w:t xml:space="preserve"> </w:t>
+      </w:r>
+      <w:r>
+        <w:rPr>
+          <w:rFonts w:ascii="Courier New" w:eastAsia="Times New Roman" w:hAnsi="Courier New"/>
+          <w:color w:val="auto"/>
+          <w:sz w:val="16"/>
+          <w:szCs w:val="16"/>
+        </w:rPr>
         <w:t>Γ</w:t>
       </w:r>
       <w:r>
@@ -14482,1940 +12910,6 @@
           <w:szCs w:val="16"/>
           <w:lang w:val="en-US"/>
         </w:rPr>
-        <w:t>_N':&gt;22} {'x=y':&gt;32}")</w:t>
-      </w:r>
-      <w:r>
-        <w:rPr>
-          <w:rFonts w:ascii="Courier New" w:eastAsia="Times New Roman" w:hAnsi="Courier New"/>
-          <w:color w:val="auto"/>
-          <w:sz w:val="16"/>
-          <w:szCs w:val="16"/>
-          <w:lang w:val="en-US"/>
-        </w:rPr>
-        <w:br/>
-        <w:t xml:space="preserve">    for N in range(1, </w:t>
-      </w:r>
-      <w:proofErr w:type="spellStart"/>
-      <w:r>
-        <w:rPr>
-          <w:rFonts w:ascii="Courier New" w:eastAsia="Times New Roman" w:hAnsi="Courier New"/>
-          <w:color w:val="auto"/>
-          <w:sz w:val="16"/>
-          <w:szCs w:val="16"/>
-          <w:lang w:val="en-US"/>
-        </w:rPr>
-        <w:t>max_N</w:t>
-      </w:r>
-      <w:proofErr w:type="spellEnd"/>
-      <w:r>
-        <w:rPr>
-          <w:rFonts w:ascii="Courier New" w:eastAsia="Times New Roman" w:hAnsi="Courier New"/>
-          <w:color w:val="auto"/>
-          <w:sz w:val="16"/>
-          <w:szCs w:val="16"/>
-          <w:lang w:val="en-US"/>
-        </w:rPr>
-        <w:t xml:space="preserve"> + 1):</w:t>
-      </w:r>
-      <w:r>
-        <w:rPr>
-          <w:rFonts w:ascii="Courier New" w:eastAsia="Times New Roman" w:hAnsi="Courier New"/>
-          <w:color w:val="auto"/>
-          <w:sz w:val="16"/>
-          <w:szCs w:val="16"/>
-          <w:lang w:val="en-US"/>
-        </w:rPr>
-        <w:br/>
-        <w:t xml:space="preserve">        </w:t>
-      </w:r>
-      <w:proofErr w:type="spellStart"/>
-      <w:r>
-        <w:rPr>
-          <w:rFonts w:ascii="Courier New" w:eastAsia="Times New Roman" w:hAnsi="Courier New"/>
-          <w:color w:val="auto"/>
-          <w:sz w:val="16"/>
-          <w:szCs w:val="16"/>
-          <w:lang w:val="en-US"/>
-        </w:rPr>
-        <w:t>v_rec</w:t>
-      </w:r>
-      <w:proofErr w:type="spellEnd"/>
-      <w:r>
-        <w:rPr>
-          <w:rFonts w:ascii="Courier New" w:eastAsia="Times New Roman" w:hAnsi="Courier New"/>
-          <w:color w:val="auto"/>
-          <w:sz w:val="16"/>
-          <w:szCs w:val="16"/>
-          <w:lang w:val="en-US"/>
-        </w:rPr>
-        <w:t xml:space="preserve"> = </w:t>
-      </w:r>
-      <w:proofErr w:type="spellStart"/>
-      <w:r>
-        <w:rPr>
-          <w:rFonts w:ascii="Courier New" w:eastAsia="Times New Roman" w:hAnsi="Courier New"/>
-          <w:color w:val="auto"/>
-          <w:sz w:val="16"/>
-          <w:szCs w:val="16"/>
-          <w:lang w:val="en-US"/>
-        </w:rPr>
-        <w:t>inspection_value_recursive</w:t>
-      </w:r>
-      <w:proofErr w:type="spellEnd"/>
-      <w:r>
-        <w:rPr>
-          <w:rFonts w:ascii="Courier New" w:eastAsia="Times New Roman" w:hAnsi="Courier New"/>
-          <w:color w:val="auto"/>
-          <w:sz w:val="16"/>
-          <w:szCs w:val="16"/>
-          <w:lang w:val="en-US"/>
-        </w:rPr>
-        <w:t>(N)</w:t>
-      </w:r>
-      <w:r>
-        <w:rPr>
-          <w:rFonts w:ascii="Courier New" w:eastAsia="Times New Roman" w:hAnsi="Courier New"/>
-          <w:color w:val="auto"/>
-          <w:sz w:val="16"/>
-          <w:szCs w:val="16"/>
-          <w:lang w:val="en-US"/>
-        </w:rPr>
-        <w:br/>
-        <w:t xml:space="preserve">        </w:t>
-      </w:r>
-      <w:proofErr w:type="spellStart"/>
-      <w:r>
-        <w:rPr>
-          <w:rFonts w:ascii="Courier New" w:eastAsia="Times New Roman" w:hAnsi="Courier New"/>
-          <w:color w:val="auto"/>
-          <w:sz w:val="16"/>
-          <w:szCs w:val="16"/>
-          <w:lang w:val="en-US"/>
-        </w:rPr>
-        <w:t>v_closed</w:t>
-      </w:r>
-      <w:proofErr w:type="spellEnd"/>
-      <w:r>
-        <w:rPr>
-          <w:rFonts w:ascii="Courier New" w:eastAsia="Times New Roman" w:hAnsi="Courier New"/>
-          <w:color w:val="auto"/>
-          <w:sz w:val="16"/>
-          <w:szCs w:val="16"/>
-          <w:lang w:val="en-US"/>
-        </w:rPr>
-        <w:t xml:space="preserve"> = </w:t>
-      </w:r>
-      <w:proofErr w:type="spellStart"/>
-      <w:r>
-        <w:rPr>
-          <w:rFonts w:ascii="Courier New" w:eastAsia="Times New Roman" w:hAnsi="Courier New"/>
-          <w:color w:val="auto"/>
-          <w:sz w:val="16"/>
-          <w:szCs w:val="16"/>
-          <w:lang w:val="en-US"/>
-        </w:rPr>
-        <w:t>inspection_value_closed</w:t>
-      </w:r>
-      <w:proofErr w:type="spellEnd"/>
-      <w:r>
-        <w:rPr>
-          <w:rFonts w:ascii="Courier New" w:eastAsia="Times New Roman" w:hAnsi="Courier New"/>
-          <w:color w:val="auto"/>
-          <w:sz w:val="16"/>
-          <w:szCs w:val="16"/>
-          <w:lang w:val="en-US"/>
-        </w:rPr>
-        <w:t>(N)</w:t>
-      </w:r>
-      <w:r>
-        <w:rPr>
-          <w:rFonts w:ascii="Courier New" w:eastAsia="Times New Roman" w:hAnsi="Courier New"/>
-          <w:color w:val="auto"/>
-          <w:sz w:val="16"/>
-          <w:szCs w:val="16"/>
-          <w:lang w:val="en-US"/>
-        </w:rPr>
-        <w:br/>
-        <w:t xml:space="preserve">        if N == 1:</w:t>
-      </w:r>
-      <w:r>
-        <w:rPr>
-          <w:rFonts w:ascii="Courier New" w:eastAsia="Times New Roman" w:hAnsi="Courier New"/>
-          <w:color w:val="auto"/>
-          <w:sz w:val="16"/>
-          <w:szCs w:val="16"/>
-          <w:lang w:val="en-US"/>
-        </w:rPr>
-        <w:br/>
-        <w:t xml:space="preserve">            </w:t>
-      </w:r>
-      <w:proofErr w:type="spellStart"/>
-      <w:r>
-        <w:rPr>
-          <w:rFonts w:ascii="Courier New" w:eastAsia="Times New Roman" w:hAnsi="Courier New"/>
-          <w:color w:val="auto"/>
-          <w:sz w:val="16"/>
-          <w:szCs w:val="16"/>
-          <w:lang w:val="en-US"/>
-        </w:rPr>
-        <w:t>matrix_value</w:t>
-      </w:r>
-      <w:proofErr w:type="spellEnd"/>
-      <w:r>
-        <w:rPr>
-          <w:rFonts w:ascii="Courier New" w:eastAsia="Times New Roman" w:hAnsi="Courier New"/>
-          <w:color w:val="auto"/>
-          <w:sz w:val="16"/>
-          <w:szCs w:val="16"/>
-          <w:lang w:val="en-US"/>
-        </w:rPr>
-        <w:t xml:space="preserve"> = "</w:t>
-      </w:r>
-      <w:r>
-        <w:rPr>
-          <w:rFonts w:ascii="Courier New" w:eastAsia="Times New Roman" w:hAnsi="Courier New"/>
-          <w:color w:val="auto"/>
-          <w:sz w:val="16"/>
-          <w:szCs w:val="16"/>
-          <w:lang w:val="en-US"/>
-        </w:rPr>
-        <w:t>–</w:t>
-      </w:r>
-      <w:r>
-        <w:rPr>
-          <w:rFonts w:ascii="Courier New" w:eastAsia="Times New Roman" w:hAnsi="Courier New"/>
-          <w:color w:val="auto"/>
-          <w:sz w:val="16"/>
-          <w:szCs w:val="16"/>
-          <w:lang w:val="en-US"/>
-        </w:rPr>
-        <w:t>"</w:t>
-      </w:r>
-      <w:r>
-        <w:rPr>
-          <w:rFonts w:ascii="Courier New" w:eastAsia="Times New Roman" w:hAnsi="Courier New"/>
-          <w:color w:val="auto"/>
-          <w:sz w:val="16"/>
-          <w:szCs w:val="16"/>
-          <w:lang w:val="en-US"/>
-        </w:rPr>
-        <w:br/>
-        <w:t xml:space="preserve">            strategy = "</w:t>
-      </w:r>
-      <w:r>
-        <w:rPr>
-          <w:rFonts w:ascii="Courier New" w:eastAsia="Times New Roman" w:hAnsi="Courier New"/>
-          <w:color w:val="auto"/>
-          <w:sz w:val="16"/>
-          <w:szCs w:val="16"/>
-          <w:lang w:val="en-US"/>
-        </w:rPr>
-        <w:t>–</w:t>
-      </w:r>
-      <w:r>
-        <w:rPr>
-          <w:rFonts w:ascii="Courier New" w:eastAsia="Times New Roman" w:hAnsi="Courier New"/>
-          <w:color w:val="auto"/>
-          <w:sz w:val="16"/>
-          <w:szCs w:val="16"/>
-          <w:lang w:val="en-US"/>
-        </w:rPr>
-        <w:t>"</w:t>
-      </w:r>
-      <w:r>
-        <w:rPr>
-          <w:rFonts w:ascii="Courier New" w:eastAsia="Times New Roman" w:hAnsi="Courier New"/>
-          <w:color w:val="auto"/>
-          <w:sz w:val="16"/>
-          <w:szCs w:val="16"/>
-          <w:lang w:val="en-US"/>
-        </w:rPr>
-        <w:br/>
-        <w:t xml:space="preserve">        else:</w:t>
-      </w:r>
-      <w:r>
-        <w:rPr>
-          <w:rFonts w:ascii="Courier New" w:eastAsia="Times New Roman" w:hAnsi="Courier New"/>
-          <w:color w:val="auto"/>
-          <w:sz w:val="16"/>
-          <w:szCs w:val="16"/>
-          <w:lang w:val="en-US"/>
-        </w:rPr>
-        <w:br/>
-        <w:t xml:space="preserve">            sol = solve_zero_sum_2x2(</w:t>
-      </w:r>
-      <w:proofErr w:type="spellStart"/>
-      <w:r>
-        <w:rPr>
-          <w:rFonts w:ascii="Courier New" w:eastAsia="Times New Roman" w:hAnsi="Courier New"/>
-          <w:color w:val="auto"/>
-          <w:sz w:val="16"/>
-          <w:szCs w:val="16"/>
-          <w:lang w:val="en-US"/>
-        </w:rPr>
-        <w:t>inspection_matrix</w:t>
-      </w:r>
-      <w:proofErr w:type="spellEnd"/>
-      <w:r>
-        <w:rPr>
-          <w:rFonts w:ascii="Courier New" w:eastAsia="Times New Roman" w:hAnsi="Courier New"/>
-          <w:color w:val="auto"/>
-          <w:sz w:val="16"/>
-          <w:szCs w:val="16"/>
-          <w:lang w:val="en-US"/>
-        </w:rPr>
-        <w:t>(N))</w:t>
-      </w:r>
-      <w:r>
-        <w:rPr>
-          <w:rFonts w:ascii="Courier New" w:eastAsia="Times New Roman" w:hAnsi="Courier New"/>
-          <w:color w:val="auto"/>
-          <w:sz w:val="16"/>
-          <w:szCs w:val="16"/>
-          <w:lang w:val="en-US"/>
-        </w:rPr>
-        <w:br/>
-        <w:t xml:space="preserve">            </w:t>
-      </w:r>
-      <w:proofErr w:type="spellStart"/>
-      <w:r>
-        <w:rPr>
-          <w:rFonts w:ascii="Courier New" w:eastAsia="Times New Roman" w:hAnsi="Courier New"/>
-          <w:color w:val="auto"/>
-          <w:sz w:val="16"/>
-          <w:szCs w:val="16"/>
-          <w:lang w:val="en-US"/>
-        </w:rPr>
-        <w:t>matrix_value</w:t>
-      </w:r>
-      <w:proofErr w:type="spellEnd"/>
-      <w:r>
-        <w:rPr>
-          <w:rFonts w:ascii="Courier New" w:eastAsia="Times New Roman" w:hAnsi="Courier New"/>
-          <w:color w:val="auto"/>
-          <w:sz w:val="16"/>
-          <w:szCs w:val="16"/>
-          <w:lang w:val="en-US"/>
-        </w:rPr>
-        <w:t xml:space="preserve"> = </w:t>
-      </w:r>
-      <w:proofErr w:type="spellStart"/>
-      <w:r>
-        <w:rPr>
-          <w:rFonts w:ascii="Courier New" w:eastAsia="Times New Roman" w:hAnsi="Courier New"/>
-          <w:color w:val="auto"/>
-          <w:sz w:val="16"/>
-          <w:szCs w:val="16"/>
-          <w:lang w:val="en-US"/>
-        </w:rPr>
-        <w:t>fmt_frac</w:t>
-      </w:r>
-      <w:proofErr w:type="spellEnd"/>
-      <w:r>
-        <w:rPr>
-          <w:rFonts w:ascii="Courier New" w:eastAsia="Times New Roman" w:hAnsi="Courier New"/>
-          <w:color w:val="auto"/>
-          <w:sz w:val="16"/>
-          <w:szCs w:val="16"/>
-          <w:lang w:val="en-US"/>
-        </w:rPr>
-        <w:t>(</w:t>
-      </w:r>
-      <w:proofErr w:type="spellStart"/>
-      <w:r>
-        <w:rPr>
-          <w:rFonts w:ascii="Courier New" w:eastAsia="Times New Roman" w:hAnsi="Courier New"/>
-          <w:color w:val="auto"/>
-          <w:sz w:val="16"/>
-          <w:szCs w:val="16"/>
-          <w:lang w:val="en-US"/>
-        </w:rPr>
-        <w:t>sol.value</w:t>
-      </w:r>
-      <w:proofErr w:type="spellEnd"/>
-      <w:r>
-        <w:rPr>
-          <w:rFonts w:ascii="Courier New" w:eastAsia="Times New Roman" w:hAnsi="Courier New"/>
-          <w:color w:val="auto"/>
-          <w:sz w:val="16"/>
-          <w:szCs w:val="16"/>
-          <w:lang w:val="en-US"/>
-        </w:rPr>
-        <w:t>)</w:t>
-      </w:r>
-      <w:r>
-        <w:rPr>
-          <w:rFonts w:ascii="Courier New" w:eastAsia="Times New Roman" w:hAnsi="Courier New"/>
-          <w:color w:val="auto"/>
-          <w:sz w:val="16"/>
-          <w:szCs w:val="16"/>
-          <w:lang w:val="en-US"/>
-        </w:rPr>
-        <w:br/>
-        <w:t xml:space="preserve">            strategy = f"({</w:t>
-      </w:r>
-      <w:proofErr w:type="spellStart"/>
-      <w:r>
-        <w:rPr>
-          <w:rFonts w:ascii="Courier New" w:eastAsia="Times New Roman" w:hAnsi="Courier New"/>
-          <w:color w:val="auto"/>
-          <w:sz w:val="16"/>
-          <w:szCs w:val="16"/>
-          <w:lang w:val="en-US"/>
-        </w:rPr>
-        <w:t>fmt_frac</w:t>
-      </w:r>
-      <w:proofErr w:type="spellEnd"/>
-      <w:r>
-        <w:rPr>
-          <w:rFonts w:ascii="Courier New" w:eastAsia="Times New Roman" w:hAnsi="Courier New"/>
-          <w:color w:val="auto"/>
-          <w:sz w:val="16"/>
-          <w:szCs w:val="16"/>
-          <w:lang w:val="en-US"/>
-        </w:rPr>
-        <w:t>(</w:t>
-      </w:r>
-      <w:proofErr w:type="spellStart"/>
-      <w:r>
-        <w:rPr>
-          <w:rFonts w:ascii="Courier New" w:eastAsia="Times New Roman" w:hAnsi="Courier New"/>
-          <w:color w:val="auto"/>
-          <w:sz w:val="16"/>
-          <w:szCs w:val="16"/>
-          <w:lang w:val="en-US"/>
-        </w:rPr>
-        <w:t>sol.row_strategy</w:t>
-      </w:r>
-      <w:proofErr w:type="spellEnd"/>
-      <w:r>
-        <w:rPr>
-          <w:rFonts w:ascii="Courier New" w:eastAsia="Times New Roman" w:hAnsi="Courier New"/>
-          <w:color w:val="auto"/>
-          <w:sz w:val="16"/>
-          <w:szCs w:val="16"/>
-          <w:lang w:val="en-US"/>
-        </w:rPr>
-        <w:t>[0], False)}, {</w:t>
-      </w:r>
-      <w:proofErr w:type="spellStart"/>
-      <w:r>
-        <w:rPr>
-          <w:rFonts w:ascii="Courier New" w:eastAsia="Times New Roman" w:hAnsi="Courier New"/>
-          <w:color w:val="auto"/>
-          <w:sz w:val="16"/>
-          <w:szCs w:val="16"/>
-          <w:lang w:val="en-US"/>
-        </w:rPr>
-        <w:t>fmt_frac</w:t>
-      </w:r>
-      <w:proofErr w:type="spellEnd"/>
-      <w:r>
-        <w:rPr>
-          <w:rFonts w:ascii="Courier New" w:eastAsia="Times New Roman" w:hAnsi="Courier New"/>
-          <w:color w:val="auto"/>
-          <w:sz w:val="16"/>
-          <w:szCs w:val="16"/>
-          <w:lang w:val="en-US"/>
-        </w:rPr>
-        <w:t>(</w:t>
-      </w:r>
-      <w:proofErr w:type="spellStart"/>
-      <w:r>
-        <w:rPr>
-          <w:rFonts w:ascii="Courier New" w:eastAsia="Times New Roman" w:hAnsi="Courier New"/>
-          <w:color w:val="auto"/>
-          <w:sz w:val="16"/>
-          <w:szCs w:val="16"/>
-          <w:lang w:val="en-US"/>
-        </w:rPr>
-        <w:t>sol.row_strategy</w:t>
-      </w:r>
-      <w:proofErr w:type="spellEnd"/>
-      <w:r>
-        <w:rPr>
-          <w:rFonts w:ascii="Courier New" w:eastAsia="Times New Roman" w:hAnsi="Courier New"/>
-          <w:color w:val="auto"/>
-          <w:sz w:val="16"/>
-          <w:szCs w:val="16"/>
-          <w:lang w:val="en-US"/>
-        </w:rPr>
-        <w:t>[1], False)})"</w:t>
-      </w:r>
-      <w:r>
-        <w:rPr>
-          <w:rFonts w:ascii="Courier New" w:eastAsia="Times New Roman" w:hAnsi="Courier New"/>
-          <w:color w:val="auto"/>
-          <w:sz w:val="16"/>
-          <w:szCs w:val="16"/>
-          <w:lang w:val="en-US"/>
-        </w:rPr>
-        <w:br/>
-        <w:t xml:space="preserve">        print(</w:t>
-      </w:r>
-      <w:r>
-        <w:rPr>
-          <w:rFonts w:ascii="Courier New" w:eastAsia="Times New Roman" w:hAnsi="Courier New"/>
-          <w:color w:val="auto"/>
-          <w:sz w:val="16"/>
-          <w:szCs w:val="16"/>
-          <w:lang w:val="en-US"/>
-        </w:rPr>
-        <w:br/>
-        <w:t xml:space="preserve">            f"{N:&gt;3} {</w:t>
-      </w:r>
-      <w:proofErr w:type="spellStart"/>
-      <w:r>
-        <w:rPr>
-          <w:rFonts w:ascii="Courier New" w:eastAsia="Times New Roman" w:hAnsi="Courier New"/>
-          <w:color w:val="auto"/>
-          <w:sz w:val="16"/>
-          <w:szCs w:val="16"/>
-          <w:lang w:val="en-US"/>
-        </w:rPr>
-        <w:t>fmt_frac</w:t>
-      </w:r>
-      <w:proofErr w:type="spellEnd"/>
-      <w:r>
-        <w:rPr>
-          <w:rFonts w:ascii="Courier New" w:eastAsia="Times New Roman" w:hAnsi="Courier New"/>
-          <w:color w:val="auto"/>
-          <w:sz w:val="16"/>
-          <w:szCs w:val="16"/>
-          <w:lang w:val="en-US"/>
-        </w:rPr>
-        <w:t>(</w:t>
-      </w:r>
-      <w:proofErr w:type="spellStart"/>
-      <w:r>
-        <w:rPr>
-          <w:rFonts w:ascii="Courier New" w:eastAsia="Times New Roman" w:hAnsi="Courier New"/>
-          <w:color w:val="auto"/>
-          <w:sz w:val="16"/>
-          <w:szCs w:val="16"/>
-          <w:lang w:val="en-US"/>
-        </w:rPr>
-        <w:t>v_rec</w:t>
-      </w:r>
-      <w:proofErr w:type="spellEnd"/>
-      <w:r>
-        <w:rPr>
-          <w:rFonts w:ascii="Courier New" w:eastAsia="Times New Roman" w:hAnsi="Courier New"/>
-          <w:color w:val="auto"/>
-          <w:sz w:val="16"/>
-          <w:szCs w:val="16"/>
-          <w:lang w:val="en-US"/>
-        </w:rPr>
-        <w:t>):&gt;22} {</w:t>
-      </w:r>
-      <w:proofErr w:type="spellStart"/>
-      <w:r>
-        <w:rPr>
-          <w:rFonts w:ascii="Courier New" w:eastAsia="Times New Roman" w:hAnsi="Courier New"/>
-          <w:color w:val="auto"/>
-          <w:sz w:val="16"/>
-          <w:szCs w:val="16"/>
-          <w:lang w:val="en-US"/>
-        </w:rPr>
-        <w:t>fmt_frac</w:t>
-      </w:r>
-      <w:proofErr w:type="spellEnd"/>
-      <w:r>
-        <w:rPr>
-          <w:rFonts w:ascii="Courier New" w:eastAsia="Times New Roman" w:hAnsi="Courier New"/>
-          <w:color w:val="auto"/>
-          <w:sz w:val="16"/>
-          <w:szCs w:val="16"/>
-          <w:lang w:val="en-US"/>
-        </w:rPr>
-        <w:t>(</w:t>
-      </w:r>
-      <w:proofErr w:type="spellStart"/>
-      <w:r>
-        <w:rPr>
-          <w:rFonts w:ascii="Courier New" w:eastAsia="Times New Roman" w:hAnsi="Courier New"/>
-          <w:color w:val="auto"/>
-          <w:sz w:val="16"/>
-          <w:szCs w:val="16"/>
-          <w:lang w:val="en-US"/>
-        </w:rPr>
-        <w:t>v_closed</w:t>
-      </w:r>
-      <w:proofErr w:type="spellEnd"/>
-      <w:r>
-        <w:rPr>
-          <w:rFonts w:ascii="Courier New" w:eastAsia="Times New Roman" w:hAnsi="Courier New"/>
-          <w:color w:val="auto"/>
-          <w:sz w:val="16"/>
-          <w:szCs w:val="16"/>
-          <w:lang w:val="en-US"/>
-        </w:rPr>
-        <w:t>):&gt;22} "</w:t>
-      </w:r>
-      <w:r>
-        <w:rPr>
-          <w:rFonts w:ascii="Courier New" w:eastAsia="Times New Roman" w:hAnsi="Courier New"/>
-          <w:color w:val="auto"/>
-          <w:sz w:val="16"/>
-          <w:szCs w:val="16"/>
-          <w:lang w:val="en-US"/>
-        </w:rPr>
-        <w:br/>
-        <w:t xml:space="preserve">            f"{</w:t>
-      </w:r>
-      <w:proofErr w:type="spellStart"/>
-      <w:r>
-        <w:rPr>
-          <w:rFonts w:ascii="Courier New" w:eastAsia="Times New Roman" w:hAnsi="Courier New"/>
-          <w:color w:val="auto"/>
-          <w:sz w:val="16"/>
-          <w:szCs w:val="16"/>
-          <w:lang w:val="en-US"/>
-        </w:rPr>
-        <w:t>matrix_value</w:t>
-      </w:r>
-      <w:proofErr w:type="spellEnd"/>
-      <w:r>
-        <w:rPr>
-          <w:rFonts w:ascii="Courier New" w:eastAsia="Times New Roman" w:hAnsi="Courier New"/>
-          <w:color w:val="auto"/>
-          <w:sz w:val="16"/>
-          <w:szCs w:val="16"/>
-          <w:lang w:val="en-US"/>
-        </w:rPr>
-        <w:t>:&gt;22} {strategy:&gt;32}"</w:t>
-      </w:r>
-      <w:r>
-        <w:rPr>
-          <w:rFonts w:ascii="Courier New" w:eastAsia="Times New Roman" w:hAnsi="Courier New"/>
-          <w:color w:val="auto"/>
-          <w:sz w:val="16"/>
-          <w:szCs w:val="16"/>
-          <w:lang w:val="en-US"/>
-        </w:rPr>
-        <w:br/>
-        <w:t xml:space="preserve">        )</w:t>
-      </w:r>
-      <w:r>
-        <w:rPr>
-          <w:rFonts w:ascii="Courier New" w:eastAsia="Times New Roman" w:hAnsi="Courier New"/>
-          <w:color w:val="auto"/>
-          <w:sz w:val="16"/>
-          <w:szCs w:val="16"/>
-          <w:lang w:val="en-US"/>
-        </w:rPr>
-        <w:br/>
-      </w:r>
-      <w:r>
-        <w:rPr>
-          <w:rFonts w:ascii="Courier New" w:eastAsia="Times New Roman" w:hAnsi="Courier New"/>
-          <w:color w:val="auto"/>
-          <w:sz w:val="16"/>
-          <w:szCs w:val="16"/>
-          <w:lang w:val="en-US"/>
-        </w:rPr>
-        <w:br/>
-        <w:t xml:space="preserve">def </w:t>
-      </w:r>
-      <w:proofErr w:type="spellStart"/>
-      <w:r>
-        <w:rPr>
-          <w:rFonts w:ascii="Courier New" w:eastAsia="Times New Roman" w:hAnsi="Courier New"/>
-          <w:color w:val="auto"/>
-          <w:sz w:val="16"/>
-          <w:szCs w:val="16"/>
-          <w:lang w:val="en-US"/>
-        </w:rPr>
-        <w:t>print_inspection_individual_variant</w:t>
-      </w:r>
-      <w:proofErr w:type="spellEnd"/>
-      <w:r>
-        <w:rPr>
-          <w:rFonts w:ascii="Courier New" w:eastAsia="Times New Roman" w:hAnsi="Courier New"/>
-          <w:color w:val="auto"/>
-          <w:sz w:val="16"/>
-          <w:szCs w:val="16"/>
-          <w:lang w:val="en-US"/>
-        </w:rPr>
-        <w:t>(N: int) -&gt; None:</w:t>
-      </w:r>
-      <w:r>
-        <w:rPr>
-          <w:rFonts w:ascii="Courier New" w:eastAsia="Times New Roman" w:hAnsi="Courier New"/>
-          <w:color w:val="auto"/>
-          <w:sz w:val="16"/>
-          <w:szCs w:val="16"/>
-          <w:lang w:val="en-US"/>
-        </w:rPr>
-        <w:br/>
-        <w:t xml:space="preserve">    print("\n" + "=" * 96)</w:t>
-      </w:r>
-      <w:r>
-        <w:rPr>
-          <w:rFonts w:ascii="Courier New" w:eastAsia="Times New Roman" w:hAnsi="Courier New"/>
-          <w:color w:val="auto"/>
-          <w:sz w:val="16"/>
-          <w:szCs w:val="16"/>
-          <w:lang w:val="en-US"/>
-        </w:rPr>
-        <w:br/>
-        <w:t xml:space="preserve">    print(f"</w:t>
-      </w:r>
-      <w:r>
-        <w:rPr>
-          <w:rFonts w:ascii="Courier New" w:eastAsia="Times New Roman" w:hAnsi="Courier New"/>
-          <w:color w:val="auto"/>
-          <w:sz w:val="16"/>
-          <w:szCs w:val="16"/>
-        </w:rPr>
-        <w:t>Индивидуальный</w:t>
-      </w:r>
-      <w:r>
-        <w:rPr>
-          <w:rFonts w:ascii="Courier New" w:eastAsia="Times New Roman" w:hAnsi="Courier New"/>
-          <w:color w:val="auto"/>
-          <w:sz w:val="16"/>
-          <w:szCs w:val="16"/>
-          <w:lang w:val="en-US"/>
-        </w:rPr>
-        <w:t xml:space="preserve"> </w:t>
-      </w:r>
-      <w:r>
-        <w:rPr>
-          <w:rFonts w:ascii="Courier New" w:eastAsia="Times New Roman" w:hAnsi="Courier New"/>
-          <w:color w:val="auto"/>
-          <w:sz w:val="16"/>
-          <w:szCs w:val="16"/>
-        </w:rPr>
-        <w:t>вариант</w:t>
-      </w:r>
-      <w:r>
-        <w:rPr>
-          <w:rFonts w:ascii="Courier New" w:eastAsia="Times New Roman" w:hAnsi="Courier New"/>
-          <w:color w:val="auto"/>
-          <w:sz w:val="16"/>
-          <w:szCs w:val="16"/>
-          <w:lang w:val="en-US"/>
-        </w:rPr>
-        <w:t xml:space="preserve">: </w:t>
-      </w:r>
-      <w:r>
-        <w:rPr>
-          <w:rFonts w:ascii="Courier New" w:eastAsia="Times New Roman" w:hAnsi="Courier New"/>
-          <w:color w:val="auto"/>
-          <w:sz w:val="16"/>
-          <w:szCs w:val="16"/>
-        </w:rPr>
-        <w:t>инспектирование</w:t>
-      </w:r>
-      <w:r>
-        <w:rPr>
-          <w:rFonts w:ascii="Courier New" w:eastAsia="Times New Roman" w:hAnsi="Courier New"/>
-          <w:color w:val="auto"/>
-          <w:sz w:val="16"/>
-          <w:szCs w:val="16"/>
-          <w:lang w:val="en-US"/>
-        </w:rPr>
-        <w:t>, N = {N}")</w:t>
-      </w:r>
-      <w:r>
-        <w:rPr>
-          <w:rFonts w:ascii="Courier New" w:eastAsia="Times New Roman" w:hAnsi="Courier New"/>
-          <w:color w:val="auto"/>
-          <w:sz w:val="16"/>
-          <w:szCs w:val="16"/>
-          <w:lang w:val="en-US"/>
-        </w:rPr>
-        <w:br/>
-        <w:t xml:space="preserve">    print("=" * 96)</w:t>
-      </w:r>
-      <w:r>
-        <w:rPr>
-          <w:rFonts w:ascii="Courier New" w:eastAsia="Times New Roman" w:hAnsi="Courier New"/>
-          <w:color w:val="auto"/>
-          <w:sz w:val="16"/>
-          <w:szCs w:val="16"/>
-          <w:lang w:val="en-US"/>
-        </w:rPr>
-        <w:br/>
-        <w:t xml:space="preserve">    if N &lt; 2:</w:t>
-      </w:r>
-      <w:r>
-        <w:rPr>
-          <w:rFonts w:ascii="Courier New" w:eastAsia="Times New Roman" w:hAnsi="Courier New"/>
-          <w:color w:val="auto"/>
-          <w:sz w:val="16"/>
-          <w:szCs w:val="16"/>
-          <w:lang w:val="en-US"/>
-        </w:rPr>
-        <w:br/>
-        <w:t xml:space="preserve">        raise </w:t>
-      </w:r>
-      <w:proofErr w:type="spellStart"/>
-      <w:r>
-        <w:rPr>
-          <w:rFonts w:ascii="Courier New" w:eastAsia="Times New Roman" w:hAnsi="Courier New"/>
-          <w:color w:val="auto"/>
-          <w:sz w:val="16"/>
-          <w:szCs w:val="16"/>
-          <w:lang w:val="en-US"/>
-        </w:rPr>
-        <w:t>ValueError</w:t>
-      </w:r>
-      <w:proofErr w:type="spellEnd"/>
-      <w:r>
-        <w:rPr>
-          <w:rFonts w:ascii="Courier New" w:eastAsia="Times New Roman" w:hAnsi="Courier New"/>
-          <w:color w:val="auto"/>
-          <w:sz w:val="16"/>
-          <w:szCs w:val="16"/>
-          <w:lang w:val="en-US"/>
-        </w:rPr>
-        <w:t>("</w:t>
-      </w:r>
-      <w:r>
-        <w:rPr>
-          <w:rFonts w:ascii="Courier New" w:eastAsia="Times New Roman" w:hAnsi="Courier New"/>
-          <w:color w:val="auto"/>
-          <w:sz w:val="16"/>
-          <w:szCs w:val="16"/>
-        </w:rPr>
-        <w:t>Для</w:t>
-      </w:r>
-      <w:r>
-        <w:rPr>
-          <w:rFonts w:ascii="Courier New" w:eastAsia="Times New Roman" w:hAnsi="Courier New"/>
-          <w:color w:val="auto"/>
-          <w:sz w:val="16"/>
-          <w:szCs w:val="16"/>
-          <w:lang w:val="en-US"/>
-        </w:rPr>
-        <w:t xml:space="preserve"> </w:t>
-      </w:r>
-      <w:r>
-        <w:rPr>
-          <w:rFonts w:ascii="Courier New" w:eastAsia="Times New Roman" w:hAnsi="Courier New"/>
-          <w:color w:val="auto"/>
-          <w:sz w:val="16"/>
-          <w:szCs w:val="16"/>
-        </w:rPr>
-        <w:t>индивидуального</w:t>
-      </w:r>
-      <w:r>
-        <w:rPr>
-          <w:rFonts w:ascii="Courier New" w:eastAsia="Times New Roman" w:hAnsi="Courier New"/>
-          <w:color w:val="auto"/>
-          <w:sz w:val="16"/>
-          <w:szCs w:val="16"/>
-          <w:lang w:val="en-US"/>
-        </w:rPr>
-        <w:t xml:space="preserve"> </w:t>
-      </w:r>
-      <w:r>
-        <w:rPr>
-          <w:rFonts w:ascii="Courier New" w:eastAsia="Times New Roman" w:hAnsi="Courier New"/>
-          <w:color w:val="auto"/>
-          <w:sz w:val="16"/>
-          <w:szCs w:val="16"/>
-        </w:rPr>
-        <w:t>варианта</w:t>
-      </w:r>
-      <w:r>
-        <w:rPr>
-          <w:rFonts w:ascii="Courier New" w:eastAsia="Times New Roman" w:hAnsi="Courier New"/>
-          <w:color w:val="auto"/>
-          <w:sz w:val="16"/>
-          <w:szCs w:val="16"/>
-          <w:lang w:val="en-US"/>
-        </w:rPr>
-        <w:t xml:space="preserve"> </w:t>
-      </w:r>
-      <w:r>
-        <w:rPr>
-          <w:rFonts w:ascii="Courier New" w:eastAsia="Times New Roman" w:hAnsi="Courier New"/>
-          <w:color w:val="auto"/>
-          <w:sz w:val="16"/>
-          <w:szCs w:val="16"/>
-        </w:rPr>
-        <w:t>используйте</w:t>
-      </w:r>
-      <w:r>
-        <w:rPr>
-          <w:rFonts w:ascii="Courier New" w:eastAsia="Times New Roman" w:hAnsi="Courier New"/>
-          <w:color w:val="auto"/>
-          <w:sz w:val="16"/>
-          <w:szCs w:val="16"/>
-          <w:lang w:val="en-US"/>
-        </w:rPr>
-        <w:t xml:space="preserve"> N &gt;= 2")</w:t>
-      </w:r>
-      <w:r>
-        <w:rPr>
-          <w:rFonts w:ascii="Courier New" w:eastAsia="Times New Roman" w:hAnsi="Courier New"/>
-          <w:color w:val="auto"/>
-          <w:sz w:val="16"/>
-          <w:szCs w:val="16"/>
-          <w:lang w:val="en-US"/>
-        </w:rPr>
-        <w:br/>
-      </w:r>
-      <w:r>
-        <w:rPr>
-          <w:rFonts w:ascii="Courier New" w:eastAsia="Times New Roman" w:hAnsi="Courier New"/>
-          <w:color w:val="auto"/>
-          <w:sz w:val="16"/>
-          <w:szCs w:val="16"/>
-          <w:lang w:val="en-US"/>
-        </w:rPr>
-        <w:br/>
-        <w:t xml:space="preserve">    print("</w:t>
-      </w:r>
-      <w:r>
-        <w:rPr>
-          <w:rFonts w:ascii="Courier New" w:eastAsia="Times New Roman" w:hAnsi="Courier New"/>
-          <w:color w:val="auto"/>
-          <w:sz w:val="16"/>
-          <w:szCs w:val="16"/>
-        </w:rPr>
-        <w:t>Последовательный</w:t>
-      </w:r>
-      <w:r>
-        <w:rPr>
-          <w:rFonts w:ascii="Courier New" w:eastAsia="Times New Roman" w:hAnsi="Courier New"/>
-          <w:color w:val="auto"/>
-          <w:sz w:val="16"/>
-          <w:szCs w:val="16"/>
-          <w:lang w:val="en-US"/>
-        </w:rPr>
-        <w:t xml:space="preserve"> </w:t>
-      </w:r>
-      <w:r>
-        <w:rPr>
-          <w:rFonts w:ascii="Courier New" w:eastAsia="Times New Roman" w:hAnsi="Courier New"/>
-          <w:color w:val="auto"/>
-          <w:sz w:val="16"/>
-          <w:szCs w:val="16"/>
-        </w:rPr>
-        <w:t>расчет</w:t>
-      </w:r>
-      <w:r>
-        <w:rPr>
-          <w:rFonts w:ascii="Courier New" w:eastAsia="Times New Roman" w:hAnsi="Courier New"/>
-          <w:color w:val="auto"/>
-          <w:sz w:val="16"/>
-          <w:szCs w:val="16"/>
-          <w:lang w:val="en-US"/>
-        </w:rPr>
-        <w:t xml:space="preserve"> </w:t>
-      </w:r>
-      <w:r>
-        <w:rPr>
-          <w:rFonts w:ascii="Courier New" w:eastAsia="Times New Roman" w:hAnsi="Courier New"/>
-          <w:color w:val="auto"/>
-          <w:sz w:val="16"/>
-          <w:szCs w:val="16"/>
-        </w:rPr>
-        <w:t>по</w:t>
-      </w:r>
-      <w:r>
-        <w:rPr>
-          <w:rFonts w:ascii="Courier New" w:eastAsia="Times New Roman" w:hAnsi="Courier New"/>
-          <w:color w:val="auto"/>
-          <w:sz w:val="16"/>
-          <w:szCs w:val="16"/>
-          <w:lang w:val="en-US"/>
-        </w:rPr>
-        <w:t xml:space="preserve"> </w:t>
-      </w:r>
-      <w:r>
-        <w:rPr>
-          <w:rFonts w:ascii="Courier New" w:eastAsia="Times New Roman" w:hAnsi="Courier New"/>
-          <w:color w:val="auto"/>
-          <w:sz w:val="16"/>
-          <w:szCs w:val="16"/>
-        </w:rPr>
-        <w:t>рекурсии</w:t>
-      </w:r>
-      <w:r>
-        <w:rPr>
-          <w:rFonts w:ascii="Courier New" w:eastAsia="Times New Roman" w:hAnsi="Courier New"/>
-          <w:color w:val="auto"/>
-          <w:sz w:val="16"/>
-          <w:szCs w:val="16"/>
-          <w:lang w:val="en-US"/>
-        </w:rPr>
-        <w:t>:")</w:t>
-      </w:r>
-      <w:r>
-        <w:rPr>
-          <w:rFonts w:ascii="Courier New" w:eastAsia="Times New Roman" w:hAnsi="Courier New"/>
-          <w:color w:val="auto"/>
-          <w:sz w:val="16"/>
-          <w:szCs w:val="16"/>
-          <w:lang w:val="en-US"/>
-        </w:rPr>
-        <w:br/>
-        <w:t xml:space="preserve">    previous = Fraction(0)</w:t>
-      </w:r>
-      <w:r>
-        <w:rPr>
-          <w:rFonts w:ascii="Courier New" w:eastAsia="Times New Roman" w:hAnsi="Courier New"/>
-          <w:color w:val="auto"/>
-          <w:sz w:val="16"/>
-          <w:szCs w:val="16"/>
-          <w:lang w:val="en-US"/>
-        </w:rPr>
-        <w:br/>
-        <w:t xml:space="preserve">    print(f"  v_1 = {</w:t>
-      </w:r>
-      <w:proofErr w:type="spellStart"/>
-      <w:r>
-        <w:rPr>
-          <w:rFonts w:ascii="Courier New" w:eastAsia="Times New Roman" w:hAnsi="Courier New"/>
-          <w:color w:val="auto"/>
-          <w:sz w:val="16"/>
-          <w:szCs w:val="16"/>
-          <w:lang w:val="en-US"/>
-        </w:rPr>
-        <w:t>fmt_frac</w:t>
-      </w:r>
-      <w:proofErr w:type="spellEnd"/>
-      <w:r>
-        <w:rPr>
-          <w:rFonts w:ascii="Courier New" w:eastAsia="Times New Roman" w:hAnsi="Courier New"/>
-          <w:color w:val="auto"/>
-          <w:sz w:val="16"/>
-          <w:szCs w:val="16"/>
-          <w:lang w:val="en-US"/>
-        </w:rPr>
-        <w:t>(previous)}")</w:t>
-      </w:r>
-      <w:r>
-        <w:rPr>
-          <w:rFonts w:ascii="Courier New" w:eastAsia="Times New Roman" w:hAnsi="Courier New"/>
-          <w:color w:val="auto"/>
-          <w:sz w:val="16"/>
-          <w:szCs w:val="16"/>
-          <w:lang w:val="en-US"/>
-        </w:rPr>
-        <w:br/>
-        <w:t xml:space="preserve">    </w:t>
-      </w:r>
-      <w:proofErr w:type="spellStart"/>
-      <w:r>
-        <w:rPr>
-          <w:rFonts w:ascii="Courier New" w:eastAsia="Times New Roman" w:hAnsi="Courier New"/>
-          <w:color w:val="auto"/>
-          <w:sz w:val="16"/>
-          <w:szCs w:val="16"/>
-          <w:lang w:val="en-US"/>
-        </w:rPr>
-        <w:t>for k</w:t>
-      </w:r>
-      <w:proofErr w:type="spellEnd"/>
-      <w:r>
-        <w:rPr>
-          <w:rFonts w:ascii="Courier New" w:eastAsia="Times New Roman" w:hAnsi="Courier New"/>
-          <w:color w:val="auto"/>
-          <w:sz w:val="16"/>
-          <w:szCs w:val="16"/>
-          <w:lang w:val="en-US"/>
-        </w:rPr>
-        <w:t xml:space="preserve"> in range(2, N + 1):</w:t>
-      </w:r>
-      <w:r>
-        <w:rPr>
-          <w:rFonts w:ascii="Courier New" w:eastAsia="Times New Roman" w:hAnsi="Courier New"/>
-          <w:color w:val="auto"/>
-          <w:sz w:val="16"/>
-          <w:szCs w:val="16"/>
-          <w:lang w:val="en-US"/>
-        </w:rPr>
-        <w:br/>
-        <w:t xml:space="preserve">        current = (previous + 1) / (-previous + 3)</w:t>
-      </w:r>
-      <w:r>
-        <w:rPr>
-          <w:rFonts w:ascii="Courier New" w:eastAsia="Times New Roman" w:hAnsi="Courier New"/>
-          <w:color w:val="auto"/>
-          <w:sz w:val="16"/>
-          <w:szCs w:val="16"/>
-          <w:lang w:val="en-US"/>
-        </w:rPr>
-        <w:br/>
-        <w:t xml:space="preserve">        print(</w:t>
-      </w:r>
-      <w:r>
-        <w:rPr>
-          <w:rFonts w:ascii="Courier New" w:eastAsia="Times New Roman" w:hAnsi="Courier New"/>
-          <w:color w:val="auto"/>
-          <w:sz w:val="16"/>
-          <w:szCs w:val="16"/>
-          <w:lang w:val="en-US"/>
-        </w:rPr>
-        <w:br/>
-        <w:t xml:space="preserve">            f"  v_{k} = (v_{k - 1}+1)/(-v_{k - 1}+3) = "</w:t>
-      </w:r>
-      <w:r>
-        <w:rPr>
-          <w:rFonts w:ascii="Courier New" w:eastAsia="Times New Roman" w:hAnsi="Courier New"/>
-          <w:color w:val="auto"/>
-          <w:sz w:val="16"/>
-          <w:szCs w:val="16"/>
-          <w:lang w:val="en-US"/>
-        </w:rPr>
-        <w:br/>
-        <w:t xml:space="preserve">            f"({</w:t>
-      </w:r>
-      <w:proofErr w:type="spellStart"/>
-      <w:r>
-        <w:rPr>
-          <w:rFonts w:ascii="Courier New" w:eastAsia="Times New Roman" w:hAnsi="Courier New"/>
-          <w:color w:val="auto"/>
-          <w:sz w:val="16"/>
-          <w:szCs w:val="16"/>
-          <w:lang w:val="en-US"/>
-        </w:rPr>
-        <w:t>fmt_frac</w:t>
-      </w:r>
-      <w:proofErr w:type="spellEnd"/>
-      <w:r>
-        <w:rPr>
-          <w:rFonts w:ascii="Courier New" w:eastAsia="Times New Roman" w:hAnsi="Courier New"/>
-          <w:color w:val="auto"/>
-          <w:sz w:val="16"/>
-          <w:szCs w:val="16"/>
-          <w:lang w:val="en-US"/>
-        </w:rPr>
-        <w:t>(previous, False)}+1)/(-{</w:t>
-      </w:r>
-      <w:proofErr w:type="spellStart"/>
-      <w:r>
-        <w:rPr>
-          <w:rFonts w:ascii="Courier New" w:eastAsia="Times New Roman" w:hAnsi="Courier New"/>
-          <w:color w:val="auto"/>
-          <w:sz w:val="16"/>
-          <w:szCs w:val="16"/>
-          <w:lang w:val="en-US"/>
-        </w:rPr>
-        <w:t>fmt_frac</w:t>
-      </w:r>
-      <w:proofErr w:type="spellEnd"/>
-      <w:r>
-        <w:rPr>
-          <w:rFonts w:ascii="Courier New" w:eastAsia="Times New Roman" w:hAnsi="Courier New"/>
-          <w:color w:val="auto"/>
-          <w:sz w:val="16"/>
-          <w:szCs w:val="16"/>
-          <w:lang w:val="en-US"/>
-        </w:rPr>
-        <w:t>(previous, False)}+3) = {</w:t>
-      </w:r>
-      <w:proofErr w:type="spellStart"/>
-      <w:r>
-        <w:rPr>
-          <w:rFonts w:ascii="Courier New" w:eastAsia="Times New Roman" w:hAnsi="Courier New"/>
-          <w:color w:val="auto"/>
-          <w:sz w:val="16"/>
-          <w:szCs w:val="16"/>
-          <w:lang w:val="en-US"/>
-        </w:rPr>
-        <w:t>fmt_frac</w:t>
-      </w:r>
-      <w:proofErr w:type="spellEnd"/>
-      <w:r>
-        <w:rPr>
-          <w:rFonts w:ascii="Courier New" w:eastAsia="Times New Roman" w:hAnsi="Courier New"/>
-          <w:color w:val="auto"/>
-          <w:sz w:val="16"/>
-          <w:szCs w:val="16"/>
-          <w:lang w:val="en-US"/>
-        </w:rPr>
-        <w:t>(current)}"</w:t>
-      </w:r>
-      <w:r>
-        <w:rPr>
-          <w:rFonts w:ascii="Courier New" w:eastAsia="Times New Roman" w:hAnsi="Courier New"/>
-          <w:color w:val="auto"/>
-          <w:sz w:val="16"/>
-          <w:szCs w:val="16"/>
-          <w:lang w:val="en-US"/>
-        </w:rPr>
-        <w:br/>
-        <w:t xml:space="preserve">        )</w:t>
-      </w:r>
-      <w:r>
-        <w:rPr>
-          <w:rFonts w:ascii="Courier New" w:eastAsia="Times New Roman" w:hAnsi="Courier New"/>
-          <w:color w:val="auto"/>
-          <w:sz w:val="16"/>
-          <w:szCs w:val="16"/>
-          <w:lang w:val="en-US"/>
-        </w:rPr>
-        <w:br/>
-        <w:t xml:space="preserve">        previous = current</w:t>
-      </w:r>
-      <w:r>
-        <w:rPr>
-          <w:rFonts w:ascii="Courier New" w:eastAsia="Times New Roman" w:hAnsi="Courier New"/>
-          <w:color w:val="auto"/>
-          <w:sz w:val="16"/>
-          <w:szCs w:val="16"/>
-          <w:lang w:val="en-US"/>
-        </w:rPr>
-        <w:br/>
-      </w:r>
-      <w:r>
-        <w:rPr>
-          <w:rFonts w:ascii="Courier New" w:eastAsia="Times New Roman" w:hAnsi="Courier New"/>
-          <w:color w:val="auto"/>
-          <w:sz w:val="16"/>
-          <w:szCs w:val="16"/>
-          <w:lang w:val="en-US"/>
-        </w:rPr>
-        <w:br/>
-        <w:t xml:space="preserve">    </w:t>
-      </w:r>
-      <w:proofErr w:type="spellStart"/>
-      <w:r>
-        <w:rPr>
-          <w:rFonts w:ascii="Courier New" w:eastAsia="Times New Roman" w:hAnsi="Courier New"/>
-          <w:color w:val="auto"/>
-          <w:sz w:val="16"/>
-          <w:szCs w:val="16"/>
-          <w:lang w:val="en-US"/>
-        </w:rPr>
-        <w:t>v_rec</w:t>
-      </w:r>
-      <w:proofErr w:type="spellEnd"/>
-      <w:r>
-        <w:rPr>
-          <w:rFonts w:ascii="Courier New" w:eastAsia="Times New Roman" w:hAnsi="Courier New"/>
-          <w:color w:val="auto"/>
-          <w:sz w:val="16"/>
-          <w:szCs w:val="16"/>
-          <w:lang w:val="en-US"/>
-        </w:rPr>
-        <w:t xml:space="preserve"> = </w:t>
-      </w:r>
-      <w:proofErr w:type="spellStart"/>
-      <w:r>
-        <w:rPr>
-          <w:rFonts w:ascii="Courier New" w:eastAsia="Times New Roman" w:hAnsi="Courier New"/>
-          <w:color w:val="auto"/>
-          <w:sz w:val="16"/>
-          <w:szCs w:val="16"/>
-          <w:lang w:val="en-US"/>
-        </w:rPr>
-        <w:t>inspection_value_recursive</w:t>
-      </w:r>
-      <w:proofErr w:type="spellEnd"/>
-      <w:r>
-        <w:rPr>
-          <w:rFonts w:ascii="Courier New" w:eastAsia="Times New Roman" w:hAnsi="Courier New"/>
-          <w:color w:val="auto"/>
-          <w:sz w:val="16"/>
-          <w:szCs w:val="16"/>
-          <w:lang w:val="en-US"/>
-        </w:rPr>
-        <w:t>(N)</w:t>
-      </w:r>
-      <w:r>
-        <w:rPr>
-          <w:rFonts w:ascii="Courier New" w:eastAsia="Times New Roman" w:hAnsi="Courier New"/>
-          <w:color w:val="auto"/>
-          <w:sz w:val="16"/>
-          <w:szCs w:val="16"/>
-          <w:lang w:val="en-US"/>
-        </w:rPr>
-        <w:br/>
-        <w:t xml:space="preserve">    </w:t>
-      </w:r>
-      <w:proofErr w:type="spellStart"/>
-      <w:r>
-        <w:rPr>
-          <w:rFonts w:ascii="Courier New" w:eastAsia="Times New Roman" w:hAnsi="Courier New"/>
-          <w:color w:val="auto"/>
-          <w:sz w:val="16"/>
-          <w:szCs w:val="16"/>
-          <w:lang w:val="en-US"/>
-        </w:rPr>
-        <w:t>v_closed</w:t>
-      </w:r>
-      <w:proofErr w:type="spellEnd"/>
-      <w:r>
-        <w:rPr>
-          <w:rFonts w:ascii="Courier New" w:eastAsia="Times New Roman" w:hAnsi="Courier New"/>
-          <w:color w:val="auto"/>
-          <w:sz w:val="16"/>
-          <w:szCs w:val="16"/>
-          <w:lang w:val="en-US"/>
-        </w:rPr>
-        <w:t xml:space="preserve"> = </w:t>
-      </w:r>
-      <w:proofErr w:type="spellStart"/>
-      <w:r>
-        <w:rPr>
-          <w:rFonts w:ascii="Courier New" w:eastAsia="Times New Roman" w:hAnsi="Courier New"/>
-          <w:color w:val="auto"/>
-          <w:sz w:val="16"/>
-          <w:szCs w:val="16"/>
-          <w:lang w:val="en-US"/>
-        </w:rPr>
-        <w:t>inspection_value_closed</w:t>
-      </w:r>
-      <w:proofErr w:type="spellEnd"/>
-      <w:r>
-        <w:rPr>
-          <w:rFonts w:ascii="Courier New" w:eastAsia="Times New Roman" w:hAnsi="Courier New"/>
-          <w:color w:val="auto"/>
-          <w:sz w:val="16"/>
-          <w:szCs w:val="16"/>
-          <w:lang w:val="en-US"/>
-        </w:rPr>
-        <w:t>(N)</w:t>
-      </w:r>
-      <w:r>
-        <w:rPr>
-          <w:rFonts w:ascii="Courier New" w:eastAsia="Times New Roman" w:hAnsi="Courier New"/>
-          <w:color w:val="auto"/>
-          <w:sz w:val="16"/>
-          <w:szCs w:val="16"/>
-          <w:lang w:val="en-US"/>
-        </w:rPr>
-        <w:br/>
-        <w:t xml:space="preserve">    x = </w:t>
-      </w:r>
-      <w:proofErr w:type="spellStart"/>
-      <w:r>
-        <w:rPr>
-          <w:rFonts w:ascii="Courier New" w:eastAsia="Times New Roman" w:hAnsi="Courier New"/>
-          <w:color w:val="auto"/>
-          <w:sz w:val="16"/>
-          <w:szCs w:val="16"/>
-          <w:lang w:val="en-US"/>
-        </w:rPr>
-        <w:t>inspection_optimal_strategy</w:t>
-      </w:r>
-      <w:proofErr w:type="spellEnd"/>
-      <w:r>
-        <w:rPr>
-          <w:rFonts w:ascii="Courier New" w:eastAsia="Times New Roman" w:hAnsi="Courier New"/>
-          <w:color w:val="auto"/>
-          <w:sz w:val="16"/>
-          <w:szCs w:val="16"/>
-          <w:lang w:val="en-US"/>
-        </w:rPr>
-        <w:t>(N)</w:t>
-      </w:r>
-      <w:r>
-        <w:rPr>
-          <w:rFonts w:ascii="Courier New" w:eastAsia="Times New Roman" w:hAnsi="Courier New"/>
-          <w:color w:val="auto"/>
-          <w:sz w:val="16"/>
-          <w:szCs w:val="16"/>
-          <w:lang w:val="en-US"/>
-        </w:rPr>
-        <w:br/>
-        <w:t xml:space="preserve">    y = </w:t>
-      </w:r>
-      <w:proofErr w:type="spellStart"/>
-      <w:r>
-        <w:rPr>
-          <w:rFonts w:ascii="Courier New" w:eastAsia="Times New Roman" w:hAnsi="Courier New"/>
-          <w:color w:val="auto"/>
-          <w:sz w:val="16"/>
-          <w:szCs w:val="16"/>
-          <w:lang w:val="en-US"/>
-        </w:rPr>
-        <w:t>inspection_optimal_strategy</w:t>
-      </w:r>
-      <w:proofErr w:type="spellEnd"/>
-      <w:r>
-        <w:rPr>
-          <w:rFonts w:ascii="Courier New" w:eastAsia="Times New Roman" w:hAnsi="Courier New"/>
-          <w:color w:val="auto"/>
-          <w:sz w:val="16"/>
-          <w:szCs w:val="16"/>
-          <w:lang w:val="en-US"/>
-        </w:rPr>
-        <w:t>(N)</w:t>
-      </w:r>
-      <w:r>
-        <w:rPr>
-          <w:rFonts w:ascii="Courier New" w:eastAsia="Times New Roman" w:hAnsi="Courier New"/>
-          <w:color w:val="auto"/>
-          <w:sz w:val="16"/>
-          <w:szCs w:val="16"/>
-          <w:lang w:val="en-US"/>
-        </w:rPr>
-        <w:br/>
-      </w:r>
-      <w:r>
-        <w:rPr>
-          <w:rFonts w:ascii="Courier New" w:eastAsia="Times New Roman" w:hAnsi="Courier New"/>
-          <w:color w:val="auto"/>
-          <w:sz w:val="16"/>
-          <w:szCs w:val="16"/>
-          <w:lang w:val="en-US"/>
-        </w:rPr>
-        <w:br/>
-        <w:t xml:space="preserve">    print("\n</w:t>
-      </w:r>
-      <w:r>
-        <w:rPr>
-          <w:rFonts w:ascii="Courier New" w:eastAsia="Times New Roman" w:hAnsi="Courier New"/>
-          <w:color w:val="auto"/>
-          <w:sz w:val="16"/>
-          <w:szCs w:val="16"/>
-        </w:rPr>
-        <w:t>Проверка</w:t>
-      </w:r>
-      <w:r>
-        <w:rPr>
-          <w:rFonts w:ascii="Courier New" w:eastAsia="Times New Roman" w:hAnsi="Courier New"/>
-          <w:color w:val="auto"/>
-          <w:sz w:val="16"/>
-          <w:szCs w:val="16"/>
-          <w:lang w:val="en-US"/>
-        </w:rPr>
-        <w:t xml:space="preserve"> </w:t>
-      </w:r>
-      <w:r>
-        <w:rPr>
-          <w:rFonts w:ascii="Courier New" w:eastAsia="Times New Roman" w:hAnsi="Courier New"/>
-          <w:color w:val="auto"/>
-          <w:sz w:val="16"/>
-          <w:szCs w:val="16"/>
-        </w:rPr>
-        <w:t>по</w:t>
-      </w:r>
-      <w:r>
-        <w:rPr>
-          <w:rFonts w:ascii="Courier New" w:eastAsia="Times New Roman" w:hAnsi="Courier New"/>
-          <w:color w:val="auto"/>
-          <w:sz w:val="16"/>
-          <w:szCs w:val="16"/>
-          <w:lang w:val="en-US"/>
-        </w:rPr>
-        <w:t xml:space="preserve"> </w:t>
-      </w:r>
-      <w:r>
-        <w:rPr>
-          <w:rFonts w:ascii="Courier New" w:eastAsia="Times New Roman" w:hAnsi="Courier New"/>
-          <w:color w:val="auto"/>
-          <w:sz w:val="16"/>
-          <w:szCs w:val="16"/>
-        </w:rPr>
-        <w:t>замкнутой</w:t>
-      </w:r>
-      <w:r>
-        <w:rPr>
-          <w:rFonts w:ascii="Courier New" w:eastAsia="Times New Roman" w:hAnsi="Courier New"/>
-          <w:color w:val="auto"/>
-          <w:sz w:val="16"/>
-          <w:szCs w:val="16"/>
-          <w:lang w:val="en-US"/>
-        </w:rPr>
-        <w:t xml:space="preserve"> </w:t>
-      </w:r>
-      <w:r>
-        <w:rPr>
-          <w:rFonts w:ascii="Courier New" w:eastAsia="Times New Roman" w:hAnsi="Courier New"/>
-          <w:color w:val="auto"/>
-          <w:sz w:val="16"/>
-          <w:szCs w:val="16"/>
-        </w:rPr>
-        <w:t>формуле</w:t>
-      </w:r>
-      <w:r>
-        <w:rPr>
-          <w:rFonts w:ascii="Courier New" w:eastAsia="Times New Roman" w:hAnsi="Courier New"/>
-          <w:color w:val="auto"/>
-          <w:sz w:val="16"/>
-          <w:szCs w:val="16"/>
-          <w:lang w:val="en-US"/>
-        </w:rPr>
-        <w:t>:")</w:t>
-      </w:r>
-      <w:r>
-        <w:rPr>
-          <w:rFonts w:ascii="Courier New" w:eastAsia="Times New Roman" w:hAnsi="Courier New"/>
-          <w:color w:val="auto"/>
-          <w:sz w:val="16"/>
-          <w:szCs w:val="16"/>
-          <w:lang w:val="en-US"/>
-        </w:rPr>
-        <w:br/>
-        <w:t xml:space="preserve">    print(f"  v_{N} = (N-1)/(N+1) = {N - 1}/{N + 1} = {</w:t>
-      </w:r>
-      <w:proofErr w:type="spellStart"/>
-      <w:r>
-        <w:rPr>
-          <w:rFonts w:ascii="Courier New" w:eastAsia="Times New Roman" w:hAnsi="Courier New"/>
-          <w:color w:val="auto"/>
-          <w:sz w:val="16"/>
-          <w:szCs w:val="16"/>
-          <w:lang w:val="en-US"/>
-        </w:rPr>
-        <w:t>fmt_frac</w:t>
-      </w:r>
-      <w:proofErr w:type="spellEnd"/>
-      <w:r>
-        <w:rPr>
-          <w:rFonts w:ascii="Courier New" w:eastAsia="Times New Roman" w:hAnsi="Courier New"/>
-          <w:color w:val="auto"/>
-          <w:sz w:val="16"/>
-          <w:szCs w:val="16"/>
-          <w:lang w:val="en-US"/>
-        </w:rPr>
-        <w:t>(</w:t>
-      </w:r>
-      <w:proofErr w:type="spellStart"/>
-      <w:r>
-        <w:rPr>
-          <w:rFonts w:ascii="Courier New" w:eastAsia="Times New Roman" w:hAnsi="Courier New"/>
-          <w:color w:val="auto"/>
-          <w:sz w:val="16"/>
-          <w:szCs w:val="16"/>
-          <w:lang w:val="en-US"/>
-        </w:rPr>
-        <w:t>v_closed</w:t>
-      </w:r>
-      <w:proofErr w:type="spellEnd"/>
-      <w:r>
-        <w:rPr>
-          <w:rFonts w:ascii="Courier New" w:eastAsia="Times New Roman" w:hAnsi="Courier New"/>
-          <w:color w:val="auto"/>
-          <w:sz w:val="16"/>
-          <w:szCs w:val="16"/>
-          <w:lang w:val="en-US"/>
-        </w:rPr>
-        <w:t>)}")</w:t>
-      </w:r>
-      <w:r>
-        <w:rPr>
-          <w:rFonts w:ascii="Courier New" w:eastAsia="Times New Roman" w:hAnsi="Courier New"/>
-          <w:color w:val="auto"/>
-          <w:sz w:val="16"/>
-          <w:szCs w:val="16"/>
-          <w:lang w:val="en-US"/>
-        </w:rPr>
-        <w:br/>
-        <w:t xml:space="preserve">    print(f"  </w:t>
-      </w:r>
-      <w:r>
-        <w:rPr>
-          <w:rFonts w:ascii="Courier New" w:eastAsia="Times New Roman" w:hAnsi="Courier New"/>
-          <w:color w:val="auto"/>
-          <w:sz w:val="16"/>
-          <w:szCs w:val="16"/>
-        </w:rPr>
-        <w:t>Значение</w:t>
-      </w:r>
-      <w:r>
-        <w:rPr>
-          <w:rFonts w:ascii="Courier New" w:eastAsia="Times New Roman" w:hAnsi="Courier New"/>
-          <w:color w:val="auto"/>
-          <w:sz w:val="16"/>
-          <w:szCs w:val="16"/>
-          <w:lang w:val="en-US"/>
-        </w:rPr>
-        <w:t xml:space="preserve"> </w:t>
-      </w:r>
-      <w:r>
-        <w:rPr>
-          <w:rFonts w:ascii="Courier New" w:eastAsia="Times New Roman" w:hAnsi="Courier New"/>
-          <w:color w:val="auto"/>
-          <w:sz w:val="16"/>
-          <w:szCs w:val="16"/>
-        </w:rPr>
-        <w:t>по</w:t>
-      </w:r>
-      <w:r>
-        <w:rPr>
-          <w:rFonts w:ascii="Courier New" w:eastAsia="Times New Roman" w:hAnsi="Courier New"/>
-          <w:color w:val="auto"/>
-          <w:sz w:val="16"/>
-          <w:szCs w:val="16"/>
-          <w:lang w:val="en-US"/>
-        </w:rPr>
-        <w:t xml:space="preserve"> </w:t>
-      </w:r>
-      <w:r>
-        <w:rPr>
-          <w:rFonts w:ascii="Courier New" w:eastAsia="Times New Roman" w:hAnsi="Courier New"/>
-          <w:color w:val="auto"/>
-          <w:sz w:val="16"/>
-          <w:szCs w:val="16"/>
-        </w:rPr>
-        <w:t>рекурсии</w:t>
-      </w:r>
-      <w:r>
-        <w:rPr>
-          <w:rFonts w:ascii="Courier New" w:eastAsia="Times New Roman" w:hAnsi="Courier New"/>
-          <w:color w:val="auto"/>
-          <w:sz w:val="16"/>
-          <w:szCs w:val="16"/>
-          <w:lang w:val="en-US"/>
-        </w:rPr>
-        <w:t>: {</w:t>
-      </w:r>
-      <w:proofErr w:type="spellStart"/>
-      <w:r>
-        <w:rPr>
-          <w:rFonts w:ascii="Courier New" w:eastAsia="Times New Roman" w:hAnsi="Courier New"/>
-          <w:color w:val="auto"/>
-          <w:sz w:val="16"/>
-          <w:szCs w:val="16"/>
-          <w:lang w:val="en-US"/>
-        </w:rPr>
-        <w:t>fmt_frac</w:t>
-      </w:r>
-      <w:proofErr w:type="spellEnd"/>
-      <w:r>
-        <w:rPr>
-          <w:rFonts w:ascii="Courier New" w:eastAsia="Times New Roman" w:hAnsi="Courier New"/>
-          <w:color w:val="auto"/>
-          <w:sz w:val="16"/>
-          <w:szCs w:val="16"/>
-          <w:lang w:val="en-US"/>
-        </w:rPr>
-        <w:t>(</w:t>
-      </w:r>
-      <w:proofErr w:type="spellStart"/>
-      <w:r>
-        <w:rPr>
-          <w:rFonts w:ascii="Courier New" w:eastAsia="Times New Roman" w:hAnsi="Courier New"/>
-          <w:color w:val="auto"/>
-          <w:sz w:val="16"/>
-          <w:szCs w:val="16"/>
-          <w:lang w:val="en-US"/>
-        </w:rPr>
-        <w:t>v_rec</w:t>
-      </w:r>
-      <w:proofErr w:type="spellEnd"/>
-      <w:r>
-        <w:rPr>
-          <w:rFonts w:ascii="Courier New" w:eastAsia="Times New Roman" w:hAnsi="Courier New"/>
-          <w:color w:val="auto"/>
-          <w:sz w:val="16"/>
-          <w:szCs w:val="16"/>
-          <w:lang w:val="en-US"/>
-        </w:rPr>
-        <w:t>)}")</w:t>
-      </w:r>
-      <w:r>
-        <w:rPr>
-          <w:rFonts w:ascii="Courier New" w:eastAsia="Times New Roman" w:hAnsi="Courier New"/>
-          <w:color w:val="auto"/>
-          <w:sz w:val="16"/>
-          <w:szCs w:val="16"/>
-          <w:lang w:val="en-US"/>
-        </w:rPr>
-        <w:br/>
-        <w:t xml:space="preserve">    print(f"  </w:t>
-      </w:r>
-      <w:r>
-        <w:rPr>
-          <w:rFonts w:ascii="Courier New" w:eastAsia="Times New Roman" w:hAnsi="Courier New"/>
-          <w:color w:val="auto"/>
-          <w:sz w:val="16"/>
-          <w:szCs w:val="16"/>
-        </w:rPr>
-        <w:t>Совпадение</w:t>
-      </w:r>
-      <w:r>
-        <w:rPr>
-          <w:rFonts w:ascii="Courier New" w:eastAsia="Times New Roman" w:hAnsi="Courier New"/>
-          <w:color w:val="auto"/>
-          <w:sz w:val="16"/>
-          <w:szCs w:val="16"/>
-          <w:lang w:val="en-US"/>
-        </w:rPr>
-        <w:t xml:space="preserve"> </w:t>
-      </w:r>
-      <w:r>
-        <w:rPr>
-          <w:rFonts w:ascii="Courier New" w:eastAsia="Times New Roman" w:hAnsi="Courier New"/>
-          <w:color w:val="auto"/>
-          <w:sz w:val="16"/>
-          <w:szCs w:val="16"/>
-        </w:rPr>
-        <w:t>рекурсии</w:t>
-      </w:r>
-      <w:r>
-        <w:rPr>
-          <w:rFonts w:ascii="Courier New" w:eastAsia="Times New Roman" w:hAnsi="Courier New"/>
-          <w:color w:val="auto"/>
-          <w:sz w:val="16"/>
-          <w:szCs w:val="16"/>
-          <w:lang w:val="en-US"/>
-        </w:rPr>
-        <w:t xml:space="preserve"> </w:t>
-      </w:r>
-      <w:r>
-        <w:rPr>
-          <w:rFonts w:ascii="Courier New" w:eastAsia="Times New Roman" w:hAnsi="Courier New"/>
-          <w:color w:val="auto"/>
-          <w:sz w:val="16"/>
-          <w:szCs w:val="16"/>
-        </w:rPr>
-        <w:t>и</w:t>
-      </w:r>
-      <w:r>
-        <w:rPr>
-          <w:rFonts w:ascii="Courier New" w:eastAsia="Times New Roman" w:hAnsi="Courier New"/>
-          <w:color w:val="auto"/>
-          <w:sz w:val="16"/>
-          <w:szCs w:val="16"/>
-          <w:lang w:val="en-US"/>
-        </w:rPr>
-        <w:t xml:space="preserve"> </w:t>
-      </w:r>
-      <w:r>
-        <w:rPr>
-          <w:rFonts w:ascii="Courier New" w:eastAsia="Times New Roman" w:hAnsi="Courier New"/>
-          <w:color w:val="auto"/>
-          <w:sz w:val="16"/>
-          <w:szCs w:val="16"/>
-        </w:rPr>
-        <w:t>формулы</w:t>
-      </w:r>
-      <w:r>
-        <w:rPr>
-          <w:rFonts w:ascii="Courier New" w:eastAsia="Times New Roman" w:hAnsi="Courier New"/>
-          <w:color w:val="auto"/>
-          <w:sz w:val="16"/>
-          <w:szCs w:val="16"/>
-          <w:lang w:val="en-US"/>
-        </w:rPr>
-        <w:t>: {'</w:t>
-      </w:r>
-      <w:r>
-        <w:rPr>
-          <w:rFonts w:ascii="Courier New" w:eastAsia="Times New Roman" w:hAnsi="Courier New"/>
-          <w:color w:val="auto"/>
-          <w:sz w:val="16"/>
-          <w:szCs w:val="16"/>
-        </w:rPr>
-        <w:t>да</w:t>
-      </w:r>
-      <w:r>
-        <w:rPr>
-          <w:rFonts w:ascii="Courier New" w:eastAsia="Times New Roman" w:hAnsi="Courier New"/>
-          <w:color w:val="auto"/>
-          <w:sz w:val="16"/>
-          <w:szCs w:val="16"/>
-          <w:lang w:val="en-US"/>
-        </w:rPr>
-        <w:t xml:space="preserve">' if </w:t>
-      </w:r>
-      <w:proofErr w:type="spellStart"/>
-      <w:r>
-        <w:rPr>
-          <w:rFonts w:ascii="Courier New" w:eastAsia="Times New Roman" w:hAnsi="Courier New"/>
-          <w:color w:val="auto"/>
-          <w:sz w:val="16"/>
-          <w:szCs w:val="16"/>
-          <w:lang w:val="en-US"/>
-        </w:rPr>
-        <w:t>v_rec</w:t>
-      </w:r>
-      <w:proofErr w:type="spellEnd"/>
-      <w:r>
-        <w:rPr>
-          <w:rFonts w:ascii="Courier New" w:eastAsia="Times New Roman" w:hAnsi="Courier New"/>
-          <w:color w:val="auto"/>
-          <w:sz w:val="16"/>
-          <w:szCs w:val="16"/>
-          <w:lang w:val="en-US"/>
-        </w:rPr>
-        <w:t xml:space="preserve"> == </w:t>
-      </w:r>
-      <w:proofErr w:type="spellStart"/>
-      <w:r>
-        <w:rPr>
-          <w:rFonts w:ascii="Courier New" w:eastAsia="Times New Roman" w:hAnsi="Courier New"/>
-          <w:color w:val="auto"/>
-          <w:sz w:val="16"/>
-          <w:szCs w:val="16"/>
-          <w:lang w:val="en-US"/>
-        </w:rPr>
-        <w:t>v_closed</w:t>
-      </w:r>
-      <w:proofErr w:type="spellEnd"/>
-      <w:r>
-        <w:rPr>
-          <w:rFonts w:ascii="Courier New" w:eastAsia="Times New Roman" w:hAnsi="Courier New"/>
-          <w:color w:val="auto"/>
-          <w:sz w:val="16"/>
-          <w:szCs w:val="16"/>
-          <w:lang w:val="en-US"/>
-        </w:rPr>
-        <w:t xml:space="preserve"> else '</w:t>
-      </w:r>
-      <w:r>
-        <w:rPr>
-          <w:rFonts w:ascii="Courier New" w:eastAsia="Times New Roman" w:hAnsi="Courier New"/>
-          <w:color w:val="auto"/>
-          <w:sz w:val="16"/>
-          <w:szCs w:val="16"/>
-        </w:rPr>
-        <w:t>нет</w:t>
-      </w:r>
-      <w:r>
-        <w:rPr>
-          <w:rFonts w:ascii="Courier New" w:eastAsia="Times New Roman" w:hAnsi="Courier New"/>
-          <w:color w:val="auto"/>
-          <w:sz w:val="16"/>
-          <w:szCs w:val="16"/>
-          <w:lang w:val="en-US"/>
-        </w:rPr>
-        <w:t>'}")</w:t>
-      </w:r>
-      <w:r>
-        <w:rPr>
-          <w:rFonts w:ascii="Courier New" w:eastAsia="Times New Roman" w:hAnsi="Courier New"/>
-          <w:color w:val="auto"/>
-          <w:sz w:val="16"/>
-          <w:szCs w:val="16"/>
-          <w:lang w:val="en-US"/>
-        </w:rPr>
-        <w:br/>
-      </w:r>
-      <w:r>
-        <w:rPr>
-          <w:rFonts w:ascii="Courier New" w:eastAsia="Times New Roman" w:hAnsi="Courier New"/>
-          <w:color w:val="auto"/>
-          <w:sz w:val="16"/>
-          <w:szCs w:val="16"/>
-          <w:lang w:val="en-US"/>
-        </w:rPr>
-        <w:br/>
-        <w:t xml:space="preserve">    matrix = </w:t>
-      </w:r>
-      <w:proofErr w:type="spellStart"/>
-      <w:r>
-        <w:rPr>
-          <w:rFonts w:ascii="Courier New" w:eastAsia="Times New Roman" w:hAnsi="Courier New"/>
-          <w:color w:val="auto"/>
-          <w:sz w:val="16"/>
-          <w:szCs w:val="16"/>
-          <w:lang w:val="en-US"/>
-        </w:rPr>
-        <w:t>inspection_matrix</w:t>
-      </w:r>
-      <w:proofErr w:type="spellEnd"/>
-      <w:r>
-        <w:rPr>
-          <w:rFonts w:ascii="Courier New" w:eastAsia="Times New Roman" w:hAnsi="Courier New"/>
-          <w:color w:val="auto"/>
-          <w:sz w:val="16"/>
-          <w:szCs w:val="16"/>
-          <w:lang w:val="en-US"/>
-        </w:rPr>
-        <w:t>(N)</w:t>
-      </w:r>
-      <w:r>
-        <w:rPr>
-          <w:rFonts w:ascii="Courier New" w:eastAsia="Times New Roman" w:hAnsi="Courier New"/>
-          <w:color w:val="auto"/>
-          <w:sz w:val="16"/>
-          <w:szCs w:val="16"/>
-          <w:lang w:val="en-US"/>
-        </w:rPr>
-        <w:br/>
-        <w:t xml:space="preserve">    </w:t>
-      </w:r>
-      <w:proofErr w:type="spellStart"/>
-      <w:r>
-        <w:rPr>
-          <w:rFonts w:ascii="Courier New" w:eastAsia="Times New Roman" w:hAnsi="Courier New"/>
-          <w:color w:val="auto"/>
-          <w:sz w:val="16"/>
-          <w:szCs w:val="16"/>
-          <w:lang w:val="en-US"/>
-        </w:rPr>
-        <w:t>print_matrix_solution</w:t>
-      </w:r>
-      <w:proofErr w:type="spellEnd"/>
-      <w:r>
-        <w:rPr>
-          <w:rFonts w:ascii="Courier New" w:eastAsia="Times New Roman" w:hAnsi="Courier New"/>
-          <w:color w:val="auto"/>
-          <w:sz w:val="16"/>
-          <w:szCs w:val="16"/>
-          <w:lang w:val="en-US"/>
-        </w:rPr>
-        <w:t>(</w:t>
-      </w:r>
-      <w:r>
-        <w:rPr>
-          <w:rFonts w:ascii="Courier New" w:eastAsia="Times New Roman" w:hAnsi="Courier New"/>
-          <w:color w:val="auto"/>
-          <w:sz w:val="16"/>
-          <w:szCs w:val="16"/>
-          <w:lang w:val="en-US"/>
-        </w:rPr>
-        <w:br/>
-        <w:t xml:space="preserve">        title=f"</w:t>
-      </w:r>
-      <w:r>
-        <w:rPr>
-          <w:rFonts w:ascii="Courier New" w:eastAsia="Times New Roman" w:hAnsi="Courier New"/>
-          <w:color w:val="auto"/>
-          <w:sz w:val="16"/>
-          <w:szCs w:val="16"/>
-        </w:rPr>
-        <w:t>Эффективная</w:t>
-      </w:r>
-      <w:r>
-        <w:rPr>
-          <w:rFonts w:ascii="Courier New" w:eastAsia="Times New Roman" w:hAnsi="Courier New"/>
-          <w:color w:val="auto"/>
-          <w:sz w:val="16"/>
-          <w:szCs w:val="16"/>
-          <w:lang w:val="en-US"/>
-        </w:rPr>
-        <w:t xml:space="preserve"> </w:t>
-      </w:r>
-      <w:r>
-        <w:rPr>
-          <w:rFonts w:ascii="Courier New" w:eastAsia="Times New Roman" w:hAnsi="Courier New"/>
-          <w:color w:val="auto"/>
-          <w:sz w:val="16"/>
-          <w:szCs w:val="16"/>
-        </w:rPr>
-        <w:t>матрица</w:t>
-      </w:r>
-      <w:r>
-        <w:rPr>
-          <w:rFonts w:ascii="Courier New" w:eastAsia="Times New Roman" w:hAnsi="Courier New"/>
-          <w:color w:val="auto"/>
-          <w:sz w:val="16"/>
-          <w:szCs w:val="16"/>
-          <w:lang w:val="en-US"/>
-        </w:rPr>
-        <w:t xml:space="preserve"> </w:t>
-      </w:r>
-      <w:r>
-        <w:rPr>
-          <w:rFonts w:ascii="Courier New" w:eastAsia="Times New Roman" w:hAnsi="Courier New"/>
-          <w:color w:val="auto"/>
-          <w:sz w:val="16"/>
-          <w:szCs w:val="16"/>
-        </w:rPr>
-        <w:t>Γ</w:t>
-      </w:r>
-      <w:r>
-        <w:rPr>
-          <w:rFonts w:ascii="Courier New" w:eastAsia="Times New Roman" w:hAnsi="Courier New"/>
-          <w:color w:val="auto"/>
-          <w:sz w:val="16"/>
-          <w:szCs w:val="16"/>
-          <w:lang w:val="en-US"/>
-        </w:rPr>
         <w:t>_{N} = [[-1, 1], [1, v_{N - 1}]]",</w:t>
       </w:r>
       <w:r>
@@ -16438,62 +12932,18 @@
           <w:lang w:val="en-US"/>
         </w:rPr>
         <w:br/>
-        <w:t xml:space="preserve">        </w:t>
-      </w:r>
-      <w:proofErr w:type="spellStart"/>
-      <w:r>
-        <w:rPr>
-          <w:rFonts w:ascii="Courier New" w:eastAsia="Times New Roman" w:hAnsi="Courier New"/>
-          <w:color w:val="auto"/>
-          <w:sz w:val="16"/>
-          <w:szCs w:val="16"/>
-          <w:lang w:val="en-US"/>
-        </w:rPr>
-        <w:t>row_labels</w:t>
-      </w:r>
-      <w:proofErr w:type="spellEnd"/>
-      <w:r>
-        <w:rPr>
-          <w:rFonts w:ascii="Courier New" w:eastAsia="Times New Roman" w:hAnsi="Courier New"/>
-          <w:color w:val="auto"/>
-          <w:sz w:val="16"/>
-          <w:szCs w:val="16"/>
-          <w:lang w:val="en-US"/>
-        </w:rPr>
-        <w:t>=("I", "II"),</w:t>
-      </w:r>
-      <w:r>
-        <w:rPr>
-          <w:rFonts w:ascii="Courier New" w:eastAsia="Times New Roman" w:hAnsi="Courier New"/>
-          <w:color w:val="auto"/>
-          <w:sz w:val="16"/>
-          <w:szCs w:val="16"/>
-          <w:lang w:val="en-US"/>
-        </w:rPr>
-        <w:br/>
-        <w:t xml:space="preserve">        </w:t>
-      </w:r>
-      <w:proofErr w:type="spellStart"/>
-      <w:r>
-        <w:rPr>
-          <w:rFonts w:ascii="Courier New" w:eastAsia="Times New Roman" w:hAnsi="Courier New"/>
-          <w:color w:val="auto"/>
-          <w:sz w:val="16"/>
-          <w:szCs w:val="16"/>
-          <w:lang w:val="en-US"/>
-        </w:rPr>
-        <w:t>col_labels</w:t>
-      </w:r>
-      <w:proofErr w:type="spellEnd"/>
-      <w:r>
-        <w:rPr>
-          <w:rFonts w:ascii="Courier New" w:eastAsia="Times New Roman" w:hAnsi="Courier New"/>
-          <w:color w:val="auto"/>
-          <w:sz w:val="16"/>
-          <w:szCs w:val="16"/>
-          <w:lang w:val="en-US"/>
-        </w:rPr>
-        <w:t>=("I", "II"),</w:t>
+        <w:t xml:space="preserve">        row_labels=("I", "II"),</w:t>
+      </w:r>
+      <w:r>
+        <w:rPr>
+          <w:rFonts w:ascii="Courier New" w:eastAsia="Times New Roman" w:hAnsi="Courier New"/>
+          <w:color w:val="auto"/>
+          <w:sz w:val="16"/>
+          <w:szCs w:val="16"/>
+          <w:lang w:val="en-US"/>
+        </w:rPr>
+        <w:br/>
+        <w:t xml:space="preserve">        col_labels=("I", "II"),</w:t>
       </w:r>
       <w:r>
         <w:rPr>
@@ -16660,51 +13110,7 @@
           <w:szCs w:val="16"/>
           <w:lang w:val="en-US"/>
         </w:rPr>
-        <w:t>: v_{N} = {</w:t>
-      </w:r>
-      <w:proofErr w:type="spellStart"/>
-      <w:r>
-        <w:rPr>
-          <w:rFonts w:ascii="Courier New" w:eastAsia="Times New Roman" w:hAnsi="Courier New"/>
-          <w:color w:val="auto"/>
-          <w:sz w:val="16"/>
-          <w:szCs w:val="16"/>
-          <w:lang w:val="en-US"/>
-        </w:rPr>
-        <w:t>fmt_frac</w:t>
-      </w:r>
-      <w:proofErr w:type="spellEnd"/>
-      <w:r>
-        <w:rPr>
-          <w:rFonts w:ascii="Courier New" w:eastAsia="Times New Roman" w:hAnsi="Courier New"/>
-          <w:color w:val="auto"/>
-          <w:sz w:val="16"/>
-          <w:szCs w:val="16"/>
-          <w:lang w:val="en-US"/>
-        </w:rPr>
-        <w:t>(</w:t>
-      </w:r>
-      <w:proofErr w:type="spellStart"/>
-      <w:r>
-        <w:rPr>
-          <w:rFonts w:ascii="Courier New" w:eastAsia="Times New Roman" w:hAnsi="Courier New"/>
-          <w:color w:val="auto"/>
-          <w:sz w:val="16"/>
-          <w:szCs w:val="16"/>
-          <w:lang w:val="en-US"/>
-        </w:rPr>
-        <w:t>v_rec</w:t>
-      </w:r>
-      <w:proofErr w:type="spellEnd"/>
-      <w:r>
-        <w:rPr>
-          <w:rFonts w:ascii="Courier New" w:eastAsia="Times New Roman" w:hAnsi="Courier New"/>
-          <w:color w:val="auto"/>
-          <w:sz w:val="16"/>
-          <w:szCs w:val="16"/>
-          <w:lang w:val="en-US"/>
-        </w:rPr>
-        <w:t>)}")</w:t>
+        <w:t>: v_{N} = {fmt_frac(v_rec)}")</w:t>
       </w:r>
       <w:r>
         <w:rPr>
@@ -16791,29 +13197,7 @@
           <w:szCs w:val="16"/>
           <w:lang w:val="en-US"/>
         </w:rPr>
-        <w:t>: x^({N}) = {</w:t>
-      </w:r>
-      <w:proofErr w:type="spellStart"/>
-      <w:r>
-        <w:rPr>
-          <w:rFonts w:ascii="Courier New" w:eastAsia="Times New Roman" w:hAnsi="Courier New"/>
-          <w:color w:val="auto"/>
-          <w:sz w:val="16"/>
-          <w:szCs w:val="16"/>
-          <w:lang w:val="en-US"/>
-        </w:rPr>
-        <w:t>fmt_strategy</w:t>
-      </w:r>
-      <w:proofErr w:type="spellEnd"/>
-      <w:r>
-        <w:rPr>
-          <w:rFonts w:ascii="Courier New" w:eastAsia="Times New Roman" w:hAnsi="Courier New"/>
-          <w:color w:val="auto"/>
-          <w:sz w:val="16"/>
-          <w:szCs w:val="16"/>
-          <w:lang w:val="en-US"/>
-        </w:rPr>
-        <w:t>(x, ('I', 'II'))}")</w:t>
+        <w:t>: x^({N}) = {fmt_strategy(x, ('I', 'II'))}")</w:t>
       </w:r>
       <w:r>
         <w:rPr>
@@ -16900,29 +13284,7 @@
           <w:szCs w:val="16"/>
           <w:lang w:val="en-US"/>
         </w:rPr>
-        <w:t>: y^({N}) = {</w:t>
-      </w:r>
-      <w:proofErr w:type="spellStart"/>
-      <w:r>
-        <w:rPr>
-          <w:rFonts w:ascii="Courier New" w:eastAsia="Times New Roman" w:hAnsi="Courier New"/>
-          <w:color w:val="auto"/>
-          <w:sz w:val="16"/>
-          <w:szCs w:val="16"/>
-          <w:lang w:val="en-US"/>
-        </w:rPr>
-        <w:t>fmt_strategy</w:t>
-      </w:r>
-      <w:proofErr w:type="spellEnd"/>
-      <w:r>
-        <w:rPr>
-          <w:rFonts w:ascii="Courier New" w:eastAsia="Times New Roman" w:hAnsi="Courier New"/>
-          <w:color w:val="auto"/>
-          <w:sz w:val="16"/>
-          <w:szCs w:val="16"/>
-          <w:lang w:val="en-US"/>
-        </w:rPr>
-        <w:t>(y, ('I', 'II'))}")</w:t>
+        <w:t>: y^({N}) = {fmt_strategy(y, ('I', 'II'))}")</w:t>
       </w:r>
       <w:r>
         <w:rPr>
@@ -16954,29 +13316,7 @@
           <w:lang w:val="en-US"/>
         </w:rPr>
         <w:br/>
-        <w:t xml:space="preserve">class </w:t>
-      </w:r>
-      <w:proofErr w:type="spellStart"/>
-      <w:r>
-        <w:rPr>
-          <w:rFonts w:ascii="Courier New" w:eastAsia="Times New Roman" w:hAnsi="Courier New"/>
-          <w:color w:val="auto"/>
-          <w:sz w:val="16"/>
-          <w:szCs w:val="16"/>
-          <w:lang w:val="en-US"/>
-        </w:rPr>
-        <w:t>WomenCatsMiceMenGame</w:t>
-      </w:r>
-      <w:proofErr w:type="spellEnd"/>
-      <w:r>
-        <w:rPr>
-          <w:rFonts w:ascii="Courier New" w:eastAsia="Times New Roman" w:hAnsi="Courier New"/>
-          <w:color w:val="auto"/>
-          <w:sz w:val="16"/>
-          <w:szCs w:val="16"/>
-          <w:lang w:val="en-US"/>
-        </w:rPr>
-        <w:t>:</w:t>
+        <w:t>class WomenCatsMiceMenGame:</w:t>
       </w:r>
       <w:r>
         <w:rPr>
@@ -16998,29 +13338,7 @@
           <w:lang w:val="en-US"/>
         </w:rPr>
         <w:br/>
-        <w:t xml:space="preserve">    def _</w:t>
-      </w:r>
-      <w:proofErr w:type="spellStart"/>
-      <w:r>
-        <w:rPr>
-          <w:rFonts w:ascii="Courier New" w:eastAsia="Times New Roman" w:hAnsi="Courier New"/>
-          <w:color w:val="auto"/>
-          <w:sz w:val="16"/>
-          <w:szCs w:val="16"/>
-          <w:lang w:val="en-US"/>
-        </w:rPr>
-        <w:t>validate_state</w:t>
-      </w:r>
-      <w:proofErr w:type="spellEnd"/>
-      <w:r>
-        <w:rPr>
-          <w:rFonts w:ascii="Courier New" w:eastAsia="Times New Roman" w:hAnsi="Courier New"/>
-          <w:color w:val="auto"/>
-          <w:sz w:val="16"/>
-          <w:szCs w:val="16"/>
-          <w:lang w:val="en-US"/>
-        </w:rPr>
-        <w:t>(m1: int, m2: int, n1: int, n2: int) -&gt; None:</w:t>
+        <w:t xml:space="preserve">    def _validate_state(m1: int, m2: int, n1: int, n2: int) -&gt; None:</w:t>
       </w:r>
       <w:r>
         <w:rPr>
@@ -17042,29 +13360,7 @@
           <w:lang w:val="en-US"/>
         </w:rPr>
         <w:br/>
-        <w:t xml:space="preserve">            raise </w:t>
-      </w:r>
-      <w:proofErr w:type="spellStart"/>
-      <w:r>
-        <w:rPr>
-          <w:rFonts w:ascii="Courier New" w:eastAsia="Times New Roman" w:hAnsi="Courier New"/>
-          <w:color w:val="auto"/>
-          <w:sz w:val="16"/>
-          <w:szCs w:val="16"/>
-          <w:lang w:val="en-US"/>
-        </w:rPr>
-        <w:t>ValueError</w:t>
-      </w:r>
-      <w:proofErr w:type="spellEnd"/>
-      <w:r>
-        <w:rPr>
-          <w:rFonts w:ascii="Courier New" w:eastAsia="Times New Roman" w:hAnsi="Courier New"/>
-          <w:color w:val="auto"/>
-          <w:sz w:val="16"/>
-          <w:szCs w:val="16"/>
-          <w:lang w:val="en-US"/>
-        </w:rPr>
-        <w:t>("</w:t>
+        <w:t xml:space="preserve">            raise ValueError("</w:t>
       </w:r>
       <w:r>
         <w:rPr>
@@ -17221,29 +13517,7 @@
           <w:lang w:val="en-US"/>
         </w:rPr>
         <w:br/>
-        <w:t xml:space="preserve">        self._</w:t>
-      </w:r>
-      <w:proofErr w:type="spellStart"/>
-      <w:r>
-        <w:rPr>
-          <w:rFonts w:ascii="Courier New" w:eastAsia="Times New Roman" w:hAnsi="Courier New"/>
-          <w:color w:val="auto"/>
-          <w:sz w:val="16"/>
-          <w:szCs w:val="16"/>
-          <w:lang w:val="en-US"/>
-        </w:rPr>
-        <w:t>validate_state</w:t>
-      </w:r>
-      <w:proofErr w:type="spellEnd"/>
-      <w:r>
-        <w:rPr>
-          <w:rFonts w:ascii="Courier New" w:eastAsia="Times New Roman" w:hAnsi="Courier New"/>
-          <w:color w:val="auto"/>
-          <w:sz w:val="16"/>
-          <w:szCs w:val="16"/>
-          <w:lang w:val="en-US"/>
-        </w:rPr>
-        <w:t>(m1, m2, n1, n2)</w:t>
+        <w:t xml:space="preserve">        self._validate_state(m1, m2, n1, n2)</w:t>
       </w:r>
       <w:r>
         <w:rPr>
@@ -17360,29 +13634,7 @@
           <w:lang w:val="en-US"/>
         </w:rPr>
         <w:br/>
-        <w:t xml:space="preserve">        matrix = </w:t>
-      </w:r>
-      <w:proofErr w:type="spellStart"/>
-      <w:r>
-        <w:rPr>
-          <w:rFonts w:ascii="Courier New" w:eastAsia="Times New Roman" w:hAnsi="Courier New"/>
-          <w:color w:val="auto"/>
-          <w:sz w:val="16"/>
-          <w:szCs w:val="16"/>
-          <w:lang w:val="en-US"/>
-        </w:rPr>
-        <w:t>self.subgame_matrix</w:t>
-      </w:r>
-      <w:proofErr w:type="spellEnd"/>
-      <w:r>
-        <w:rPr>
-          <w:rFonts w:ascii="Courier New" w:eastAsia="Times New Roman" w:hAnsi="Courier New"/>
-          <w:color w:val="auto"/>
-          <w:sz w:val="16"/>
-          <w:szCs w:val="16"/>
-          <w:lang w:val="en-US"/>
-        </w:rPr>
-        <w:t>(m1, m2, n1, n2)</w:t>
+        <w:t xml:space="preserve">        matrix = self.subgame_matrix(m1, m2, n1, n2)</w:t>
       </w:r>
       <w:r>
         <w:rPr>
@@ -17414,29 +13666,7 @@
           <w:lang w:val="en-US"/>
         </w:rPr>
         <w:br/>
-        <w:t xml:space="preserve">    def </w:t>
-      </w:r>
-      <w:proofErr w:type="spellStart"/>
-      <w:r>
-        <w:rPr>
-          <w:rFonts w:ascii="Courier New" w:eastAsia="Times New Roman" w:hAnsi="Courier New"/>
-          <w:color w:val="auto"/>
-          <w:sz w:val="16"/>
-          <w:szCs w:val="16"/>
-          <w:lang w:val="en-US"/>
-        </w:rPr>
-        <w:t>subgame_matrix</w:t>
-      </w:r>
-      <w:proofErr w:type="spellEnd"/>
-      <w:r>
-        <w:rPr>
-          <w:rFonts w:ascii="Courier New" w:eastAsia="Times New Roman" w:hAnsi="Courier New"/>
-          <w:color w:val="auto"/>
-          <w:sz w:val="16"/>
-          <w:szCs w:val="16"/>
-          <w:lang w:val="en-US"/>
-        </w:rPr>
-        <w:t>(self, m1: int, m2: int, n1: int, n2: int) -&gt; tuple[</w:t>
+        <w:t xml:space="preserve">    def subgame_matrix(self, m1: int, m2: int, n1: int, n2: int) -&gt; tuple[</w:t>
       </w:r>
       <w:r>
         <w:rPr>
@@ -17458,29 +13688,7 @@
           <w:lang w:val="en-US"/>
         </w:rPr>
         <w:br/>
-        <w:t xml:space="preserve">        self._</w:t>
-      </w:r>
-      <w:proofErr w:type="spellStart"/>
-      <w:r>
-        <w:rPr>
-          <w:rFonts w:ascii="Courier New" w:eastAsia="Times New Roman" w:hAnsi="Courier New"/>
-          <w:color w:val="auto"/>
-          <w:sz w:val="16"/>
-          <w:szCs w:val="16"/>
-          <w:lang w:val="en-US"/>
-        </w:rPr>
-        <w:t>validate_state</w:t>
-      </w:r>
-      <w:proofErr w:type="spellEnd"/>
-      <w:r>
-        <w:rPr>
-          <w:rFonts w:ascii="Courier New" w:eastAsia="Times New Roman" w:hAnsi="Courier New"/>
-          <w:color w:val="auto"/>
-          <w:sz w:val="16"/>
-          <w:szCs w:val="16"/>
-          <w:lang w:val="en-US"/>
-        </w:rPr>
-        <w:t>(m1, m2, n1, n2)</w:t>
+        <w:t xml:space="preserve">        self._validate_state(m1, m2, n1, n2)</w:t>
       </w:r>
       <w:r>
         <w:rPr>
@@ -17502,29 +13710,7 @@
           <w:lang w:val="en-US"/>
         </w:rPr>
         <w:br/>
-        <w:t xml:space="preserve">            raise </w:t>
-      </w:r>
-      <w:proofErr w:type="spellStart"/>
-      <w:r>
-        <w:rPr>
-          <w:rFonts w:ascii="Courier New" w:eastAsia="Times New Roman" w:hAnsi="Courier New"/>
-          <w:color w:val="auto"/>
-          <w:sz w:val="16"/>
-          <w:szCs w:val="16"/>
-          <w:lang w:val="en-US"/>
-        </w:rPr>
-        <w:t>ValueError</w:t>
-      </w:r>
-      <w:proofErr w:type="spellEnd"/>
-      <w:r>
-        <w:rPr>
-          <w:rFonts w:ascii="Courier New" w:eastAsia="Times New Roman" w:hAnsi="Courier New"/>
-          <w:color w:val="auto"/>
-          <w:sz w:val="16"/>
-          <w:szCs w:val="16"/>
-          <w:lang w:val="en-US"/>
-        </w:rPr>
-        <w:t>("</w:t>
+        <w:t xml:space="preserve">            raise ValueError("</w:t>
       </w:r>
       <w:r>
         <w:rPr>
@@ -17681,62 +13867,18 @@
           <w:lang w:val="en-US"/>
         </w:rPr>
         <w:br/>
-        <w:t xml:space="preserve">                </w:t>
-      </w:r>
-      <w:proofErr w:type="spellStart"/>
-      <w:r>
-        <w:rPr>
-          <w:rFonts w:ascii="Courier New" w:eastAsia="Times New Roman" w:hAnsi="Courier New"/>
-          <w:color w:val="auto"/>
-          <w:sz w:val="16"/>
-          <w:szCs w:val="16"/>
-          <w:lang w:val="en-US"/>
-        </w:rPr>
-        <w:t>self.value</w:t>
-      </w:r>
-      <w:proofErr w:type="spellEnd"/>
-      <w:r>
-        <w:rPr>
-          <w:rFonts w:ascii="Courier New" w:eastAsia="Times New Roman" w:hAnsi="Courier New"/>
-          <w:color w:val="auto"/>
-          <w:sz w:val="16"/>
-          <w:szCs w:val="16"/>
-          <w:lang w:val="en-US"/>
-        </w:rPr>
-        <w:t>(m1, m2 - 1, n1, n2),  # cat vs man: man eliminates cat</w:t>
-      </w:r>
-      <w:r>
-        <w:rPr>
-          <w:rFonts w:ascii="Courier New" w:eastAsia="Times New Roman" w:hAnsi="Courier New"/>
-          <w:color w:val="auto"/>
-          <w:sz w:val="16"/>
-          <w:szCs w:val="16"/>
-          <w:lang w:val="en-US"/>
-        </w:rPr>
-        <w:br/>
-        <w:t xml:space="preserve">                </w:t>
-      </w:r>
-      <w:proofErr w:type="spellStart"/>
-      <w:r>
-        <w:rPr>
-          <w:rFonts w:ascii="Courier New" w:eastAsia="Times New Roman" w:hAnsi="Courier New"/>
-          <w:color w:val="auto"/>
-          <w:sz w:val="16"/>
-          <w:szCs w:val="16"/>
-          <w:lang w:val="en-US"/>
-        </w:rPr>
-        <w:t>self.value</w:t>
-      </w:r>
-      <w:proofErr w:type="spellEnd"/>
-      <w:r>
-        <w:rPr>
-          <w:rFonts w:ascii="Courier New" w:eastAsia="Times New Roman" w:hAnsi="Courier New"/>
-          <w:color w:val="auto"/>
-          <w:sz w:val="16"/>
-          <w:szCs w:val="16"/>
-          <w:lang w:val="en-US"/>
-        </w:rPr>
-        <w:t>(m1, m2, n1 - 1, n2),  # cat vs mouse: cat eliminates mouse</w:t>
+        <w:t xml:space="preserve">                self.value(m1, m2 - 1, n1, n2),  # cat vs man: man eliminates cat</w:t>
+      </w:r>
+      <w:r>
+        <w:rPr>
+          <w:rFonts w:ascii="Courier New" w:eastAsia="Times New Roman" w:hAnsi="Courier New"/>
+          <w:color w:val="auto"/>
+          <w:sz w:val="16"/>
+          <w:szCs w:val="16"/>
+          <w:lang w:val="en-US"/>
+        </w:rPr>
+        <w:br/>
+        <w:t xml:space="preserve">                self.value(m1, m2, n1 - 1, n2),  # cat vs mouse: cat eliminates mouse</w:t>
       </w:r>
       <w:r>
         <w:rPr>
@@ -17769,62 +13911,18 @@
           <w:lang w:val="en-US"/>
         </w:rPr>
         <w:br/>
-        <w:t xml:space="preserve">                </w:t>
-      </w:r>
-      <w:proofErr w:type="spellStart"/>
-      <w:r>
-        <w:rPr>
-          <w:rFonts w:ascii="Courier New" w:eastAsia="Times New Roman" w:hAnsi="Courier New"/>
-          <w:color w:val="auto"/>
-          <w:sz w:val="16"/>
-          <w:szCs w:val="16"/>
-          <w:lang w:val="en-US"/>
-        </w:rPr>
-        <w:t>self.value</w:t>
-      </w:r>
-      <w:proofErr w:type="spellEnd"/>
-      <w:r>
-        <w:rPr>
-          <w:rFonts w:ascii="Courier New" w:eastAsia="Times New Roman" w:hAnsi="Courier New"/>
-          <w:color w:val="auto"/>
-          <w:sz w:val="16"/>
-          <w:szCs w:val="16"/>
-          <w:lang w:val="en-US"/>
-        </w:rPr>
-        <w:t>(m1, m2, n1, n2 - 1),  # woman vs man: woman eliminates man</w:t>
-      </w:r>
-      <w:r>
-        <w:rPr>
-          <w:rFonts w:ascii="Courier New" w:eastAsia="Times New Roman" w:hAnsi="Courier New"/>
-          <w:color w:val="auto"/>
-          <w:sz w:val="16"/>
-          <w:szCs w:val="16"/>
-          <w:lang w:val="en-US"/>
-        </w:rPr>
-        <w:br/>
-        <w:t xml:space="preserve">                </w:t>
-      </w:r>
-      <w:proofErr w:type="spellStart"/>
-      <w:r>
-        <w:rPr>
-          <w:rFonts w:ascii="Courier New" w:eastAsia="Times New Roman" w:hAnsi="Courier New"/>
-          <w:color w:val="auto"/>
-          <w:sz w:val="16"/>
-          <w:szCs w:val="16"/>
-          <w:lang w:val="en-US"/>
-        </w:rPr>
-        <w:t>self.value</w:t>
-      </w:r>
-      <w:proofErr w:type="spellEnd"/>
-      <w:r>
-        <w:rPr>
-          <w:rFonts w:ascii="Courier New" w:eastAsia="Times New Roman" w:hAnsi="Courier New"/>
-          <w:color w:val="auto"/>
-          <w:sz w:val="16"/>
-          <w:szCs w:val="16"/>
-          <w:lang w:val="en-US"/>
-        </w:rPr>
-        <w:t>(m1 - 1, m2, n1, n2),  # woman vs mouse: mouse eliminates woman</w:t>
+        <w:t xml:space="preserve">                self.value(m1, m2, n1, n2 - 1),  # woman vs man: woman eliminates man</w:t>
+      </w:r>
+      <w:r>
+        <w:rPr>
+          <w:rFonts w:ascii="Courier New" w:eastAsia="Times New Roman" w:hAnsi="Courier New"/>
+          <w:color w:val="auto"/>
+          <w:sz w:val="16"/>
+          <w:szCs w:val="16"/>
+          <w:lang w:val="en-US"/>
+        </w:rPr>
+        <w:br/>
+        <w:t xml:space="preserve">                self.value(m1 - 1, m2, n1, n2),  # woman vs mouse: mouse eliminates woman</w:t>
       </w:r>
       <w:r>
         <w:rPr>
@@ -17867,237 +13965,83 @@
           <w:lang w:val="en-US"/>
         </w:rPr>
         <w:br/>
-        <w:t xml:space="preserve">    def </w:t>
-      </w:r>
-      <w:proofErr w:type="spellStart"/>
-      <w:r>
-        <w:rPr>
-          <w:rFonts w:ascii="Courier New" w:eastAsia="Times New Roman" w:hAnsi="Courier New"/>
-          <w:color w:val="auto"/>
-          <w:sz w:val="16"/>
-          <w:szCs w:val="16"/>
-          <w:lang w:val="en-US"/>
-        </w:rPr>
-        <w:t>solve_state</w:t>
-      </w:r>
-      <w:proofErr w:type="spellEnd"/>
-      <w:r>
-        <w:rPr>
-          <w:rFonts w:ascii="Courier New" w:eastAsia="Times New Roman" w:hAnsi="Courier New"/>
-          <w:color w:val="auto"/>
-          <w:sz w:val="16"/>
-          <w:szCs w:val="16"/>
-          <w:lang w:val="en-US"/>
-        </w:rPr>
-        <w:t>(self, m1: int, m2: int, n1: int, n2: int) -&gt; Matrix2x2Solution:</w:t>
-      </w:r>
-      <w:r>
-        <w:rPr>
-          <w:rFonts w:ascii="Courier New" w:eastAsia="Times New Roman" w:hAnsi="Courier New"/>
-          <w:color w:val="auto"/>
-          <w:sz w:val="16"/>
-          <w:szCs w:val="16"/>
-          <w:lang w:val="en-US"/>
-        </w:rPr>
-        <w:br/>
-        <w:t xml:space="preserve">        return solve_zero_sum_2x2(</w:t>
-      </w:r>
-      <w:proofErr w:type="spellStart"/>
-      <w:r>
-        <w:rPr>
-          <w:rFonts w:ascii="Courier New" w:eastAsia="Times New Roman" w:hAnsi="Courier New"/>
-          <w:color w:val="auto"/>
-          <w:sz w:val="16"/>
-          <w:szCs w:val="16"/>
-          <w:lang w:val="en-US"/>
-        </w:rPr>
-        <w:t>self.subgame_matrix</w:t>
-      </w:r>
-      <w:proofErr w:type="spellEnd"/>
-      <w:r>
-        <w:rPr>
-          <w:rFonts w:ascii="Courier New" w:eastAsia="Times New Roman" w:hAnsi="Courier New"/>
-          <w:color w:val="auto"/>
-          <w:sz w:val="16"/>
-          <w:szCs w:val="16"/>
-          <w:lang w:val="en-US"/>
-        </w:rPr>
-        <w:t>(m1, m2, n1, n2))</w:t>
-      </w:r>
-      <w:r>
-        <w:rPr>
-          <w:rFonts w:ascii="Courier New" w:eastAsia="Times New Roman" w:hAnsi="Courier New"/>
-          <w:color w:val="auto"/>
-          <w:sz w:val="16"/>
-          <w:szCs w:val="16"/>
-          <w:lang w:val="en-US"/>
-        </w:rPr>
-        <w:br/>
-      </w:r>
-      <w:r>
-        <w:rPr>
-          <w:rFonts w:ascii="Courier New" w:eastAsia="Times New Roman" w:hAnsi="Courier New"/>
-          <w:color w:val="auto"/>
-          <w:sz w:val="16"/>
-          <w:szCs w:val="16"/>
-          <w:lang w:val="en-US"/>
-        </w:rPr>
-        <w:br/>
-        <w:t xml:space="preserve">    def </w:t>
-      </w:r>
-      <w:proofErr w:type="spellStart"/>
-      <w:r>
-        <w:rPr>
-          <w:rFonts w:ascii="Courier New" w:eastAsia="Times New Roman" w:hAnsi="Courier New"/>
-          <w:color w:val="auto"/>
-          <w:sz w:val="16"/>
-          <w:szCs w:val="16"/>
-          <w:lang w:val="en-US"/>
-        </w:rPr>
-        <w:t>recurrence_formula_value</w:t>
-      </w:r>
-      <w:proofErr w:type="spellEnd"/>
-      <w:r>
-        <w:rPr>
-          <w:rFonts w:ascii="Courier New" w:eastAsia="Times New Roman" w:hAnsi="Courier New"/>
-          <w:color w:val="auto"/>
-          <w:sz w:val="16"/>
-          <w:szCs w:val="16"/>
-          <w:lang w:val="en-US"/>
-        </w:rPr>
-        <w:t>(self, m1: int, m2: int, n1: int, n2: int) -&gt; Fraction:</w:t>
-      </w:r>
-      <w:r>
-        <w:rPr>
-          <w:rFonts w:ascii="Courier New" w:eastAsia="Times New Roman" w:hAnsi="Courier New"/>
-          <w:color w:val="auto"/>
-          <w:sz w:val="16"/>
-          <w:szCs w:val="16"/>
-          <w:lang w:val="en-US"/>
-        </w:rPr>
-        <w:br/>
-        <w:t xml:space="preserve">        a = </w:t>
-      </w:r>
-      <w:proofErr w:type="spellStart"/>
-      <w:r>
-        <w:rPr>
-          <w:rFonts w:ascii="Courier New" w:eastAsia="Times New Roman" w:hAnsi="Courier New"/>
-          <w:color w:val="auto"/>
-          <w:sz w:val="16"/>
-          <w:szCs w:val="16"/>
-          <w:lang w:val="en-US"/>
-        </w:rPr>
-        <w:t>self.value</w:t>
-      </w:r>
-      <w:proofErr w:type="spellEnd"/>
-      <w:r>
-        <w:rPr>
-          <w:rFonts w:ascii="Courier New" w:eastAsia="Times New Roman" w:hAnsi="Courier New"/>
-          <w:color w:val="auto"/>
-          <w:sz w:val="16"/>
-          <w:szCs w:val="16"/>
-          <w:lang w:val="en-US"/>
-        </w:rPr>
-        <w:t>(m1, m2 - 1, n1, n2)  # v(m2-1)</w:t>
-      </w:r>
-      <w:r>
-        <w:rPr>
-          <w:rFonts w:ascii="Courier New" w:eastAsia="Times New Roman" w:hAnsi="Courier New"/>
-          <w:color w:val="auto"/>
-          <w:sz w:val="16"/>
-          <w:szCs w:val="16"/>
-          <w:lang w:val="en-US"/>
-        </w:rPr>
-        <w:br/>
-        <w:t xml:space="preserve">        b = </w:t>
-      </w:r>
-      <w:proofErr w:type="spellStart"/>
-      <w:r>
-        <w:rPr>
-          <w:rFonts w:ascii="Courier New" w:eastAsia="Times New Roman" w:hAnsi="Courier New"/>
-          <w:color w:val="auto"/>
-          <w:sz w:val="16"/>
-          <w:szCs w:val="16"/>
-          <w:lang w:val="en-US"/>
-        </w:rPr>
-        <w:t>self.value</w:t>
-      </w:r>
-      <w:proofErr w:type="spellEnd"/>
-      <w:r>
-        <w:rPr>
-          <w:rFonts w:ascii="Courier New" w:eastAsia="Times New Roman" w:hAnsi="Courier New"/>
-          <w:color w:val="auto"/>
-          <w:sz w:val="16"/>
-          <w:szCs w:val="16"/>
-          <w:lang w:val="en-US"/>
-        </w:rPr>
-        <w:t>(m1, m2, n1 - 1, n2)  # v(n1-1)</w:t>
-      </w:r>
-      <w:r>
-        <w:rPr>
-          <w:rFonts w:ascii="Courier New" w:eastAsia="Times New Roman" w:hAnsi="Courier New"/>
-          <w:color w:val="auto"/>
-          <w:sz w:val="16"/>
-          <w:szCs w:val="16"/>
-          <w:lang w:val="en-US"/>
-        </w:rPr>
-        <w:br/>
-        <w:t xml:space="preserve">        c = </w:t>
-      </w:r>
-      <w:proofErr w:type="spellStart"/>
-      <w:r>
-        <w:rPr>
-          <w:rFonts w:ascii="Courier New" w:eastAsia="Times New Roman" w:hAnsi="Courier New"/>
-          <w:color w:val="auto"/>
-          <w:sz w:val="16"/>
-          <w:szCs w:val="16"/>
-          <w:lang w:val="en-US"/>
-        </w:rPr>
-        <w:t>self.value</w:t>
-      </w:r>
-      <w:proofErr w:type="spellEnd"/>
-      <w:r>
-        <w:rPr>
-          <w:rFonts w:ascii="Courier New" w:eastAsia="Times New Roman" w:hAnsi="Courier New"/>
-          <w:color w:val="auto"/>
-          <w:sz w:val="16"/>
-          <w:szCs w:val="16"/>
-          <w:lang w:val="en-US"/>
-        </w:rPr>
-        <w:t>(m1, m2, n1, n2 - 1)  # v(n2-1)</w:t>
-      </w:r>
-      <w:r>
-        <w:rPr>
-          <w:rFonts w:ascii="Courier New" w:eastAsia="Times New Roman" w:hAnsi="Courier New"/>
-          <w:color w:val="auto"/>
-          <w:sz w:val="16"/>
-          <w:szCs w:val="16"/>
-          <w:lang w:val="en-US"/>
-        </w:rPr>
-        <w:br/>
-        <w:t xml:space="preserve">        d = </w:t>
-      </w:r>
-      <w:proofErr w:type="spellStart"/>
-      <w:r>
-        <w:rPr>
-          <w:rFonts w:ascii="Courier New" w:eastAsia="Times New Roman" w:hAnsi="Courier New"/>
-          <w:color w:val="auto"/>
-          <w:sz w:val="16"/>
-          <w:szCs w:val="16"/>
-          <w:lang w:val="en-US"/>
-        </w:rPr>
-        <w:t>self.value</w:t>
-      </w:r>
-      <w:proofErr w:type="spellEnd"/>
-      <w:r>
-        <w:rPr>
-          <w:rFonts w:ascii="Courier New" w:eastAsia="Times New Roman" w:hAnsi="Courier New"/>
-          <w:color w:val="auto"/>
-          <w:sz w:val="16"/>
-          <w:szCs w:val="16"/>
-          <w:lang w:val="en-US"/>
-        </w:rPr>
-        <w:t>(m1 - 1, m2, n1, n2)  # v(m1-1)</w:t>
+        <w:t xml:space="preserve">    def solve_state(self, m1: int, m2: int, n1: int, n2: int) -&gt; Matrix2x2Solution:</w:t>
+      </w:r>
+      <w:r>
+        <w:rPr>
+          <w:rFonts w:ascii="Courier New" w:eastAsia="Times New Roman" w:hAnsi="Courier New"/>
+          <w:color w:val="auto"/>
+          <w:sz w:val="16"/>
+          <w:szCs w:val="16"/>
+          <w:lang w:val="en-US"/>
+        </w:rPr>
+        <w:br/>
+        <w:t xml:space="preserve">        return solve_zero_sum_2x2(self.subgame_matrix(m1, m2, n1, n2))</w:t>
+      </w:r>
+      <w:r>
+        <w:rPr>
+          <w:rFonts w:ascii="Courier New" w:eastAsia="Times New Roman" w:hAnsi="Courier New"/>
+          <w:color w:val="auto"/>
+          <w:sz w:val="16"/>
+          <w:szCs w:val="16"/>
+          <w:lang w:val="en-US"/>
+        </w:rPr>
+        <w:br/>
+      </w:r>
+      <w:r>
+        <w:rPr>
+          <w:rFonts w:ascii="Courier New" w:eastAsia="Times New Roman" w:hAnsi="Courier New"/>
+          <w:color w:val="auto"/>
+          <w:sz w:val="16"/>
+          <w:szCs w:val="16"/>
+          <w:lang w:val="en-US"/>
+        </w:rPr>
+        <w:br/>
+        <w:t xml:space="preserve">    def recurrence_formula_value(self, m1: int, m2: int, n1: int, n2: int) -&gt; Fraction:</w:t>
+      </w:r>
+      <w:r>
+        <w:rPr>
+          <w:rFonts w:ascii="Courier New" w:eastAsia="Times New Roman" w:hAnsi="Courier New"/>
+          <w:color w:val="auto"/>
+          <w:sz w:val="16"/>
+          <w:szCs w:val="16"/>
+          <w:lang w:val="en-US"/>
+        </w:rPr>
+        <w:br/>
+        <w:t xml:space="preserve">        a = self.value(m1, m2 - 1, n1, n2)  # v(m2-1)</w:t>
+      </w:r>
+      <w:r>
+        <w:rPr>
+          <w:rFonts w:ascii="Courier New" w:eastAsia="Times New Roman" w:hAnsi="Courier New"/>
+          <w:color w:val="auto"/>
+          <w:sz w:val="16"/>
+          <w:szCs w:val="16"/>
+          <w:lang w:val="en-US"/>
+        </w:rPr>
+        <w:br/>
+        <w:t xml:space="preserve">        b = self.value(m1, m2, n1 - 1, n2)  # v(n1-1)</w:t>
+      </w:r>
+      <w:r>
+        <w:rPr>
+          <w:rFonts w:ascii="Courier New" w:eastAsia="Times New Roman" w:hAnsi="Courier New"/>
+          <w:color w:val="auto"/>
+          <w:sz w:val="16"/>
+          <w:szCs w:val="16"/>
+          <w:lang w:val="en-US"/>
+        </w:rPr>
+        <w:br/>
+        <w:t xml:space="preserve">        c = self.value(m1, m2, n1, n2 - 1)  # v(n2-1)</w:t>
+      </w:r>
+      <w:r>
+        <w:rPr>
+          <w:rFonts w:ascii="Courier New" w:eastAsia="Times New Roman" w:hAnsi="Courier New"/>
+          <w:color w:val="auto"/>
+          <w:sz w:val="16"/>
+          <w:szCs w:val="16"/>
+          <w:lang w:val="en-US"/>
+        </w:rPr>
+        <w:br/>
+        <w:t xml:space="preserve">        d = self.value(m1 - 1, m2, n1, n2)  # v(m1-1)</w:t>
       </w:r>
       <w:r>
         <w:rPr>
@@ -18130,29 +14074,7 @@
           <w:lang w:val="en-US"/>
         </w:rPr>
         <w:br/>
-        <w:t xml:space="preserve">            raise </w:t>
-      </w:r>
-      <w:proofErr w:type="spellStart"/>
-      <w:r>
-        <w:rPr>
-          <w:rFonts w:ascii="Courier New" w:eastAsia="Times New Roman" w:hAnsi="Courier New"/>
-          <w:color w:val="auto"/>
-          <w:sz w:val="16"/>
-          <w:szCs w:val="16"/>
-          <w:lang w:val="en-US"/>
-        </w:rPr>
-        <w:t>ZeroDivisionError</w:t>
-      </w:r>
-      <w:proofErr w:type="spellEnd"/>
-      <w:r>
-        <w:rPr>
-          <w:rFonts w:ascii="Courier New" w:eastAsia="Times New Roman" w:hAnsi="Courier New"/>
-          <w:color w:val="auto"/>
-          <w:sz w:val="16"/>
-          <w:szCs w:val="16"/>
-          <w:lang w:val="en-US"/>
-        </w:rPr>
-        <w:t>("</w:t>
+        <w:t xml:space="preserve">            raise ZeroDivisionError("</w:t>
       </w:r>
       <w:r>
         <w:rPr>
@@ -18260,29 +14182,7 @@
           <w:lang w:val="en-US"/>
         </w:rPr>
         <w:br/>
-        <w:t xml:space="preserve">def </w:t>
-      </w:r>
-      <w:proofErr w:type="spellStart"/>
-      <w:r>
-        <w:rPr>
-          <w:rFonts w:ascii="Courier New" w:eastAsia="Times New Roman" w:hAnsi="Courier New"/>
-          <w:color w:val="auto"/>
-          <w:sz w:val="16"/>
-          <w:szCs w:val="16"/>
-          <w:lang w:val="en-US"/>
-        </w:rPr>
-        <w:t>generated_population_variant</w:t>
-      </w:r>
-      <w:proofErr w:type="spellEnd"/>
-      <w:r>
-        <w:rPr>
-          <w:rFonts w:ascii="Courier New" w:eastAsia="Times New Roman" w:hAnsi="Courier New"/>
-          <w:color w:val="auto"/>
-          <w:sz w:val="16"/>
-          <w:szCs w:val="16"/>
-          <w:lang w:val="en-US"/>
-        </w:rPr>
-        <w:t>(variant: int) -&gt; tuple[int, int, int, int]:</w:t>
+        <w:t>def generated_population_variant(variant: int) -&gt; tuple[int, int, int, int]:</w:t>
       </w:r>
       <w:r>
         <w:rPr>
@@ -18358,29 +14258,7 @@
           <w:lang w:val="en-US"/>
         </w:rPr>
         <w:br/>
-        <w:t xml:space="preserve">def </w:t>
-      </w:r>
-      <w:proofErr w:type="spellStart"/>
-      <w:r>
-        <w:rPr>
-          <w:rFonts w:ascii="Courier New" w:eastAsia="Times New Roman" w:hAnsi="Courier New"/>
-          <w:color w:val="auto"/>
-          <w:sz w:val="16"/>
-          <w:szCs w:val="16"/>
-          <w:lang w:val="en-US"/>
-        </w:rPr>
-        <w:t>print_women_cats_lecture_check</w:t>
-      </w:r>
-      <w:proofErr w:type="spellEnd"/>
-      <w:r>
-        <w:rPr>
-          <w:rFonts w:ascii="Courier New" w:eastAsia="Times New Roman" w:hAnsi="Courier New"/>
-          <w:color w:val="auto"/>
-          <w:sz w:val="16"/>
-          <w:szCs w:val="16"/>
-          <w:lang w:val="en-US"/>
-        </w:rPr>
-        <w:t>() -&gt; None:</w:t>
+        <w:t>def print_women_cats_lecture_check() -&gt; None:</w:t>
       </w:r>
       <w:r>
         <w:rPr>
@@ -18839,29 +14717,7 @@
           <w:lang w:val="en-US"/>
         </w:rPr>
         <w:br/>
-        <w:t xml:space="preserve">    game = </w:t>
-      </w:r>
-      <w:proofErr w:type="spellStart"/>
-      <w:r>
-        <w:rPr>
-          <w:rFonts w:ascii="Courier New" w:eastAsia="Times New Roman" w:hAnsi="Courier New"/>
-          <w:color w:val="auto"/>
-          <w:sz w:val="16"/>
-          <w:szCs w:val="16"/>
-          <w:lang w:val="en-US"/>
-        </w:rPr>
-        <w:t>WomenCatsMiceMenGame</w:t>
-      </w:r>
-      <w:proofErr w:type="spellEnd"/>
-      <w:r>
-        <w:rPr>
-          <w:rFonts w:ascii="Courier New" w:eastAsia="Times New Roman" w:hAnsi="Courier New"/>
-          <w:color w:val="auto"/>
-          <w:sz w:val="16"/>
-          <w:szCs w:val="16"/>
-          <w:lang w:val="en-US"/>
-        </w:rPr>
-        <w:t>()</w:t>
+        <w:t xml:space="preserve">    game = WomenCatsMiceMenGame()</w:t>
       </w:r>
       <w:r>
         <w:rPr>
@@ -18883,29 +14739,7 @@
           <w:lang w:val="en-US"/>
         </w:rPr>
         <w:br/>
-        <w:t xml:space="preserve">    matrix = </w:t>
-      </w:r>
-      <w:proofErr w:type="spellStart"/>
-      <w:r>
-        <w:rPr>
-          <w:rFonts w:ascii="Courier New" w:eastAsia="Times New Roman" w:hAnsi="Courier New"/>
-          <w:color w:val="auto"/>
-          <w:sz w:val="16"/>
-          <w:szCs w:val="16"/>
-          <w:lang w:val="en-US"/>
-        </w:rPr>
-        <w:t>game.subgame_matrix</w:t>
-      </w:r>
-      <w:proofErr w:type="spellEnd"/>
-      <w:r>
-        <w:rPr>
-          <w:rFonts w:ascii="Courier New" w:eastAsia="Times New Roman" w:hAnsi="Courier New"/>
-          <w:color w:val="auto"/>
-          <w:sz w:val="16"/>
-          <w:szCs w:val="16"/>
-          <w:lang w:val="en-US"/>
-        </w:rPr>
-        <w:t>(*params)</w:t>
+        <w:t xml:space="preserve">    matrix = game.subgame_matrix(*params)</w:t>
       </w:r>
       <w:r>
         <w:rPr>
@@ -18926,29 +14760,7 @@
           <w:lang w:val="en-US"/>
         </w:rPr>
         <w:lastRenderedPageBreak/>
-        <w:t xml:space="preserve">    solution = </w:t>
-      </w:r>
-      <w:proofErr w:type="spellStart"/>
-      <w:r>
-        <w:rPr>
-          <w:rFonts w:ascii="Courier New" w:eastAsia="Times New Roman" w:hAnsi="Courier New"/>
-          <w:color w:val="auto"/>
-          <w:sz w:val="16"/>
-          <w:szCs w:val="16"/>
-          <w:lang w:val="en-US"/>
-        </w:rPr>
-        <w:t>print_matrix_solution</w:t>
-      </w:r>
-      <w:proofErr w:type="spellEnd"/>
-      <w:r>
-        <w:rPr>
-          <w:rFonts w:ascii="Courier New" w:eastAsia="Times New Roman" w:hAnsi="Courier New"/>
-          <w:color w:val="auto"/>
-          <w:sz w:val="16"/>
-          <w:szCs w:val="16"/>
-          <w:lang w:val="en-US"/>
-        </w:rPr>
-        <w:t>(</w:t>
+        <w:t xml:space="preserve">    solution = print_matrix_solution(</w:t>
       </w:r>
       <w:r>
         <w:rPr>
@@ -19038,62 +14850,18 @@
           <w:lang w:val="en-US"/>
         </w:rPr>
         <w:br/>
-        <w:t xml:space="preserve">        </w:t>
-      </w:r>
-      <w:proofErr w:type="spellStart"/>
-      <w:r>
-        <w:rPr>
-          <w:rFonts w:ascii="Courier New" w:eastAsia="Times New Roman" w:hAnsi="Courier New"/>
-          <w:color w:val="auto"/>
-          <w:sz w:val="16"/>
-          <w:szCs w:val="16"/>
-          <w:lang w:val="en-US"/>
-        </w:rPr>
-        <w:t>row_labels</w:t>
-      </w:r>
-      <w:proofErr w:type="spellEnd"/>
-      <w:r>
-        <w:rPr>
-          <w:rFonts w:ascii="Courier New" w:eastAsia="Times New Roman" w:hAnsi="Courier New"/>
-          <w:color w:val="auto"/>
-          <w:sz w:val="16"/>
-          <w:szCs w:val="16"/>
-          <w:lang w:val="en-US"/>
-        </w:rPr>
-        <w:t>=("cat", "woman"),</w:t>
-      </w:r>
-      <w:r>
-        <w:rPr>
-          <w:rFonts w:ascii="Courier New" w:eastAsia="Times New Roman" w:hAnsi="Courier New"/>
-          <w:color w:val="auto"/>
-          <w:sz w:val="16"/>
-          <w:szCs w:val="16"/>
-          <w:lang w:val="en-US"/>
-        </w:rPr>
-        <w:br/>
-        <w:t xml:space="preserve">        </w:t>
-      </w:r>
-      <w:proofErr w:type="spellStart"/>
-      <w:r>
-        <w:rPr>
-          <w:rFonts w:ascii="Courier New" w:eastAsia="Times New Roman" w:hAnsi="Courier New"/>
-          <w:color w:val="auto"/>
-          <w:sz w:val="16"/>
-          <w:szCs w:val="16"/>
-          <w:lang w:val="en-US"/>
-        </w:rPr>
-        <w:t>col_labels</w:t>
-      </w:r>
-      <w:proofErr w:type="spellEnd"/>
-      <w:r>
-        <w:rPr>
-          <w:rFonts w:ascii="Courier New" w:eastAsia="Times New Roman" w:hAnsi="Courier New"/>
-          <w:color w:val="auto"/>
-          <w:sz w:val="16"/>
-          <w:szCs w:val="16"/>
-          <w:lang w:val="en-US"/>
-        </w:rPr>
-        <w:t>=("man", "mouse"),</w:t>
+        <w:t xml:space="preserve">        row_labels=("cat", "woman"),</w:t>
+      </w:r>
+      <w:r>
+        <w:rPr>
+          <w:rFonts w:ascii="Courier New" w:eastAsia="Times New Roman" w:hAnsi="Courier New"/>
+          <w:color w:val="auto"/>
+          <w:sz w:val="16"/>
+          <w:szCs w:val="16"/>
+          <w:lang w:val="en-US"/>
+        </w:rPr>
+        <w:br/>
+        <w:t xml:space="preserve">        col_labels=("man", "mouse"),</w:t>
       </w:r>
       <w:r>
         <w:rPr>
@@ -19134,94 +14902,28 @@
           <w:szCs w:val="16"/>
           <w:lang w:val="en-US"/>
         </w:rPr>
-        <w:t>: v(1,1;1,1) = {</w:t>
-      </w:r>
-      <w:proofErr w:type="spellStart"/>
-      <w:r>
-        <w:rPr>
-          <w:rFonts w:ascii="Courier New" w:eastAsia="Times New Roman" w:hAnsi="Courier New"/>
-          <w:color w:val="auto"/>
-          <w:sz w:val="16"/>
-          <w:szCs w:val="16"/>
-          <w:lang w:val="en-US"/>
-        </w:rPr>
-        <w:t>fmt_frac</w:t>
-      </w:r>
-      <w:proofErr w:type="spellEnd"/>
-      <w:r>
-        <w:rPr>
-          <w:rFonts w:ascii="Courier New" w:eastAsia="Times New Roman" w:hAnsi="Courier New"/>
-          <w:color w:val="auto"/>
-          <w:sz w:val="16"/>
-          <w:szCs w:val="16"/>
-          <w:lang w:val="en-US"/>
-        </w:rPr>
-        <w:t>(</w:t>
-      </w:r>
-      <w:proofErr w:type="spellStart"/>
-      <w:r>
-        <w:rPr>
-          <w:rFonts w:ascii="Courier New" w:eastAsia="Times New Roman" w:hAnsi="Courier New"/>
-          <w:color w:val="auto"/>
-          <w:sz w:val="16"/>
-          <w:szCs w:val="16"/>
-          <w:lang w:val="en-US"/>
-        </w:rPr>
-        <w:t>solution.value</w:t>
-      </w:r>
-      <w:proofErr w:type="spellEnd"/>
-      <w:r>
-        <w:rPr>
-          <w:rFonts w:ascii="Courier New" w:eastAsia="Times New Roman" w:hAnsi="Courier New"/>
-          <w:color w:val="auto"/>
-          <w:sz w:val="16"/>
-          <w:szCs w:val="16"/>
-          <w:lang w:val="en-US"/>
-        </w:rPr>
-        <w:t>)}")</w:t>
-      </w:r>
-      <w:r>
-        <w:rPr>
-          <w:rFonts w:ascii="Courier New" w:eastAsia="Times New Roman" w:hAnsi="Courier New"/>
-          <w:color w:val="auto"/>
-          <w:sz w:val="16"/>
-          <w:szCs w:val="16"/>
-          <w:lang w:val="en-US"/>
-        </w:rPr>
-        <w:br/>
-      </w:r>
-      <w:r>
-        <w:rPr>
-          <w:rFonts w:ascii="Courier New" w:eastAsia="Times New Roman" w:hAnsi="Courier New"/>
-          <w:color w:val="auto"/>
-          <w:sz w:val="16"/>
-          <w:szCs w:val="16"/>
-          <w:lang w:val="en-US"/>
-        </w:rPr>
-        <w:br/>
-        <w:t xml:space="preserve">def </w:t>
-      </w:r>
-      <w:proofErr w:type="spellStart"/>
-      <w:r>
-        <w:rPr>
-          <w:rFonts w:ascii="Courier New" w:eastAsia="Times New Roman" w:hAnsi="Courier New"/>
-          <w:color w:val="auto"/>
-          <w:sz w:val="16"/>
-          <w:szCs w:val="16"/>
-          <w:lang w:val="en-US"/>
-        </w:rPr>
-        <w:t>print_women_cats_individual_variant</w:t>
-      </w:r>
-      <w:proofErr w:type="spellEnd"/>
-      <w:r>
-        <w:rPr>
-          <w:rFonts w:ascii="Courier New" w:eastAsia="Times New Roman" w:hAnsi="Courier New"/>
-          <w:color w:val="auto"/>
-          <w:sz w:val="16"/>
-          <w:szCs w:val="16"/>
-          <w:lang w:val="en-US"/>
-        </w:rPr>
-        <w:t>(m1: int, m2: int, n1: int, n2: int) -&gt; None:</w:t>
+        <w:t>: v(1,1;1,1) = {fmt_frac(solution.value)}")</w:t>
+      </w:r>
+      <w:r>
+        <w:rPr>
+          <w:rFonts w:ascii="Courier New" w:eastAsia="Times New Roman" w:hAnsi="Courier New"/>
+          <w:color w:val="auto"/>
+          <w:sz w:val="16"/>
+          <w:szCs w:val="16"/>
+          <w:lang w:val="en-US"/>
+        </w:rPr>
+        <w:br/>
+      </w:r>
+      <w:r>
+        <w:rPr>
+          <w:rFonts w:ascii="Courier New" w:eastAsia="Times New Roman" w:hAnsi="Courier New"/>
+          <w:color w:val="auto"/>
+          <w:sz w:val="16"/>
+          <w:szCs w:val="16"/>
+          <w:lang w:val="en-US"/>
+        </w:rPr>
+        <w:br/>
+        <w:t>def print_women_cats_individual_variant(m1: int, m2: int, n1: int, n2: int) -&gt; None:</w:t>
       </w:r>
       <w:r>
         <w:rPr>
@@ -19313,62 +15015,18 @@
           <w:lang w:val="en-US"/>
         </w:rPr>
         <w:br/>
-        <w:t xml:space="preserve">    game = </w:t>
-      </w:r>
-      <w:proofErr w:type="spellStart"/>
-      <w:r>
-        <w:rPr>
-          <w:rFonts w:ascii="Courier New" w:eastAsia="Times New Roman" w:hAnsi="Courier New"/>
-          <w:color w:val="auto"/>
-          <w:sz w:val="16"/>
-          <w:szCs w:val="16"/>
-          <w:lang w:val="en-US"/>
-        </w:rPr>
-        <w:t>WomenCatsMiceMenGame</w:t>
-      </w:r>
-      <w:proofErr w:type="spellEnd"/>
-      <w:r>
-        <w:rPr>
-          <w:rFonts w:ascii="Courier New" w:eastAsia="Times New Roman" w:hAnsi="Courier New"/>
-          <w:color w:val="auto"/>
-          <w:sz w:val="16"/>
-          <w:szCs w:val="16"/>
-          <w:lang w:val="en-US"/>
-        </w:rPr>
-        <w:t>()</w:t>
-      </w:r>
-      <w:r>
-        <w:rPr>
-          <w:rFonts w:ascii="Courier New" w:eastAsia="Times New Roman" w:hAnsi="Courier New"/>
-          <w:color w:val="auto"/>
-          <w:sz w:val="16"/>
-          <w:szCs w:val="16"/>
-          <w:lang w:val="en-US"/>
-        </w:rPr>
-        <w:br/>
-        <w:t xml:space="preserve">    matrix = </w:t>
-      </w:r>
-      <w:proofErr w:type="spellStart"/>
-      <w:r>
-        <w:rPr>
-          <w:rFonts w:ascii="Courier New" w:eastAsia="Times New Roman" w:hAnsi="Courier New"/>
-          <w:color w:val="auto"/>
-          <w:sz w:val="16"/>
-          <w:szCs w:val="16"/>
-          <w:lang w:val="en-US"/>
-        </w:rPr>
-        <w:t>game.subgame_matrix</w:t>
-      </w:r>
-      <w:proofErr w:type="spellEnd"/>
-      <w:r>
-        <w:rPr>
-          <w:rFonts w:ascii="Courier New" w:eastAsia="Times New Roman" w:hAnsi="Courier New"/>
-          <w:color w:val="auto"/>
-          <w:sz w:val="16"/>
-          <w:szCs w:val="16"/>
-          <w:lang w:val="en-US"/>
-        </w:rPr>
-        <w:t>(m1, m2, n1, n2)</w:t>
+        <w:t xml:space="preserve">    game = WomenCatsMiceMenGame()</w:t>
+      </w:r>
+      <w:r>
+        <w:rPr>
+          <w:rFonts w:ascii="Courier New" w:eastAsia="Times New Roman" w:hAnsi="Courier New"/>
+          <w:color w:val="auto"/>
+          <w:sz w:val="16"/>
+          <w:szCs w:val="16"/>
+          <w:lang w:val="en-US"/>
+        </w:rPr>
+        <w:br/>
+        <w:t xml:space="preserve">    matrix = game.subgame_matrix(m1, m2, n1, n2)</w:t>
       </w:r>
       <w:r>
         <w:rPr>
@@ -19605,7 +15263,6 @@
         </w:rPr>
         <w:t xml:space="preserve"> </w:t>
       </w:r>
-      <w:proofErr w:type="spellStart"/>
       <w:r>
         <w:rPr>
           <w:rFonts w:ascii="Courier New" w:eastAsia="Times New Roman" w:hAnsi="Courier New"/>
@@ -19615,7 +15272,6 @@
         </w:rPr>
         <w:t>подыгр</w:t>
       </w:r>
-      <w:proofErr w:type="spellEnd"/>
       <w:r>
         <w:rPr>
           <w:rFonts w:ascii="Courier New" w:eastAsia="Times New Roman" w:hAnsi="Courier New"/>
@@ -19711,171 +15367,61 @@
           <w:lang w:val="en-US"/>
         </w:rPr>
         <w:br/>
-        <w:t xml:space="preserve">    print(f"  v(m2-1) = v({m1},{m2 - 1};{n1},{n2}) = {</w:t>
-      </w:r>
-      <w:proofErr w:type="spellStart"/>
-      <w:r>
-        <w:rPr>
-          <w:rFonts w:ascii="Courier New" w:eastAsia="Times New Roman" w:hAnsi="Courier New"/>
-          <w:color w:val="auto"/>
-          <w:sz w:val="16"/>
-          <w:szCs w:val="16"/>
-          <w:lang w:val="en-US"/>
-        </w:rPr>
-        <w:t>fmt_frac</w:t>
-      </w:r>
-      <w:proofErr w:type="spellEnd"/>
-      <w:r>
-        <w:rPr>
-          <w:rFonts w:ascii="Courier New" w:eastAsia="Times New Roman" w:hAnsi="Courier New"/>
-          <w:color w:val="auto"/>
-          <w:sz w:val="16"/>
-          <w:szCs w:val="16"/>
-          <w:lang w:val="en-US"/>
-        </w:rPr>
-        <w:t>(matrix[0][0])}")</w:t>
-      </w:r>
-      <w:r>
-        <w:rPr>
-          <w:rFonts w:ascii="Courier New" w:eastAsia="Times New Roman" w:hAnsi="Courier New"/>
-          <w:color w:val="auto"/>
-          <w:sz w:val="16"/>
-          <w:szCs w:val="16"/>
-          <w:lang w:val="en-US"/>
-        </w:rPr>
-        <w:br/>
-        <w:t xml:space="preserve">    print(f"  v(n1-1) = v({m1},{m2};{n1 - 1},{n2}) = {</w:t>
-      </w:r>
-      <w:proofErr w:type="spellStart"/>
-      <w:r>
-        <w:rPr>
-          <w:rFonts w:ascii="Courier New" w:eastAsia="Times New Roman" w:hAnsi="Courier New"/>
-          <w:color w:val="auto"/>
-          <w:sz w:val="16"/>
-          <w:szCs w:val="16"/>
-          <w:lang w:val="en-US"/>
-        </w:rPr>
-        <w:t>fmt_frac</w:t>
-      </w:r>
-      <w:proofErr w:type="spellEnd"/>
-      <w:r>
-        <w:rPr>
-          <w:rFonts w:ascii="Courier New" w:eastAsia="Times New Roman" w:hAnsi="Courier New"/>
-          <w:color w:val="auto"/>
-          <w:sz w:val="16"/>
-          <w:szCs w:val="16"/>
-          <w:lang w:val="en-US"/>
-        </w:rPr>
-        <w:t>(matrix[0][1])}")</w:t>
-      </w:r>
-      <w:r>
-        <w:rPr>
-          <w:rFonts w:ascii="Courier New" w:eastAsia="Times New Roman" w:hAnsi="Courier New"/>
-          <w:color w:val="auto"/>
-          <w:sz w:val="16"/>
-          <w:szCs w:val="16"/>
-          <w:lang w:val="en-US"/>
-        </w:rPr>
-        <w:br/>
-        <w:t xml:space="preserve">    print(f"  v(n2-1) = v({m1},{m2};{n1},{n2 - 1}) = {</w:t>
-      </w:r>
-      <w:proofErr w:type="spellStart"/>
-      <w:r>
-        <w:rPr>
-          <w:rFonts w:ascii="Courier New" w:eastAsia="Times New Roman" w:hAnsi="Courier New"/>
-          <w:color w:val="auto"/>
-          <w:sz w:val="16"/>
-          <w:szCs w:val="16"/>
-          <w:lang w:val="en-US"/>
-        </w:rPr>
-        <w:t>fmt_frac</w:t>
-      </w:r>
-      <w:proofErr w:type="spellEnd"/>
-      <w:r>
-        <w:rPr>
-          <w:rFonts w:ascii="Courier New" w:eastAsia="Times New Roman" w:hAnsi="Courier New"/>
-          <w:color w:val="auto"/>
-          <w:sz w:val="16"/>
-          <w:szCs w:val="16"/>
-          <w:lang w:val="en-US"/>
-        </w:rPr>
-        <w:t>(matrix[1][0])}")</w:t>
-      </w:r>
-      <w:r>
-        <w:rPr>
-          <w:rFonts w:ascii="Courier New" w:eastAsia="Times New Roman" w:hAnsi="Courier New"/>
-          <w:color w:val="auto"/>
-          <w:sz w:val="16"/>
-          <w:szCs w:val="16"/>
-          <w:lang w:val="en-US"/>
-        </w:rPr>
-        <w:br/>
-        <w:t xml:space="preserve">    print(f"  v(m1-1) = v({m1 - 1},{m2};{n1},{n2}) = {</w:t>
-      </w:r>
-      <w:proofErr w:type="spellStart"/>
-      <w:r>
-        <w:rPr>
-          <w:rFonts w:ascii="Courier New" w:eastAsia="Times New Roman" w:hAnsi="Courier New"/>
-          <w:color w:val="auto"/>
-          <w:sz w:val="16"/>
-          <w:szCs w:val="16"/>
-          <w:lang w:val="en-US"/>
-        </w:rPr>
-        <w:t>fmt_frac</w:t>
-      </w:r>
-      <w:proofErr w:type="spellEnd"/>
-      <w:r>
-        <w:rPr>
-          <w:rFonts w:ascii="Courier New" w:eastAsia="Times New Roman" w:hAnsi="Courier New"/>
-          <w:color w:val="auto"/>
-          <w:sz w:val="16"/>
-          <w:szCs w:val="16"/>
-          <w:lang w:val="en-US"/>
-        </w:rPr>
-        <w:t>(matrix[1][1])}")</w:t>
-      </w:r>
-      <w:r>
-        <w:rPr>
-          <w:rFonts w:ascii="Courier New" w:eastAsia="Times New Roman" w:hAnsi="Courier New"/>
-          <w:color w:val="auto"/>
-          <w:sz w:val="16"/>
-          <w:szCs w:val="16"/>
-          <w:lang w:val="en-US"/>
-        </w:rPr>
-        <w:br/>
-      </w:r>
-      <w:r>
-        <w:rPr>
-          <w:rFonts w:ascii="Courier New" w:eastAsia="Times New Roman" w:hAnsi="Courier New"/>
-          <w:color w:val="auto"/>
-          <w:sz w:val="16"/>
-          <w:szCs w:val="16"/>
-          <w:lang w:val="en-US"/>
-        </w:rPr>
-        <w:br/>
-        <w:t xml:space="preserve">    solution = </w:t>
-      </w:r>
-      <w:proofErr w:type="spellStart"/>
-      <w:r>
-        <w:rPr>
-          <w:rFonts w:ascii="Courier New" w:eastAsia="Times New Roman" w:hAnsi="Courier New"/>
-          <w:color w:val="auto"/>
-          <w:sz w:val="16"/>
-          <w:szCs w:val="16"/>
-          <w:lang w:val="en-US"/>
-        </w:rPr>
-        <w:t>print_matrix_solution</w:t>
-      </w:r>
-      <w:proofErr w:type="spellEnd"/>
-      <w:r>
-        <w:rPr>
-          <w:rFonts w:ascii="Courier New" w:eastAsia="Times New Roman" w:hAnsi="Courier New"/>
-          <w:color w:val="auto"/>
-          <w:sz w:val="16"/>
-          <w:szCs w:val="16"/>
-          <w:lang w:val="en-US"/>
-        </w:rPr>
-        <w:t>(</w:t>
+        <w:t xml:space="preserve">    print(f"  v(m2-1) = v({m1},{m2 - 1};{n1},{n2}) = {fmt_frac(matrix[0][0])}")</w:t>
+      </w:r>
+      <w:r>
+        <w:rPr>
+          <w:rFonts w:ascii="Courier New" w:eastAsia="Times New Roman" w:hAnsi="Courier New"/>
+          <w:color w:val="auto"/>
+          <w:sz w:val="16"/>
+          <w:szCs w:val="16"/>
+          <w:lang w:val="en-US"/>
+        </w:rPr>
+        <w:br/>
+        <w:t xml:space="preserve">    print(f"  v(n1-1) = v({m1},{m2};{n1 - 1},{n2}) = {fmt_frac(matrix[0][1])}")</w:t>
+      </w:r>
+      <w:r>
+        <w:rPr>
+          <w:rFonts w:ascii="Courier New" w:eastAsia="Times New Roman" w:hAnsi="Courier New"/>
+          <w:color w:val="auto"/>
+          <w:sz w:val="16"/>
+          <w:szCs w:val="16"/>
+          <w:lang w:val="en-US"/>
+        </w:rPr>
+        <w:br/>
+        <w:t xml:space="preserve">    print(f"  v(n2-1) = v({m1},{m2};{n1},{n2 - 1}) = {fmt_frac(matrix[1][0])}")</w:t>
+      </w:r>
+      <w:r>
+        <w:rPr>
+          <w:rFonts w:ascii="Courier New" w:eastAsia="Times New Roman" w:hAnsi="Courier New"/>
+          <w:color w:val="auto"/>
+          <w:sz w:val="16"/>
+          <w:szCs w:val="16"/>
+          <w:lang w:val="en-US"/>
+        </w:rPr>
+        <w:br/>
+        <w:t xml:space="preserve">    print(f"  v(m1-1) = v({m1 - 1},{m2};{n1},{n2}) = {fmt_frac(matrix[1][1])}")</w:t>
+      </w:r>
+      <w:r>
+        <w:rPr>
+          <w:rFonts w:ascii="Courier New" w:eastAsia="Times New Roman" w:hAnsi="Courier New"/>
+          <w:color w:val="auto"/>
+          <w:sz w:val="16"/>
+          <w:szCs w:val="16"/>
+          <w:lang w:val="en-US"/>
+        </w:rPr>
+        <w:br/>
+      </w:r>
+      <w:r>
+        <w:rPr>
+          <w:rFonts w:ascii="Courier New" w:eastAsia="Times New Roman" w:hAnsi="Courier New"/>
+          <w:color w:val="auto"/>
+          <w:sz w:val="16"/>
+          <w:szCs w:val="16"/>
+          <w:lang w:val="en-US"/>
+        </w:rPr>
+        <w:br/>
+        <w:t xml:space="preserve">    solution = print_matrix_solution(</w:t>
       </w:r>
       <w:r>
         <w:rPr>
@@ -20003,62 +15549,18 @@
           <w:lang w:val="en-US"/>
         </w:rPr>
         <w:br/>
-        <w:t xml:space="preserve">        </w:t>
-      </w:r>
-      <w:proofErr w:type="spellStart"/>
-      <w:r>
-        <w:rPr>
-          <w:rFonts w:ascii="Courier New" w:eastAsia="Times New Roman" w:hAnsi="Courier New"/>
-          <w:color w:val="auto"/>
-          <w:sz w:val="16"/>
-          <w:szCs w:val="16"/>
-          <w:lang w:val="en-US"/>
-        </w:rPr>
-        <w:t>row_labels</w:t>
-      </w:r>
-      <w:proofErr w:type="spellEnd"/>
-      <w:r>
-        <w:rPr>
-          <w:rFonts w:ascii="Courier New" w:eastAsia="Times New Roman" w:hAnsi="Courier New"/>
-          <w:color w:val="auto"/>
-          <w:sz w:val="16"/>
-          <w:szCs w:val="16"/>
-          <w:lang w:val="en-US"/>
-        </w:rPr>
-        <w:t>=("cat", "woman"),</w:t>
-      </w:r>
-      <w:r>
-        <w:rPr>
-          <w:rFonts w:ascii="Courier New" w:eastAsia="Times New Roman" w:hAnsi="Courier New"/>
-          <w:color w:val="auto"/>
-          <w:sz w:val="16"/>
-          <w:szCs w:val="16"/>
-          <w:lang w:val="en-US"/>
-        </w:rPr>
-        <w:br/>
-        <w:t xml:space="preserve">        </w:t>
-      </w:r>
-      <w:proofErr w:type="spellStart"/>
-      <w:r>
-        <w:rPr>
-          <w:rFonts w:ascii="Courier New" w:eastAsia="Times New Roman" w:hAnsi="Courier New"/>
-          <w:color w:val="auto"/>
-          <w:sz w:val="16"/>
-          <w:szCs w:val="16"/>
-          <w:lang w:val="en-US"/>
-        </w:rPr>
-        <w:t>col_labels</w:t>
-      </w:r>
-      <w:proofErr w:type="spellEnd"/>
-      <w:r>
-        <w:rPr>
-          <w:rFonts w:ascii="Courier New" w:eastAsia="Times New Roman" w:hAnsi="Courier New"/>
-          <w:color w:val="auto"/>
-          <w:sz w:val="16"/>
-          <w:szCs w:val="16"/>
-          <w:lang w:val="en-US"/>
-        </w:rPr>
-        <w:t>=("man", "mouse"),</w:t>
+        <w:t xml:space="preserve">        row_labels=("cat", "woman"),</w:t>
+      </w:r>
+      <w:r>
+        <w:rPr>
+          <w:rFonts w:ascii="Courier New" w:eastAsia="Times New Roman" w:hAnsi="Courier New"/>
+          <w:color w:val="auto"/>
+          <w:sz w:val="16"/>
+          <w:szCs w:val="16"/>
+          <w:lang w:val="en-US"/>
+        </w:rPr>
+        <w:br/>
+        <w:t xml:space="preserve">        col_labels=("man", "mouse"),</w:t>
       </w:r>
       <w:r>
         <w:rPr>
@@ -20090,51 +15592,7 @@
           <w:lang w:val="en-US"/>
         </w:rPr>
         <w:br/>
-        <w:t xml:space="preserve">    </w:t>
-      </w:r>
-      <w:proofErr w:type="spellStart"/>
-      <w:r>
-        <w:rPr>
-          <w:rFonts w:ascii="Courier New" w:eastAsia="Times New Roman" w:hAnsi="Courier New"/>
-          <w:color w:val="auto"/>
-          <w:sz w:val="16"/>
-          <w:szCs w:val="16"/>
-          <w:lang w:val="en-US"/>
-        </w:rPr>
-        <w:t>formula_value</w:t>
-      </w:r>
-      <w:proofErr w:type="spellEnd"/>
-      <w:r>
-        <w:rPr>
-          <w:rFonts w:ascii="Courier New" w:eastAsia="Times New Roman" w:hAnsi="Courier New"/>
-          <w:color w:val="auto"/>
-          <w:sz w:val="16"/>
-          <w:szCs w:val="16"/>
-          <w:lang w:val="en-US"/>
-        </w:rPr>
-        <w:t xml:space="preserve"> = </w:t>
-      </w:r>
-      <w:proofErr w:type="spellStart"/>
-      <w:r>
-        <w:rPr>
-          <w:rFonts w:ascii="Courier New" w:eastAsia="Times New Roman" w:hAnsi="Courier New"/>
-          <w:color w:val="auto"/>
-          <w:sz w:val="16"/>
-          <w:szCs w:val="16"/>
-          <w:lang w:val="en-US"/>
-        </w:rPr>
-        <w:t>game.recurrence_formula_value</w:t>
-      </w:r>
-      <w:proofErr w:type="spellEnd"/>
-      <w:r>
-        <w:rPr>
-          <w:rFonts w:ascii="Courier New" w:eastAsia="Times New Roman" w:hAnsi="Courier New"/>
-          <w:color w:val="auto"/>
-          <w:sz w:val="16"/>
-          <w:szCs w:val="16"/>
-          <w:lang w:val="en-US"/>
-        </w:rPr>
-        <w:t>(m1, m2, n1, n2)</w:t>
+        <w:t xml:space="preserve">    formula_value = game.recurrence_formula_value(m1, m2, n1, n2)</w:t>
       </w:r>
       <w:r>
         <w:rPr>
@@ -20311,51 +15769,7 @@
           <w:szCs w:val="16"/>
           <w:lang w:val="en-US"/>
         </w:rPr>
-        <w:t>: {</w:t>
-      </w:r>
-      <w:proofErr w:type="spellStart"/>
-      <w:r>
-        <w:rPr>
-          <w:rFonts w:ascii="Courier New" w:eastAsia="Times New Roman" w:hAnsi="Courier New"/>
-          <w:color w:val="auto"/>
-          <w:sz w:val="16"/>
-          <w:szCs w:val="16"/>
-          <w:lang w:val="en-US"/>
-        </w:rPr>
-        <w:t>fmt_frac</w:t>
-      </w:r>
-      <w:proofErr w:type="spellEnd"/>
-      <w:r>
-        <w:rPr>
-          <w:rFonts w:ascii="Courier New" w:eastAsia="Times New Roman" w:hAnsi="Courier New"/>
-          <w:color w:val="auto"/>
-          <w:sz w:val="16"/>
-          <w:szCs w:val="16"/>
-          <w:lang w:val="en-US"/>
-        </w:rPr>
-        <w:t>(</w:t>
-      </w:r>
-      <w:proofErr w:type="spellStart"/>
-      <w:r>
-        <w:rPr>
-          <w:rFonts w:ascii="Courier New" w:eastAsia="Times New Roman" w:hAnsi="Courier New"/>
-          <w:color w:val="auto"/>
-          <w:sz w:val="16"/>
-          <w:szCs w:val="16"/>
-          <w:lang w:val="en-US"/>
-        </w:rPr>
-        <w:t>formula_value</w:t>
-      </w:r>
-      <w:proofErr w:type="spellEnd"/>
-      <w:r>
-        <w:rPr>
-          <w:rFonts w:ascii="Courier New" w:eastAsia="Times New Roman" w:hAnsi="Courier New"/>
-          <w:color w:val="auto"/>
-          <w:sz w:val="16"/>
-          <w:szCs w:val="16"/>
-          <w:lang w:val="en-US"/>
-        </w:rPr>
-        <w:t>)}")</w:t>
+        <w:t>: {fmt_frac(formula_value)}")</w:t>
       </w:r>
       <w:r>
         <w:rPr>
@@ -20480,51 +15894,7 @@
           <w:szCs w:val="16"/>
           <w:lang w:val="en-US"/>
         </w:rPr>
-        <w:t xml:space="preserve">' if </w:t>
-      </w:r>
-      <w:proofErr w:type="spellStart"/>
-      <w:r>
-        <w:rPr>
-          <w:rFonts w:ascii="Courier New" w:eastAsia="Times New Roman" w:hAnsi="Courier New"/>
-          <w:color w:val="auto"/>
-          <w:sz w:val="16"/>
-          <w:szCs w:val="16"/>
-          <w:lang w:val="en-US"/>
-        </w:rPr>
-        <w:t>formula_value</w:t>
-      </w:r>
-      <w:proofErr w:type="spellEnd"/>
-      <w:r>
-        <w:rPr>
-          <w:rFonts w:ascii="Courier New" w:eastAsia="Times New Roman" w:hAnsi="Courier New"/>
-          <w:color w:val="auto"/>
-          <w:sz w:val="16"/>
-          <w:szCs w:val="16"/>
-          <w:lang w:val="en-US"/>
-        </w:rPr>
-        <w:t xml:space="preserve"> == </w:t>
-      </w:r>
-      <w:proofErr w:type="spellStart"/>
-      <w:r>
-        <w:rPr>
-          <w:rFonts w:ascii="Courier New" w:eastAsia="Times New Roman" w:hAnsi="Courier New"/>
-          <w:color w:val="auto"/>
-          <w:sz w:val="16"/>
-          <w:szCs w:val="16"/>
-          <w:lang w:val="en-US"/>
-        </w:rPr>
-        <w:t>solution.value</w:t>
-      </w:r>
-      <w:proofErr w:type="spellEnd"/>
-      <w:r>
-        <w:rPr>
-          <w:rFonts w:ascii="Courier New" w:eastAsia="Times New Roman" w:hAnsi="Courier New"/>
-          <w:color w:val="auto"/>
-          <w:sz w:val="16"/>
-          <w:szCs w:val="16"/>
-          <w:lang w:val="en-US"/>
-        </w:rPr>
-        <w:t xml:space="preserve"> else '</w:t>
+        <w:t>' if formula_value == solution.value else '</w:t>
       </w:r>
       <w:r>
         <w:rPr>
@@ -20689,51 +16059,7 @@
           <w:szCs w:val="16"/>
           <w:lang w:val="en-US"/>
         </w:rPr>
-        <w:t>: v({m1},{m2};{n1},{n2}) = {</w:t>
-      </w:r>
-      <w:proofErr w:type="spellStart"/>
-      <w:r>
-        <w:rPr>
-          <w:rFonts w:ascii="Courier New" w:eastAsia="Times New Roman" w:hAnsi="Courier New"/>
-          <w:color w:val="auto"/>
-          <w:sz w:val="16"/>
-          <w:szCs w:val="16"/>
-          <w:lang w:val="en-US"/>
-        </w:rPr>
-        <w:t>fmt_frac</w:t>
-      </w:r>
-      <w:proofErr w:type="spellEnd"/>
-      <w:r>
-        <w:rPr>
-          <w:rFonts w:ascii="Courier New" w:eastAsia="Times New Roman" w:hAnsi="Courier New"/>
-          <w:color w:val="auto"/>
-          <w:sz w:val="16"/>
-          <w:szCs w:val="16"/>
-          <w:lang w:val="en-US"/>
-        </w:rPr>
-        <w:t>(</w:t>
-      </w:r>
-      <w:proofErr w:type="spellStart"/>
-      <w:r>
-        <w:rPr>
-          <w:rFonts w:ascii="Courier New" w:eastAsia="Times New Roman" w:hAnsi="Courier New"/>
-          <w:color w:val="auto"/>
-          <w:sz w:val="16"/>
-          <w:szCs w:val="16"/>
-          <w:lang w:val="en-US"/>
-        </w:rPr>
-        <w:t>solution.value</w:t>
-      </w:r>
-      <w:proofErr w:type="spellEnd"/>
-      <w:r>
-        <w:rPr>
-          <w:rFonts w:ascii="Courier New" w:eastAsia="Times New Roman" w:hAnsi="Courier New"/>
-          <w:color w:val="auto"/>
-          <w:sz w:val="16"/>
-          <w:szCs w:val="16"/>
-          <w:lang w:val="en-US"/>
-        </w:rPr>
-        <w:t>)}")</w:t>
+        <w:t>: v({m1},{m2};{n1},{n2}) = {fmt_frac(solution.value)}")</w:t>
       </w:r>
       <w:r>
         <w:rPr>
@@ -20823,51 +16149,7 @@
           <w:lang w:val="en-US"/>
         </w:rPr>
         <w:br/>
-        <w:t xml:space="preserve">        + </w:t>
-      </w:r>
-      <w:proofErr w:type="spellStart"/>
-      <w:r>
-        <w:rPr>
-          <w:rFonts w:ascii="Courier New" w:eastAsia="Times New Roman" w:hAnsi="Courier New"/>
-          <w:color w:val="auto"/>
-          <w:sz w:val="16"/>
-          <w:szCs w:val="16"/>
-          <w:lang w:val="en-US"/>
-        </w:rPr>
-        <w:t>fmt_strategy</w:t>
-      </w:r>
-      <w:proofErr w:type="spellEnd"/>
-      <w:r>
-        <w:rPr>
-          <w:rFonts w:ascii="Courier New" w:eastAsia="Times New Roman" w:hAnsi="Courier New"/>
-          <w:color w:val="auto"/>
-          <w:sz w:val="16"/>
-          <w:szCs w:val="16"/>
-          <w:lang w:val="en-US"/>
-        </w:rPr>
-        <w:t>(</w:t>
-      </w:r>
-      <w:proofErr w:type="spellStart"/>
-      <w:r>
-        <w:rPr>
-          <w:rFonts w:ascii="Courier New" w:eastAsia="Times New Roman" w:hAnsi="Courier New"/>
-          <w:color w:val="auto"/>
-          <w:sz w:val="16"/>
-          <w:szCs w:val="16"/>
-          <w:lang w:val="en-US"/>
-        </w:rPr>
-        <w:t>solution.row_strategy</w:t>
-      </w:r>
-      <w:proofErr w:type="spellEnd"/>
-      <w:r>
-        <w:rPr>
-          <w:rFonts w:ascii="Courier New" w:eastAsia="Times New Roman" w:hAnsi="Courier New"/>
-          <w:color w:val="auto"/>
-          <w:sz w:val="16"/>
-          <w:szCs w:val="16"/>
-          <w:lang w:val="en-US"/>
-        </w:rPr>
-        <w:t>, ("cat", "woman"))</w:t>
+        <w:t xml:space="preserve">        + fmt_strategy(solution.row_strategy, ("cat", "woman"))</w:t>
       </w:r>
       <w:r>
         <w:rPr>
@@ -20968,51 +16250,7 @@
           <w:lang w:val="en-US"/>
         </w:rPr>
         <w:br/>
-        <w:t xml:space="preserve">        + </w:t>
-      </w:r>
-      <w:proofErr w:type="spellStart"/>
-      <w:r>
-        <w:rPr>
-          <w:rFonts w:ascii="Courier New" w:eastAsia="Times New Roman" w:hAnsi="Courier New"/>
-          <w:color w:val="auto"/>
-          <w:sz w:val="16"/>
-          <w:szCs w:val="16"/>
-          <w:lang w:val="en-US"/>
-        </w:rPr>
-        <w:t>fmt_strategy</w:t>
-      </w:r>
-      <w:proofErr w:type="spellEnd"/>
-      <w:r>
-        <w:rPr>
-          <w:rFonts w:ascii="Courier New" w:eastAsia="Times New Roman" w:hAnsi="Courier New"/>
-          <w:color w:val="auto"/>
-          <w:sz w:val="16"/>
-          <w:szCs w:val="16"/>
-          <w:lang w:val="en-US"/>
-        </w:rPr>
-        <w:t>(</w:t>
-      </w:r>
-      <w:proofErr w:type="spellStart"/>
-      <w:r>
-        <w:rPr>
-          <w:rFonts w:ascii="Courier New" w:eastAsia="Times New Roman" w:hAnsi="Courier New"/>
-          <w:color w:val="auto"/>
-          <w:sz w:val="16"/>
-          <w:szCs w:val="16"/>
-          <w:lang w:val="en-US"/>
-        </w:rPr>
-        <w:t>solution.col_strategy</w:t>
-      </w:r>
-      <w:proofErr w:type="spellEnd"/>
-      <w:r>
-        <w:rPr>
-          <w:rFonts w:ascii="Courier New" w:eastAsia="Times New Roman" w:hAnsi="Courier New"/>
-          <w:color w:val="auto"/>
-          <w:sz w:val="16"/>
-          <w:szCs w:val="16"/>
-          <w:lang w:val="en-US"/>
-        </w:rPr>
-        <w:t>, ("man", "mouse"))</w:t>
+        <w:t xml:space="preserve">        + fmt_strategy(solution.col_strategy, ("man", "mouse"))</w:t>
       </w:r>
       <w:r>
         <w:rPr>
@@ -21110,51 +16348,7 @@
           <w:szCs w:val="16"/>
           <w:lang w:val="en-US"/>
         </w:rPr>
-        <w:t>: {</w:t>
-      </w:r>
-      <w:proofErr w:type="spellStart"/>
-      <w:r>
-        <w:rPr>
-          <w:rFonts w:ascii="Courier New" w:eastAsia="Times New Roman" w:hAnsi="Courier New"/>
-          <w:color w:val="auto"/>
-          <w:sz w:val="16"/>
-          <w:szCs w:val="16"/>
-          <w:lang w:val="en-US"/>
-        </w:rPr>
-        <w:t>game.value.cache_info</w:t>
-      </w:r>
-      <w:proofErr w:type="spellEnd"/>
-      <w:r>
-        <w:rPr>
-          <w:rFonts w:ascii="Courier New" w:eastAsia="Times New Roman" w:hAnsi="Courier New"/>
-          <w:color w:val="auto"/>
-          <w:sz w:val="16"/>
-          <w:szCs w:val="16"/>
-          <w:lang w:val="en-US"/>
-        </w:rPr>
-        <w:t>().</w:t>
-      </w:r>
-      <w:proofErr w:type="spellStart"/>
-      <w:r>
-        <w:rPr>
-          <w:rFonts w:ascii="Courier New" w:eastAsia="Times New Roman" w:hAnsi="Courier New"/>
-          <w:color w:val="auto"/>
-          <w:sz w:val="16"/>
-          <w:szCs w:val="16"/>
-          <w:lang w:val="en-US"/>
-        </w:rPr>
-        <w:t>currsize</w:t>
-      </w:r>
-      <w:proofErr w:type="spellEnd"/>
-      <w:r>
-        <w:rPr>
-          <w:rFonts w:ascii="Courier New" w:eastAsia="Times New Roman" w:hAnsi="Courier New"/>
-          <w:color w:val="auto"/>
-          <w:sz w:val="16"/>
-          <w:szCs w:val="16"/>
-          <w:lang w:val="en-US"/>
-        </w:rPr>
-        <w:t>}")</w:t>
+        <w:t>: {game.value.cache_info().currsize}")</w:t>
       </w:r>
       <w:r>
         <w:rPr>
@@ -21197,82 +16391,38 @@
           <w:lang w:val="en-US"/>
         </w:rPr>
         <w:br/>
-        <w:t xml:space="preserve">POPULATION_PARAMS = </w:t>
-      </w:r>
-      <w:proofErr w:type="spellStart"/>
-      <w:r>
-        <w:rPr>
-          <w:rFonts w:ascii="Courier New" w:eastAsia="Times New Roman" w:hAnsi="Courier New"/>
-          <w:color w:val="auto"/>
-          <w:sz w:val="16"/>
-          <w:szCs w:val="16"/>
-          <w:lang w:val="en-US"/>
-        </w:rPr>
-        <w:t>generated_population_variant</w:t>
-      </w:r>
-      <w:proofErr w:type="spellEnd"/>
-      <w:r>
-        <w:rPr>
-          <w:rFonts w:ascii="Courier New" w:eastAsia="Times New Roman" w:hAnsi="Courier New"/>
-          <w:color w:val="auto"/>
-          <w:sz w:val="16"/>
-          <w:szCs w:val="16"/>
-          <w:lang w:val="en-US"/>
-        </w:rPr>
-        <w:t>(VARIANT)</w:t>
-      </w:r>
-      <w:r>
-        <w:rPr>
-          <w:rFonts w:ascii="Courier New" w:eastAsia="Times New Roman" w:hAnsi="Courier New"/>
-          <w:color w:val="auto"/>
-          <w:sz w:val="16"/>
-          <w:szCs w:val="16"/>
-          <w:lang w:val="en-US"/>
-        </w:rPr>
-        <w:br/>
-      </w:r>
-      <w:r>
-        <w:rPr>
-          <w:rFonts w:ascii="Courier New" w:eastAsia="Times New Roman" w:hAnsi="Courier New"/>
-          <w:color w:val="auto"/>
-          <w:sz w:val="16"/>
-          <w:szCs w:val="16"/>
-          <w:lang w:val="en-US"/>
-        </w:rPr>
-        <w:br/>
-      </w:r>
-      <w:r>
-        <w:rPr>
-          <w:rFonts w:ascii="Courier New" w:eastAsia="Times New Roman" w:hAnsi="Courier New"/>
-          <w:color w:val="auto"/>
-          <w:sz w:val="16"/>
-          <w:szCs w:val="16"/>
-          <w:lang w:val="en-US"/>
-        </w:rPr>
-        <w:br/>
-        <w:t xml:space="preserve">def </w:t>
-      </w:r>
-      <w:proofErr w:type="spellStart"/>
-      <w:r>
-        <w:rPr>
-          <w:rFonts w:ascii="Courier New" w:eastAsia="Times New Roman" w:hAnsi="Courier New"/>
-          <w:color w:val="auto"/>
-          <w:sz w:val="16"/>
-          <w:szCs w:val="16"/>
-          <w:lang w:val="en-US"/>
-        </w:rPr>
-        <w:t>solve_ruin_games</w:t>
-      </w:r>
-      <w:proofErr w:type="spellEnd"/>
-      <w:r>
-        <w:rPr>
-          <w:rFonts w:ascii="Courier New" w:eastAsia="Times New Roman" w:hAnsi="Courier New"/>
-          <w:color w:val="auto"/>
-          <w:sz w:val="16"/>
-          <w:szCs w:val="16"/>
-          <w:lang w:val="en-US"/>
-        </w:rPr>
-        <w:t>() -&gt; None:</w:t>
+        <w:t>POPULATION_PARAMS = generated_population_variant(VARIANT)</w:t>
+      </w:r>
+      <w:r>
+        <w:rPr>
+          <w:rFonts w:ascii="Courier New" w:eastAsia="Times New Roman" w:hAnsi="Courier New"/>
+          <w:color w:val="auto"/>
+          <w:sz w:val="16"/>
+          <w:szCs w:val="16"/>
+          <w:lang w:val="en-US"/>
+        </w:rPr>
+        <w:br/>
+      </w:r>
+      <w:r>
+        <w:rPr>
+          <w:rFonts w:ascii="Courier New" w:eastAsia="Times New Roman" w:hAnsi="Courier New"/>
+          <w:color w:val="auto"/>
+          <w:sz w:val="16"/>
+          <w:szCs w:val="16"/>
+          <w:lang w:val="en-US"/>
+        </w:rPr>
+        <w:br/>
+      </w:r>
+      <w:r>
+        <w:rPr>
+          <w:rFonts w:ascii="Courier New" w:eastAsia="Times New Roman" w:hAnsi="Courier New"/>
+          <w:color w:val="auto"/>
+          <w:sz w:val="16"/>
+          <w:szCs w:val="16"/>
+          <w:lang w:val="en-US"/>
+        </w:rPr>
+        <w:br/>
+        <w:t>def solve_ruin_games() -&gt; None:</w:t>
       </w:r>
       <w:r>
         <w:rPr>
@@ -21761,160 +16911,50 @@
           <w:lang w:val="en-US"/>
         </w:rPr>
         <w:br/>
-        <w:t xml:space="preserve">    </w:t>
-      </w:r>
-      <w:proofErr w:type="spellStart"/>
-      <w:r>
-        <w:rPr>
-          <w:rFonts w:ascii="Courier New" w:eastAsia="Times New Roman" w:hAnsi="Courier New"/>
-          <w:color w:val="auto"/>
-          <w:sz w:val="16"/>
-          <w:szCs w:val="16"/>
-          <w:lang w:val="en-US"/>
-        </w:rPr>
-        <w:t>print_inspection_lecture_check</w:t>
-      </w:r>
-      <w:proofErr w:type="spellEnd"/>
-      <w:r>
-        <w:rPr>
-          <w:rFonts w:ascii="Courier New" w:eastAsia="Times New Roman" w:hAnsi="Courier New"/>
-          <w:color w:val="auto"/>
-          <w:sz w:val="16"/>
-          <w:szCs w:val="16"/>
-          <w:lang w:val="en-US"/>
-        </w:rPr>
-        <w:t>(</w:t>
-      </w:r>
-      <w:proofErr w:type="spellStart"/>
-      <w:r>
-        <w:rPr>
-          <w:rFonts w:ascii="Courier New" w:eastAsia="Times New Roman" w:hAnsi="Courier New"/>
-          <w:color w:val="auto"/>
-          <w:sz w:val="16"/>
-          <w:szCs w:val="16"/>
-          <w:lang w:val="en-US"/>
-        </w:rPr>
-        <w:t>max_N</w:t>
-      </w:r>
-      <w:proofErr w:type="spellEnd"/>
-      <w:r>
-        <w:rPr>
-          <w:rFonts w:ascii="Courier New" w:eastAsia="Times New Roman" w:hAnsi="Courier New"/>
-          <w:color w:val="auto"/>
-          <w:sz w:val="16"/>
-          <w:szCs w:val="16"/>
-          <w:lang w:val="en-US"/>
-        </w:rPr>
-        <w:t>=8)</w:t>
-      </w:r>
-      <w:r>
-        <w:rPr>
-          <w:rFonts w:ascii="Courier New" w:eastAsia="Times New Roman" w:hAnsi="Courier New"/>
-          <w:color w:val="auto"/>
-          <w:sz w:val="16"/>
-          <w:szCs w:val="16"/>
-          <w:lang w:val="en-US"/>
-        </w:rPr>
-        <w:br/>
-        <w:t xml:space="preserve">    </w:t>
-      </w:r>
-      <w:proofErr w:type="spellStart"/>
-      <w:r>
-        <w:rPr>
-          <w:rFonts w:ascii="Courier New" w:eastAsia="Times New Roman" w:hAnsi="Courier New"/>
-          <w:color w:val="auto"/>
-          <w:sz w:val="16"/>
-          <w:szCs w:val="16"/>
-          <w:lang w:val="en-US"/>
-        </w:rPr>
-        <w:t>print_inspection_individual_variant</w:t>
-      </w:r>
-      <w:proofErr w:type="spellEnd"/>
-      <w:r>
-        <w:rPr>
-          <w:rFonts w:ascii="Courier New" w:eastAsia="Times New Roman" w:hAnsi="Courier New"/>
-          <w:color w:val="auto"/>
-          <w:sz w:val="16"/>
-          <w:szCs w:val="16"/>
-          <w:lang w:val="en-US"/>
-        </w:rPr>
-        <w:t>(N=INSPECTION_N)</w:t>
-      </w:r>
-      <w:r>
-        <w:rPr>
-          <w:rFonts w:ascii="Courier New" w:eastAsia="Times New Roman" w:hAnsi="Courier New"/>
-          <w:color w:val="auto"/>
-          <w:sz w:val="16"/>
-          <w:szCs w:val="16"/>
-          <w:lang w:val="en-US"/>
-        </w:rPr>
-        <w:br/>
-      </w:r>
-      <w:r>
-        <w:rPr>
-          <w:rFonts w:ascii="Courier New" w:eastAsia="Times New Roman" w:hAnsi="Courier New"/>
-          <w:color w:val="auto"/>
-          <w:sz w:val="16"/>
-          <w:szCs w:val="16"/>
-          <w:lang w:val="en-US"/>
-        </w:rPr>
-        <w:br/>
-        <w:t xml:space="preserve">    </w:t>
-      </w:r>
-      <w:proofErr w:type="spellStart"/>
-      <w:r>
-        <w:rPr>
-          <w:rFonts w:ascii="Courier New" w:eastAsia="Times New Roman" w:hAnsi="Courier New"/>
-          <w:color w:val="auto"/>
-          <w:sz w:val="16"/>
-          <w:szCs w:val="16"/>
-          <w:lang w:val="en-US"/>
-        </w:rPr>
-        <w:t>print_women_cats_lecture_check</w:t>
-      </w:r>
-      <w:proofErr w:type="spellEnd"/>
-      <w:r>
-        <w:rPr>
-          <w:rFonts w:ascii="Courier New" w:eastAsia="Times New Roman" w:hAnsi="Courier New"/>
-          <w:color w:val="auto"/>
-          <w:sz w:val="16"/>
-          <w:szCs w:val="16"/>
-          <w:lang w:val="en-US"/>
-        </w:rPr>
-        <w:t>()</w:t>
-      </w:r>
-      <w:r>
-        <w:rPr>
-          <w:rFonts w:ascii="Courier New" w:eastAsia="Times New Roman" w:hAnsi="Courier New"/>
-          <w:color w:val="auto"/>
-          <w:sz w:val="16"/>
-          <w:szCs w:val="16"/>
-          <w:lang w:val="en-US"/>
-        </w:rPr>
-        <w:br/>
-        <w:t xml:space="preserve">    </w:t>
-      </w:r>
-      <w:proofErr w:type="spellStart"/>
-      <w:r>
-        <w:rPr>
-          <w:rFonts w:ascii="Courier New" w:eastAsia="Times New Roman" w:hAnsi="Courier New"/>
-          <w:color w:val="auto"/>
-          <w:sz w:val="16"/>
-          <w:szCs w:val="16"/>
-          <w:lang w:val="en-US"/>
-        </w:rPr>
-        <w:t>print_women_cats_individual_variant</w:t>
-      </w:r>
-      <w:proofErr w:type="spellEnd"/>
-      <w:r>
-        <w:rPr>
-          <w:rFonts w:ascii="Courier New" w:eastAsia="Times New Roman" w:hAnsi="Courier New"/>
-          <w:color w:val="auto"/>
-          <w:sz w:val="16"/>
-          <w:szCs w:val="16"/>
-          <w:lang w:val="en-US"/>
-        </w:rPr>
-        <w:t>(*POPULATION_PARAMS)</w:t>
+        <w:t xml:space="preserve">    print_inspection_lecture_check(max_N=8)</w:t>
+      </w:r>
+      <w:r>
+        <w:rPr>
+          <w:rFonts w:ascii="Courier New" w:eastAsia="Times New Roman" w:hAnsi="Courier New"/>
+          <w:color w:val="auto"/>
+          <w:sz w:val="16"/>
+          <w:szCs w:val="16"/>
+          <w:lang w:val="en-US"/>
+        </w:rPr>
+        <w:br/>
+        <w:t xml:space="preserve">    print_inspection_individual_variant(N=INSPECTION_N)</w:t>
+      </w:r>
+      <w:r>
+        <w:rPr>
+          <w:rFonts w:ascii="Courier New" w:eastAsia="Times New Roman" w:hAnsi="Courier New"/>
+          <w:color w:val="auto"/>
+          <w:sz w:val="16"/>
+          <w:szCs w:val="16"/>
+          <w:lang w:val="en-US"/>
+        </w:rPr>
+        <w:br/>
+      </w:r>
+      <w:r>
+        <w:rPr>
+          <w:rFonts w:ascii="Courier New" w:eastAsia="Times New Roman" w:hAnsi="Courier New"/>
+          <w:color w:val="auto"/>
+          <w:sz w:val="16"/>
+          <w:szCs w:val="16"/>
+          <w:lang w:val="en-US"/>
+        </w:rPr>
+        <w:br/>
+        <w:t xml:space="preserve">    print_women_cats_lecture_check()</w:t>
+      </w:r>
+      <w:r>
+        <w:rPr>
+          <w:rFonts w:ascii="Courier New" w:eastAsia="Times New Roman" w:hAnsi="Courier New"/>
+          <w:color w:val="auto"/>
+          <w:sz w:val="16"/>
+          <w:szCs w:val="16"/>
+          <w:lang w:val="en-US"/>
+        </w:rPr>
+        <w:br/>
+        <w:t xml:space="preserve">    print_women_cats_individual_variant(*POPULATION_PARAMS)</w:t>
       </w:r>
       <w:r>
         <w:rPr>
@@ -21946,29 +16986,7 @@
           <w:lang w:val="en-US"/>
         </w:rPr>
         <w:br/>
-        <w:t xml:space="preserve">    </w:t>
-      </w:r>
-      <w:proofErr w:type="spellStart"/>
-      <w:r>
-        <w:rPr>
-          <w:rFonts w:ascii="Courier New" w:eastAsia="Times New Roman" w:hAnsi="Courier New"/>
-          <w:color w:val="auto"/>
-          <w:sz w:val="16"/>
-          <w:szCs w:val="16"/>
-          <w:lang w:val="en-US"/>
-        </w:rPr>
-        <w:t>solve_ruin_games</w:t>
-      </w:r>
-      <w:proofErr w:type="spellEnd"/>
-      <w:r>
-        <w:rPr>
-          <w:rFonts w:ascii="Courier New" w:eastAsia="Times New Roman" w:hAnsi="Courier New"/>
-          <w:color w:val="auto"/>
-          <w:sz w:val="16"/>
-          <w:szCs w:val="16"/>
-          <w:lang w:val="en-US"/>
-        </w:rPr>
-        <w:t>()</w:t>
+        <w:t xml:space="preserve">    solve_ruin_games()</w:t>
       </w:r>
     </w:p>
     <w:sectPr>
@@ -24274,6 +19292,7 @@
   <w:style w:type="character" w:default="1" w:styleId="a0">
     <w:name w:val="Default Paragraph Font"/>
     <w:uiPriority w:val="1"/>
+    <w:semiHidden/>
     <w:unhideWhenUsed/>
   </w:style>
   <w:style w:type="table" w:default="1" w:styleId="a1">
